--- a/考公/难点词语.docx
+++ b/考公/难点词语.docx
@@ -7695,73 +7695,49 @@
         <w:rPr>
           <w:rFonts w:ascii="Arial" w:hAnsi="Arial" w:cs="Arial" w:hint="eastAsia"/>
         </w:rPr>
-        <w:t>壮丽</w:t>
-      </w:r>
-      <w:r>
-        <w:rPr>
-          <w:rFonts w:ascii="Arial" w:hAnsi="Arial" w:cs="Arial" w:hint="eastAsia"/>
-        </w:rPr>
-        <w:t>：雄壮而美丽，形容大场面美丽</w:t>
-      </w:r>
-    </w:p>
-    <w:p>
-      <w:pPr>
-        <w:ind w:firstLine="420"/>
-        <w:rPr>
-          <w:rFonts w:ascii="Arial" w:hAnsi="Arial" w:cs="Arial"/>
-        </w:rPr>
-      </w:pPr>
-      <w:r>
-        <w:rPr>
-          <w:rFonts w:ascii="Arial" w:hAnsi="Arial" w:cs="Arial" w:hint="eastAsia"/>
-        </w:rPr>
-        <w:t>华丽</w:t>
-      </w:r>
-      <w:r>
-        <w:rPr>
-          <w:rFonts w:ascii="Arial" w:hAnsi="Arial" w:cs="Arial" w:hint="eastAsia"/>
-        </w:rPr>
-        <w:t>：形容衣服，装饰，辞藻等人工修饰的东西</w:t>
-      </w:r>
-    </w:p>
-    <w:p>
-      <w:pPr>
-        <w:ind w:firstLine="420"/>
-        <w:rPr>
-          <w:rFonts w:ascii="Arial" w:hAnsi="Arial" w:cs="Arial"/>
-        </w:rPr>
-      </w:pPr>
-      <w:r>
-        <w:rPr>
-          <w:rFonts w:ascii="Arial" w:hAnsi="Arial" w:cs="Arial" w:hint="eastAsia"/>
-        </w:rPr>
-        <w:t>宏伟</w:t>
-      </w:r>
-      <w:r>
-        <w:rPr>
-          <w:rFonts w:ascii="Arial" w:hAnsi="Arial" w:cs="Arial" w:hint="eastAsia"/>
-        </w:rPr>
-        <w:t>：规模宏大，缺少美丽</w:t>
-      </w:r>
-    </w:p>
-    <w:p>
-      <w:pPr>
-        <w:ind w:firstLine="420"/>
-        <w:rPr>
-          <w:rFonts w:ascii="Arial" w:hAnsi="Arial" w:cs="Arial" w:hint="eastAsia"/>
-        </w:rPr>
-      </w:pPr>
-      <w:r>
-        <w:rPr>
-          <w:rFonts w:ascii="Arial" w:hAnsi="Arial" w:cs="Arial" w:hint="eastAsia"/>
-        </w:rPr>
-        <w:t>绮丽</w:t>
-      </w:r>
-      <w:r>
-        <w:rPr>
-          <w:rFonts w:ascii="Arial" w:hAnsi="Arial" w:cs="Arial" w:hint="eastAsia"/>
-        </w:rPr>
-        <w:t>：鲜艳秀丽，形容小而精致的风光</w:t>
+        <w:t>壮丽：雄壮而美丽，形容大场面美丽</w:t>
+      </w:r>
+    </w:p>
+    <w:p>
+      <w:pPr>
+        <w:ind w:firstLine="420"/>
+        <w:rPr>
+          <w:rFonts w:ascii="Arial" w:hAnsi="Arial" w:cs="Arial"/>
+        </w:rPr>
+      </w:pPr>
+      <w:r>
+        <w:rPr>
+          <w:rFonts w:ascii="Arial" w:hAnsi="Arial" w:cs="Arial" w:hint="eastAsia"/>
+        </w:rPr>
+        <w:t>华丽：形容衣服，装饰，辞藻等人工修饰的东西</w:t>
+      </w:r>
+    </w:p>
+    <w:p>
+      <w:pPr>
+        <w:ind w:firstLine="420"/>
+        <w:rPr>
+          <w:rFonts w:ascii="Arial" w:hAnsi="Arial" w:cs="Arial"/>
+        </w:rPr>
+      </w:pPr>
+      <w:r>
+        <w:rPr>
+          <w:rFonts w:ascii="Arial" w:hAnsi="Arial" w:cs="Arial" w:hint="eastAsia"/>
+        </w:rPr>
+        <w:t>宏伟：规模宏大，缺少美丽</w:t>
+      </w:r>
+    </w:p>
+    <w:p>
+      <w:pPr>
+        <w:ind w:firstLine="420"/>
+        <w:rPr>
+          <w:rFonts w:ascii="Arial" w:hAnsi="Arial" w:cs="Arial"/>
+        </w:rPr>
+      </w:pPr>
+      <w:r>
+        <w:rPr>
+          <w:rFonts w:ascii="Arial" w:hAnsi="Arial" w:cs="Arial" w:hint="eastAsia"/>
+        </w:rPr>
+        <w:t>绮丽：鲜艳秀丽，形容小而精致的风光</w:t>
       </w:r>
       <w:r>
         <w:rPr>
@@ -7789,6 +7765,675 @@
         <w:ind w:firstLine="420"/>
         <w:rPr>
           <w:rFonts w:ascii="Arial" w:hAnsi="Arial" w:cs="Arial"/>
+        </w:rPr>
+      </w:pPr>
+    </w:p>
+    <w:p>
+      <w:pPr>
+        <w:ind w:firstLine="420"/>
+        <w:rPr>
+          <w:rFonts w:ascii="Arial" w:hAnsi="Arial" w:cs="Arial"/>
+        </w:rPr>
+      </w:pPr>
+    </w:p>
+    <w:p>
+      <w:pPr>
+        <w:ind w:firstLine="420"/>
+        <w:rPr>
+          <w:rFonts w:ascii="Arial" w:hAnsi="Arial" w:cs="Arial" w:hint="eastAsia"/>
+        </w:rPr>
+      </w:pPr>
+      <w:r>
+        <w:rPr>
+          <w:rFonts w:ascii="Arial" w:hAnsi="Arial" w:cs="Arial" w:hint="eastAsia"/>
+        </w:rPr>
+        <w:t>正确</w:t>
+      </w:r>
+      <w:r>
+        <w:rPr>
+          <w:rFonts w:ascii="Arial" w:hAnsi="Arial" w:cs="Arial" w:hint="eastAsia"/>
+        </w:rPr>
+        <w:t xml:space="preserve">  </w:t>
+      </w:r>
+      <w:r>
+        <w:rPr>
+          <w:rFonts w:ascii="Arial" w:hAnsi="Arial" w:cs="Arial" w:hint="eastAsia"/>
+        </w:rPr>
+        <w:t>准确</w:t>
+      </w:r>
+    </w:p>
+    <w:p>
+      <w:pPr>
+        <w:ind w:firstLine="420"/>
+        <w:rPr>
+          <w:rFonts w:ascii="Arial" w:hAnsi="Arial" w:cs="Arial"/>
+        </w:rPr>
+      </w:pPr>
+      <w:r>
+        <w:rPr>
+          <w:rFonts w:ascii="Arial" w:hAnsi="Arial" w:cs="Arial" w:hint="eastAsia"/>
+        </w:rPr>
+        <w:t>正确就是分对错</w:t>
+      </w:r>
+    </w:p>
+    <w:p>
+      <w:pPr>
+        <w:ind w:firstLine="420"/>
+        <w:rPr>
+          <w:rFonts w:ascii="Arial" w:hAnsi="Arial" w:cs="Arial"/>
+        </w:rPr>
+      </w:pPr>
+      <w:r>
+        <w:rPr>
+          <w:rFonts w:ascii="Arial" w:hAnsi="Arial" w:cs="Arial" w:hint="eastAsia"/>
+        </w:rPr>
+        <w:t>准确更细致，要求在正确的基础上要对的</w:t>
+      </w:r>
+      <w:r>
+        <w:rPr>
+          <w:rFonts w:ascii="Arial" w:hAnsi="Arial" w:cs="Arial" w:hint="eastAsia"/>
+        </w:rPr>
+        <w:t>更</w:t>
+      </w:r>
+      <w:r>
+        <w:rPr>
+          <w:rFonts w:ascii="Arial" w:hAnsi="Arial" w:cs="Arial" w:hint="eastAsia"/>
+        </w:rPr>
+        <w:t>标准</w:t>
+      </w:r>
+      <w:r>
+        <w:rPr>
+          <w:rFonts w:ascii="Arial" w:hAnsi="Arial" w:cs="Arial" w:hint="eastAsia"/>
+        </w:rPr>
+        <w:t>更</w:t>
+      </w:r>
+      <w:r>
+        <w:rPr>
+          <w:rFonts w:ascii="Arial" w:hAnsi="Arial" w:cs="Arial" w:hint="eastAsia"/>
+        </w:rPr>
+        <w:t>吻合</w:t>
+      </w:r>
+    </w:p>
+    <w:p>
+      <w:pPr>
+        <w:ind w:firstLine="420"/>
+        <w:rPr>
+          <w:rFonts w:ascii="Arial" w:hAnsi="Arial" w:cs="Arial"/>
+        </w:rPr>
+      </w:pPr>
+      <w:r>
+        <w:rPr>
+          <w:rFonts w:ascii="Arial" w:hAnsi="Arial" w:cs="Arial" w:hint="eastAsia"/>
+        </w:rPr>
+        <w:t>如申论要求的完整准确，则是要我们用词要尽可能</w:t>
+      </w:r>
+      <w:r>
+        <w:rPr>
+          <w:rFonts w:ascii="Arial" w:hAnsi="Arial" w:cs="Arial" w:hint="eastAsia"/>
+        </w:rPr>
+        <w:t>符合以下几点</w:t>
+      </w:r>
+    </w:p>
+    <w:p>
+      <w:pPr>
+        <w:ind w:firstLine="420"/>
+        <w:rPr>
+          <w:rFonts w:ascii="Arial" w:hAnsi="Arial" w:cs="Arial"/>
+        </w:rPr>
+      </w:pPr>
+      <w:r>
+        <w:rPr>
+          <w:rFonts w:ascii="Arial" w:hAnsi="Arial" w:cs="Arial"/>
+        </w:rPr>
+        <w:tab/>
+      </w:r>
+      <w:r>
+        <w:rPr>
+          <w:rFonts w:ascii="Arial" w:hAnsi="Arial" w:cs="Arial"/>
+          <w:b/>
+          <w:bCs/>
+        </w:rPr>
+        <w:t>贴合原文</w:t>
+      </w:r>
+      <w:r>
+        <w:rPr>
+          <w:rFonts w:ascii="Arial" w:hAnsi="Arial" w:cs="Arial"/>
+          <w:b/>
+          <w:bCs/>
+        </w:rPr>
+        <w:t xml:space="preserve"> / </w:t>
+      </w:r>
+      <w:r>
+        <w:rPr>
+          <w:rFonts w:ascii="Arial" w:hAnsi="Arial" w:cs="Arial"/>
+          <w:b/>
+          <w:bCs/>
+        </w:rPr>
+        <w:t>原意</w:t>
+      </w:r>
+      <w:r>
+        <w:rPr>
+          <w:rFonts w:ascii="Arial" w:hAnsi="Arial" w:cs="Arial"/>
+        </w:rPr>
+        <w:t>（不夸大、不缩小、不引申、不过度解读）</w:t>
+      </w:r>
+      <w:r>
+        <w:rPr>
+          <w:rFonts w:ascii="Arial" w:hAnsi="Arial" w:cs="Arial"/>
+        </w:rPr>
+        <w:t xml:space="preserve"> </w:t>
+      </w:r>
+    </w:p>
+    <w:p>
+      <w:pPr>
+        <w:ind w:left="420" w:firstLine="420"/>
+        <w:rPr>
+          <w:rFonts w:ascii="Arial" w:hAnsi="Arial" w:cs="Arial"/>
+        </w:rPr>
+      </w:pPr>
+      <w:r>
+        <w:rPr>
+          <w:rFonts w:ascii="Arial" w:hAnsi="Arial" w:cs="Arial"/>
+          <w:b/>
+          <w:bCs/>
+        </w:rPr>
+        <w:t>用词规范</w:t>
+      </w:r>
+      <w:r>
+        <w:rPr>
+          <w:rFonts w:ascii="Arial" w:hAnsi="Arial" w:cs="Arial"/>
+        </w:rPr>
+        <w:t>（书面、正式、语体匹配）</w:t>
+      </w:r>
+      <w:r>
+        <w:rPr>
+          <w:rFonts w:ascii="Arial" w:hAnsi="Arial" w:cs="Arial"/>
+        </w:rPr>
+        <w:t xml:space="preserve"> </w:t>
+      </w:r>
+    </w:p>
+    <w:p>
+      <w:pPr>
+        <w:ind w:left="420" w:firstLine="420"/>
+        <w:rPr>
+          <w:rFonts w:ascii="Arial" w:hAnsi="Arial" w:cs="Arial"/>
+        </w:rPr>
+      </w:pPr>
+      <w:r>
+        <w:rPr>
+          <w:rFonts w:ascii="Arial" w:hAnsi="Arial" w:cs="Arial"/>
+          <w:b/>
+          <w:bCs/>
+        </w:rPr>
+        <w:t>语义轻重恰当</w:t>
+      </w:r>
+      <w:r>
+        <w:rPr>
+          <w:rFonts w:ascii="Arial" w:hAnsi="Arial" w:cs="Arial"/>
+        </w:rPr>
+        <w:t xml:space="preserve"> </w:t>
+      </w:r>
+    </w:p>
+    <w:p>
+      <w:pPr>
+        <w:ind w:left="420" w:firstLine="420"/>
+        <w:rPr>
+          <w:rFonts w:ascii="Arial" w:hAnsi="Arial" w:cs="Arial"/>
+        </w:rPr>
+      </w:pPr>
+      <w:r>
+        <w:rPr>
+          <w:rFonts w:ascii="Arial" w:hAnsi="Arial" w:cs="Arial"/>
+          <w:b/>
+          <w:bCs/>
+        </w:rPr>
+        <w:t>感情色彩匹配</w:t>
+      </w:r>
+      <w:r>
+        <w:rPr>
+          <w:rFonts w:ascii="Arial" w:hAnsi="Arial" w:cs="Arial"/>
+        </w:rPr>
+        <w:t>（褒</w:t>
+      </w:r>
+      <w:r>
+        <w:rPr>
+          <w:rFonts w:ascii="Arial" w:hAnsi="Arial" w:cs="Arial"/>
+        </w:rPr>
+        <w:t xml:space="preserve"> / </w:t>
+      </w:r>
+      <w:r>
+        <w:rPr>
+          <w:rFonts w:ascii="Arial" w:hAnsi="Arial" w:cs="Arial"/>
+        </w:rPr>
+        <w:t>中</w:t>
+      </w:r>
+      <w:r>
+        <w:rPr>
+          <w:rFonts w:ascii="Arial" w:hAnsi="Arial" w:cs="Arial"/>
+        </w:rPr>
+        <w:t xml:space="preserve"> / </w:t>
+      </w:r>
+      <w:r>
+        <w:rPr>
+          <w:rFonts w:ascii="Arial" w:hAnsi="Arial" w:cs="Arial"/>
+        </w:rPr>
+        <w:t>贬）</w:t>
+      </w:r>
+      <w:r>
+        <w:rPr>
+          <w:rFonts w:ascii="Arial" w:hAnsi="Arial" w:cs="Arial"/>
+        </w:rPr>
+        <w:t xml:space="preserve"> </w:t>
+      </w:r>
+    </w:p>
+    <w:p>
+      <w:pPr>
+        <w:ind w:firstLine="420"/>
+        <w:rPr>
+          <w:rFonts w:ascii="Arial" w:hAnsi="Arial" w:cs="Arial" w:hint="eastAsia"/>
+        </w:rPr>
+      </w:pPr>
+      <w:r>
+        <w:rPr>
+          <w:rFonts w:ascii="Arial" w:hAnsi="Arial" w:cs="Arial" w:hint="eastAsia"/>
+        </w:rPr>
+        <w:t>（要书面用语，</w:t>
+      </w:r>
+      <w:r>
+        <w:rPr>
+          <w:rFonts w:ascii="Arial" w:hAnsi="Arial" w:cs="Arial" w:hint="eastAsia"/>
+        </w:rPr>
+        <w:t>语义轻重</w:t>
+      </w:r>
+      <w:r>
+        <w:rPr>
+          <w:rFonts w:ascii="Arial" w:hAnsi="Arial" w:cs="Arial" w:hint="eastAsia"/>
+        </w:rPr>
+        <w:t>要合适</w:t>
+      </w:r>
+      <w:r>
+        <w:rPr>
+          <w:rFonts w:ascii="Arial" w:hAnsi="Arial" w:cs="Arial" w:hint="eastAsia"/>
+        </w:rPr>
+        <w:t>，</w:t>
+      </w:r>
+      <w:r>
+        <w:rPr>
+          <w:rFonts w:ascii="Arial" w:hAnsi="Arial" w:cs="Arial" w:hint="eastAsia"/>
+        </w:rPr>
+        <w:t>情感要符合，用褒义词还是中性词，如该用褒义词时</w:t>
+      </w:r>
+      <w:r>
+        <w:rPr>
+          <w:rFonts w:ascii="Arial" w:hAnsi="Arial" w:cs="Arial" w:hint="eastAsia"/>
+        </w:rPr>
+        <w:lastRenderedPageBreak/>
+        <w:t>用了中性词，也正确，但不够准确）</w:t>
+      </w:r>
+    </w:p>
+    <w:p>
+      <w:pPr>
+        <w:ind w:firstLine="420"/>
+        <w:rPr>
+          <w:rFonts w:ascii="Arial" w:hAnsi="Arial" w:cs="Arial"/>
+        </w:rPr>
+      </w:pPr>
+      <w:r>
+        <w:rPr>
+          <w:rFonts w:ascii="Arial" w:hAnsi="Arial" w:cs="Arial"/>
+        </w:rPr>
+        <w:t>原文：</w:t>
+      </w:r>
+      <w:r>
+        <w:rPr>
+          <w:rFonts w:ascii="Arial" w:hAnsi="Arial" w:cs="Arial"/>
+          <w:b/>
+          <w:bCs/>
+        </w:rPr>
+        <w:t>群众纷纷点赞、高度认可、十分满意。</w:t>
+      </w:r>
+    </w:p>
+    <w:p>
+      <w:pPr>
+        <w:numPr>
+          <w:ilvl w:val="0"/>
+          <w:numId w:val="6"/>
+        </w:numPr>
+        <w:rPr>
+          <w:rFonts w:ascii="Arial" w:hAnsi="Arial" w:cs="Arial"/>
+        </w:rPr>
+      </w:pPr>
+      <w:r>
+        <w:rPr>
+          <w:rFonts w:ascii="Arial" w:hAnsi="Arial" w:cs="Arial"/>
+        </w:rPr>
+        <w:t>概括成：</w:t>
+      </w:r>
+      <w:r>
+        <w:rPr>
+          <w:rFonts w:ascii="Arial" w:hAnsi="Arial" w:cs="Arial"/>
+          <w:b/>
+          <w:bCs/>
+        </w:rPr>
+        <w:t>群众支持</w:t>
+      </w:r>
+    </w:p>
+    <w:p>
+      <w:pPr>
+        <w:ind w:firstLine="420"/>
+        <w:rPr>
+          <w:rFonts w:ascii="Arial" w:hAnsi="Arial" w:cs="Arial"/>
+        </w:rPr>
+      </w:pPr>
+      <w:r>
+        <w:rPr>
+          <w:rFonts w:ascii="Arial" w:hAnsi="Arial" w:cs="Arial"/>
+        </w:rPr>
+        <w:t xml:space="preserve">→ </w:t>
+      </w:r>
+      <w:r>
+        <w:rPr>
+          <w:rFonts w:ascii="Arial" w:hAnsi="Arial" w:cs="Arial"/>
+        </w:rPr>
+        <w:t>正确，但</w:t>
+      </w:r>
+      <w:r>
+        <w:rPr>
+          <w:rFonts w:ascii="Arial" w:hAnsi="Arial" w:cs="Arial"/>
+          <w:b/>
+          <w:bCs/>
+        </w:rPr>
+        <w:t>不准确</w:t>
+      </w:r>
+      <w:r>
+        <w:rPr>
+          <w:rFonts w:ascii="Arial" w:hAnsi="Arial" w:cs="Arial"/>
+        </w:rPr>
+        <w:t>（太淡、太弱）</w:t>
+      </w:r>
+    </w:p>
+    <w:p>
+      <w:pPr>
+        <w:numPr>
+          <w:ilvl w:val="0"/>
+          <w:numId w:val="6"/>
+        </w:numPr>
+        <w:rPr>
+          <w:rFonts w:ascii="Arial" w:hAnsi="Arial" w:cs="Arial"/>
+        </w:rPr>
+      </w:pPr>
+      <w:r>
+        <w:rPr>
+          <w:rFonts w:ascii="Arial" w:hAnsi="Arial" w:cs="Arial"/>
+        </w:rPr>
+        <w:t>概括成：</w:t>
+      </w:r>
+      <w:r>
+        <w:rPr>
+          <w:rFonts w:ascii="Arial" w:hAnsi="Arial" w:cs="Arial"/>
+          <w:b/>
+          <w:bCs/>
+        </w:rPr>
+        <w:t>群众高度认可、满意度高</w:t>
+      </w:r>
+    </w:p>
+    <w:p>
+      <w:pPr>
+        <w:ind w:firstLine="420"/>
+        <w:rPr>
+          <w:rFonts w:ascii="Arial" w:hAnsi="Arial" w:cs="Arial"/>
+        </w:rPr>
+      </w:pPr>
+      <w:r>
+        <w:rPr>
+          <w:rFonts w:ascii="Arial" w:hAnsi="Arial" w:cs="Arial"/>
+        </w:rPr>
+        <w:t xml:space="preserve">→ </w:t>
+      </w:r>
+      <w:r>
+        <w:rPr>
+          <w:rFonts w:ascii="Arial" w:hAnsi="Arial" w:cs="Arial"/>
+          <w:b/>
+          <w:bCs/>
+        </w:rPr>
+        <w:t>正确</w:t>
+      </w:r>
+      <w:r>
+        <w:rPr>
+          <w:rFonts w:ascii="Arial" w:hAnsi="Arial" w:cs="Arial"/>
+          <w:b/>
+          <w:bCs/>
+        </w:rPr>
+        <w:t xml:space="preserve"> + </w:t>
+      </w:r>
+      <w:r>
+        <w:rPr>
+          <w:rFonts w:ascii="Arial" w:hAnsi="Arial" w:cs="Arial"/>
+          <w:b/>
+          <w:bCs/>
+        </w:rPr>
+        <w:t>准确</w:t>
+      </w:r>
+    </w:p>
+    <w:p>
+      <w:pPr>
+        <w:ind w:firstLine="420"/>
+        <w:rPr>
+          <w:rFonts w:ascii="Arial" w:hAnsi="Arial" w:cs="Arial"/>
+        </w:rPr>
+      </w:pPr>
+    </w:p>
+    <w:p>
+      <w:pPr>
+        <w:ind w:firstLine="420"/>
+        <w:rPr>
+          <w:rFonts w:ascii="Arial" w:hAnsi="Arial" w:cs="Arial"/>
+        </w:rPr>
+      </w:pPr>
+      <w:r>
+        <w:rPr>
+          <w:rFonts w:ascii="Arial" w:hAnsi="Arial" w:cs="Arial"/>
+        </w:rPr>
+        <w:t>网络上很多人说申论小题要尽量使用原词原句，</w:t>
+      </w:r>
+      <w:r>
+        <w:rPr>
+          <w:rFonts w:ascii="Arial" w:hAnsi="Arial" w:cs="Arial" w:hint="eastAsia"/>
+        </w:rPr>
+        <w:t>其实是</w:t>
+      </w:r>
+      <w:r>
+        <w:rPr>
+          <w:rFonts w:ascii="Arial" w:hAnsi="Arial" w:cs="Arial"/>
+        </w:rPr>
+        <w:t>因为使用原词原句</w:t>
+      </w:r>
+      <w:r>
+        <w:rPr>
+          <w:rFonts w:ascii="Arial" w:hAnsi="Arial" w:cs="Arial" w:hint="eastAsia"/>
+        </w:rPr>
+        <w:t>最不容易失真</w:t>
+      </w:r>
+    </w:p>
+    <w:p>
+      <w:pPr>
+        <w:ind w:firstLine="420"/>
+        <w:rPr>
+          <w:rFonts w:ascii="Arial" w:hAnsi="Arial" w:cs="Arial"/>
+        </w:rPr>
+      </w:pPr>
+      <w:r>
+        <w:rPr>
+          <w:rFonts w:ascii="Arial" w:hAnsi="Arial" w:cs="Arial" w:hint="eastAsia"/>
+        </w:rPr>
+        <w:t>用自己的话概括</w:t>
+      </w:r>
+      <w:r>
+        <w:rPr>
+          <w:rFonts w:ascii="Arial" w:hAnsi="Arial" w:cs="Arial"/>
+        </w:rPr>
+        <w:t xml:space="preserve"> → </w:t>
+      </w:r>
+      <w:r>
+        <w:rPr>
+          <w:rFonts w:ascii="Arial" w:hAnsi="Arial" w:cs="Arial"/>
+        </w:rPr>
+        <w:t>可能偏、可能浅、可能重、可能扩、可能缩</w:t>
+      </w:r>
+    </w:p>
+    <w:p>
+      <w:pPr>
+        <w:ind w:firstLine="420"/>
+        <w:rPr>
+          <w:rFonts w:ascii="Arial" w:hAnsi="Arial" w:cs="Arial"/>
+        </w:rPr>
+      </w:pPr>
+      <w:r>
+        <w:rPr>
+          <w:rFonts w:ascii="Arial" w:hAnsi="Arial" w:cs="Arial"/>
+        </w:rPr>
+        <w:t>用原文词</w:t>
+      </w:r>
+      <w:r>
+        <w:rPr>
+          <w:rFonts w:ascii="Arial" w:hAnsi="Arial" w:cs="Arial"/>
+        </w:rPr>
+        <w:t xml:space="preserve"> → </w:t>
+      </w:r>
+      <w:r>
+        <w:rPr>
+          <w:rFonts w:ascii="Arial" w:hAnsi="Arial" w:cs="Arial"/>
+          <w:b/>
+          <w:bCs/>
+        </w:rPr>
+        <w:t>最接近材料原意</w:t>
+      </w:r>
+      <w:r>
+        <w:rPr>
+          <w:rFonts w:ascii="Arial" w:hAnsi="Arial" w:cs="Arial"/>
+          <w:b/>
+          <w:bCs/>
+        </w:rPr>
+        <w:t xml:space="preserve"> = </w:t>
+      </w:r>
+      <w:r>
+        <w:rPr>
+          <w:rFonts w:ascii="Arial" w:hAnsi="Arial" w:cs="Arial"/>
+          <w:b/>
+          <w:bCs/>
+        </w:rPr>
+        <w:t>最准确</w:t>
+      </w:r>
+    </w:p>
+    <w:p>
+      <w:pPr>
+        <w:ind w:firstLine="420"/>
+        <w:rPr>
+          <w:rFonts w:ascii="Arial" w:hAnsi="Arial" w:cs="Arial"/>
+        </w:rPr>
+      </w:pPr>
+      <w:r>
+        <w:rPr>
+          <w:rFonts w:ascii="Arial" w:hAnsi="Arial" w:cs="Arial"/>
+        </w:rPr>
+        <w:t>所以要尽量使用原词原句这只是提分的表面技巧，核心底层原理还是要准确</w:t>
+      </w:r>
+    </w:p>
+    <w:p>
+      <w:pPr>
+        <w:ind w:firstLine="420"/>
+        <w:rPr>
+          <w:rFonts w:ascii="Arial" w:hAnsi="Arial" w:cs="Arial" w:hint="eastAsia"/>
+        </w:rPr>
+      </w:pPr>
+      <w:r>
+        <w:rPr>
+          <w:rFonts w:ascii="Arial" w:hAnsi="Arial" w:cs="Arial" w:hint="eastAsia"/>
+        </w:rPr>
+        <w:t>有时材料原文写的比较口语化，这时为了准确，就不能照抄了，而需要将其进行书面化的表达</w:t>
+      </w:r>
+    </w:p>
+    <w:p>
+      <w:pPr>
+        <w:ind w:firstLine="420"/>
+        <w:rPr>
+          <w:rFonts w:ascii="Arial" w:hAnsi="Arial" w:cs="Arial"/>
+        </w:rPr>
+      </w:pPr>
+    </w:p>
+    <w:p>
+      <w:pPr>
+        <w:ind w:firstLine="420"/>
+        <w:rPr>
+          <w:rFonts w:ascii="Arial" w:hAnsi="Arial" w:cs="Arial"/>
+        </w:rPr>
+      </w:pPr>
+    </w:p>
+    <w:p>
+      <w:pPr>
+        <w:ind w:firstLine="420"/>
+        <w:rPr>
+          <w:rFonts w:ascii="Arial" w:hAnsi="Arial" w:cs="Arial"/>
+        </w:rPr>
+      </w:pPr>
+    </w:p>
+    <w:p>
+      <w:pPr>
+        <w:ind w:firstLine="420"/>
+        <w:rPr>
+          <w:rFonts w:ascii="Arial" w:hAnsi="Arial" w:cs="Arial"/>
+        </w:rPr>
+      </w:pPr>
+      <w:r>
+        <w:rPr>
+          <w:rFonts w:ascii="Arial" w:hAnsi="Arial" w:cs="Arial" w:hint="eastAsia"/>
+        </w:rPr>
+        <w:t>言语理解中一般也是问最准确的是，而不是正确的是</w:t>
+      </w:r>
+    </w:p>
+    <w:p>
+      <w:pPr>
+        <w:ind w:firstLine="420"/>
+        <w:rPr>
+          <w:rFonts w:ascii="Arial" w:hAnsi="Arial" w:cs="Arial"/>
+        </w:rPr>
+      </w:pPr>
+    </w:p>
+    <w:p>
+      <w:pPr>
+        <w:ind w:firstLine="420"/>
+        <w:rPr>
+          <w:rFonts w:ascii="Arial" w:hAnsi="Arial" w:cs="Arial"/>
+        </w:rPr>
+      </w:pPr>
+    </w:p>
+    <w:p>
+      <w:pPr>
+        <w:ind w:firstLine="420"/>
+        <w:rPr>
+          <w:rFonts w:ascii="Arial" w:hAnsi="Arial" w:cs="Arial"/>
+        </w:rPr>
+      </w:pPr>
+    </w:p>
+    <w:p>
+      <w:pPr>
+        <w:ind w:firstLine="420"/>
+        <w:rPr>
+          <w:rFonts w:ascii="Arial" w:hAnsi="Arial" w:cs="Arial" w:hint="eastAsia"/>
+        </w:rPr>
+      </w:pPr>
+      <w:r>
+        <w:rPr>
+          <w:rFonts w:ascii="Arial" w:hAnsi="Arial" w:cs="Arial" w:hint="eastAsia"/>
+        </w:rPr>
+        <w:t>言语理解什么情况下考的是中心思想，什么情况下考的是作者意图，目前是先看中心思想，如漏了则看作者意图。这样解题速度快，基本不会错，但是从段落结构来看，是不是有其他思路，如分分结构要点多且分散，不适合考中心思想，因为很难将主干浓缩为一句话，所以这中结构大多考作者意图，此时直接看作者意图可以加快速度。</w:t>
+      </w:r>
+    </w:p>
+    <w:p>
+      <w:pPr>
+        <w:ind w:firstLine="420"/>
+        <w:rPr>
+          <w:rFonts w:ascii="Arial" w:hAnsi="Arial" w:cs="Arial" w:hint="eastAsia"/>
         </w:rPr>
       </w:pPr>
     </w:p>
@@ -8544,97 +9189,94 @@
         <w:t>新质生产力（</w:t>
       </w:r>
       <w:r>
-        <w:t>New Quality Productive Forces），是2023年9月习近平总书记在黑龙江考察</w:t>
-      </w:r>
-      <w:r>
+        <w:t>New Quality Productive Forces），是2023年9月习近平总书记在黑龙江考察调研期间首次提到的新的词汇，</w:t>
+      </w:r>
+    </w:p>
+    <w:p>
+      <w:pPr>
+        <w:rPr>
+          <w:rFonts w:hint="eastAsia"/>
+        </w:rPr>
+      </w:pPr>
+      <w:r>
+        <w:rPr>
+          <w:rFonts w:hint="eastAsia"/>
+        </w:rPr>
+        <w:t>科技创新能够催生新产业、新模式、新动能，是发展新质生产力的核心要素。必须加强科技创新，特别是原创性、颠覆性科技创新，加快实现高水平科技自立自强，打好关键核心技术攻坚战，使原创性、颠覆性科技创新成果竞相涌现，培育发展新质生产力的新动能</w:t>
+      </w:r>
+      <w:r>
+        <w:t xml:space="preserve"> [14]。</w:t>
+      </w:r>
+    </w:p>
+    <w:p>
+      <w:pPr>
+        <w:rPr>
+          <w:rFonts w:hint="eastAsia"/>
+        </w:rPr>
+      </w:pPr>
+      <w:r>
+        <w:rPr>
+          <w:rFonts w:hint="eastAsia"/>
+        </w:rPr>
+        <w:t>新质生产力</w:t>
+      </w:r>
+      <w:r>
+        <w:t xml:space="preserve"> =（科学技术革命性突破+ 生产要素创新性配置 + 产业深度转型升级）× （劳动力+劳动工具+劳动对象）优化组合</w:t>
+      </w:r>
+    </w:p>
+    <w:p>
+      <w:pPr>
+        <w:rPr>
+          <w:rFonts w:hint="eastAsia"/>
+        </w:rPr>
+      </w:pPr>
+      <w:r>
+        <w:rPr>
+          <w:rFonts w:hint="eastAsia"/>
+        </w:rPr>
+        <w:t>高效</w:t>
+      </w:r>
+      <w:r>
+        <w:t xml:space="preserve"> 环保 智能</w:t>
+      </w:r>
+    </w:p>
+    <w:p>
+      <w:pPr>
+        <w:rPr>
+          <w:rFonts w:hint="eastAsia"/>
+        </w:rPr>
+      </w:pPr>
+      <w:r>
+        <w:rPr>
+          <w:rFonts w:hint="eastAsia"/>
+        </w:rPr>
+        <w:t>新技术带来的新产业</w:t>
+      </w:r>
+    </w:p>
+    <w:p>
+      <w:pPr>
+        <w:rPr>
+          <w:rFonts w:hint="eastAsia"/>
+        </w:rPr>
+      </w:pPr>
+      <w:r>
+        <w:rPr>
+          <w:rFonts w:hint="eastAsia"/>
+        </w:rPr>
+        <w:t>要实现高质量发展，必须积极培育战略性新兴产业和未来产业，形成新质生产力</w:t>
+      </w:r>
+    </w:p>
+    <w:p>
+      <w:pPr>
+        <w:rPr>
+          <w:rFonts w:hint="eastAsia"/>
+        </w:rPr>
+      </w:pPr>
+      <w:r>
+        <w:rPr>
+          <w:rFonts w:hint="eastAsia"/>
+        </w:rPr>
         <w:lastRenderedPageBreak/>
-        <w:t>调研期间首次提到的新的词汇，</w:t>
-      </w:r>
-    </w:p>
-    <w:p>
-      <w:pPr>
-        <w:rPr>
-          <w:rFonts w:hint="eastAsia"/>
-        </w:rPr>
-      </w:pPr>
-      <w:r>
-        <w:rPr>
-          <w:rFonts w:hint="eastAsia"/>
-        </w:rPr>
-        <w:t>科技创新能够催生新产业、新模式、新动能，是发展新质生产力的核心要素。必须加强科技创新，特别是原创性、颠覆性科技创新，加快实现高水平科技自立自强，打好关键核心技术攻坚战，使原创性、颠覆性科技创新成果竞相涌现，培育发展新质生产力的新动能</w:t>
-      </w:r>
-      <w:r>
-        <w:t xml:space="preserve"> [14]。</w:t>
-      </w:r>
-    </w:p>
-    <w:p>
-      <w:pPr>
-        <w:rPr>
-          <w:rFonts w:hint="eastAsia"/>
-        </w:rPr>
-      </w:pPr>
-      <w:r>
-        <w:rPr>
-          <w:rFonts w:hint="eastAsia"/>
-        </w:rPr>
-        <w:t>新质生产力</w:t>
-      </w:r>
-      <w:r>
-        <w:t xml:space="preserve"> =（科学技术革命性突破+ 生产要素创新性配置 + 产业深度转型升级）× （劳动力+劳动工具+劳动对象）优化组合</w:t>
-      </w:r>
-    </w:p>
-    <w:p>
-      <w:pPr>
-        <w:rPr>
-          <w:rFonts w:hint="eastAsia"/>
-        </w:rPr>
-      </w:pPr>
-      <w:r>
-        <w:rPr>
-          <w:rFonts w:hint="eastAsia"/>
-        </w:rPr>
-        <w:t>高效</w:t>
-      </w:r>
-      <w:r>
-        <w:t xml:space="preserve"> 环保 智能</w:t>
-      </w:r>
-    </w:p>
-    <w:p>
-      <w:pPr>
-        <w:rPr>
-          <w:rFonts w:hint="eastAsia"/>
-        </w:rPr>
-      </w:pPr>
-      <w:r>
-        <w:rPr>
-          <w:rFonts w:hint="eastAsia"/>
-        </w:rPr>
-        <w:t>新技术带来的新产业</w:t>
-      </w:r>
-    </w:p>
-    <w:p>
-      <w:pPr>
-        <w:rPr>
-          <w:rFonts w:hint="eastAsia"/>
-        </w:rPr>
-      </w:pPr>
-      <w:r>
-        <w:rPr>
-          <w:rFonts w:hint="eastAsia"/>
-        </w:rPr>
-        <w:t>要实现高质量发展，必须积极培育战略性新兴产业和未来产业，形成新质生产力</w:t>
-      </w:r>
-    </w:p>
-    <w:p>
-      <w:pPr>
-        <w:rPr>
-          <w:rFonts w:hint="eastAsia"/>
-        </w:rPr>
-      </w:pPr>
-      <w:r>
-        <w:rPr>
-          <w:rFonts w:hint="eastAsia"/>
-        </w:rPr>
         <w:t>而今天，新一轮科技革命则呈多点爆发，新一代信息技术、人工智能、生物技术、新能源、新材料、高端装备、绿色环保等覆盖的产业范围越来越多，科技革命已经渗透到经济和社会生活的方方面面</w:t>
       </w:r>
     </w:p>
@@ -8839,6 +9481,155 @@
 <file path=word/numbering.xml><?xml version="1.0" encoding="utf-8"?>
 <w:numbering xmlns:wpc="http://schemas.microsoft.com/office/word/2010/wordprocessingCanvas" xmlns:cx="http://schemas.microsoft.com/office/drawing/2014/chartex" xmlns:cx1="http://schemas.microsoft.com/office/drawing/2015/9/8/chartex" xmlns:cx2="http://schemas.microsoft.com/office/drawing/2015/10/21/chartex" xmlns:cx3="http://schemas.microsoft.com/office/drawing/2016/5/9/chartex" xmlns:cx4="http://schemas.microsoft.com/office/drawing/2016/5/10/chartex" xmlns:cx5="http://schemas.microsoft.com/office/drawing/2016/5/11/chartex" xmlns:cx6="http://schemas.microsoft.com/office/drawing/2016/5/12/chartex" xmlns:cx7="http://schemas.microsoft.com/office/drawing/2016/5/13/chartex" xmlns:cx8="http://schemas.microsoft.com/office/drawing/2016/5/14/chartex" xmlns:mc="http://schemas.openxmlformats.org/markup-compatibility/2006" xmlns:aink="http://schemas.microsoft.com/office/drawing/2016/ink" xmlns:am3d="http://schemas.microsoft.com/office/drawing/2017/model3d" xmlns:o="urn:schemas-microsoft-com:office:office" xmlns:oel="http://schemas.microsoft.com/office/2019/extlst" xmlns:r="http://schemas.openxmlformats.org/officeDocument/2006/relationships" xmlns:m="http://schemas.openxmlformats.org/officeDocument/2006/math" xmlns:v="urn:schemas-microsoft-com:vml" xmlns:wp14="http://schemas.microsoft.com/office/word/2010/wordprocessingDrawing" xmlns:wp="http://schemas.openxmlformats.org/drawingml/2006/wordprocessingDrawing" xmlns:w10="urn:schemas-microsoft-com:office:word" xmlns:w="http://schemas.openxmlformats.org/wordprocessingml/2006/main" xmlns:w14="http://schemas.microsoft.com/office/word/2010/wordml" xmlns:w15="http://schemas.microsoft.com/office/word/2012/wordml" xmlns:w16cex="http://schemas.microsoft.com/office/word/2018/wordml/cex" xmlns:w16cid="http://schemas.microsoft.com/office/word/2016/wordml/cid" xmlns:w16="http://schemas.microsoft.com/office/word/2018/wordml" xmlns:w16du="http://schemas.microsoft.com/office/word/2023/wordml/word16du" xmlns:w16sdtdh="http://schemas.microsoft.com/office/word/2020/wordml/sdtdatahash" xmlns:w16sdtfl="http://schemas.microsoft.com/office/word/2024/wordml/sdtformatlock" xmlns:w16se="http://schemas.microsoft.com/office/word/2015/wordml/symex" xmlns:wpg="http://schemas.microsoft.com/office/word/2010/wordprocessingGroup" xmlns:wpi="http://schemas.microsoft.com/office/word/2010/wordprocessingInk" xmlns:wne="http://schemas.microsoft.com/office/word/2006/wordml" xmlns:wps="http://schemas.microsoft.com/office/word/2010/wordprocessingShape" mc:Ignorable="w14 w15 w16se w16cid w16 w16cex w16sdtdh w16sdtfl w16du wp14">
   <w:abstractNum w:abstractNumId="0" w15:restartNumberingAfterBreak="0">
+    <w:nsid w:val="19395850"/>
+    <w:multiLevelType w:val="multilevel"/>
+    <w:tmpl w:val="9EFA5680"/>
+    <w:lvl w:ilvl="0">
+      <w:start w:val="1"/>
+      <w:numFmt w:val="bullet"/>
+      <w:lvlText w:val=""/>
+      <w:lvlJc w:val="left"/>
+      <w:pPr>
+        <w:tabs>
+          <w:tab w:val="num" w:pos="720"/>
+        </w:tabs>
+        <w:ind w:left="720" w:hanging="360"/>
+      </w:pPr>
+      <w:rPr>
+        <w:rFonts w:ascii="Symbol" w:hAnsi="Symbol" w:hint="default"/>
+        <w:sz w:val="20"/>
+      </w:rPr>
+    </w:lvl>
+    <w:lvl w:ilvl="1" w:tentative="1">
+      <w:start w:val="1"/>
+      <w:numFmt w:val="bullet"/>
+      <w:lvlText w:val="o"/>
+      <w:lvlJc w:val="left"/>
+      <w:pPr>
+        <w:tabs>
+          <w:tab w:val="num" w:pos="1440"/>
+        </w:tabs>
+        <w:ind w:left="1440" w:hanging="360"/>
+      </w:pPr>
+      <w:rPr>
+        <w:rFonts w:ascii="Courier New" w:hAnsi="Courier New" w:hint="default"/>
+        <w:sz w:val="20"/>
+      </w:rPr>
+    </w:lvl>
+    <w:lvl w:ilvl="2" w:tentative="1">
+      <w:start w:val="1"/>
+      <w:numFmt w:val="bullet"/>
+      <w:lvlText w:val=""/>
+      <w:lvlJc w:val="left"/>
+      <w:pPr>
+        <w:tabs>
+          <w:tab w:val="num" w:pos="2160"/>
+        </w:tabs>
+        <w:ind w:left="2160" w:hanging="360"/>
+      </w:pPr>
+      <w:rPr>
+        <w:rFonts w:ascii="Wingdings" w:hAnsi="Wingdings" w:hint="default"/>
+        <w:sz w:val="20"/>
+      </w:rPr>
+    </w:lvl>
+    <w:lvl w:ilvl="3" w:tentative="1">
+      <w:start w:val="1"/>
+      <w:numFmt w:val="bullet"/>
+      <w:lvlText w:val=""/>
+      <w:lvlJc w:val="left"/>
+      <w:pPr>
+        <w:tabs>
+          <w:tab w:val="num" w:pos="2880"/>
+        </w:tabs>
+        <w:ind w:left="2880" w:hanging="360"/>
+      </w:pPr>
+      <w:rPr>
+        <w:rFonts w:ascii="Wingdings" w:hAnsi="Wingdings" w:hint="default"/>
+        <w:sz w:val="20"/>
+      </w:rPr>
+    </w:lvl>
+    <w:lvl w:ilvl="4" w:tentative="1">
+      <w:start w:val="1"/>
+      <w:numFmt w:val="bullet"/>
+      <w:lvlText w:val=""/>
+      <w:lvlJc w:val="left"/>
+      <w:pPr>
+        <w:tabs>
+          <w:tab w:val="num" w:pos="3600"/>
+        </w:tabs>
+        <w:ind w:left="3600" w:hanging="360"/>
+      </w:pPr>
+      <w:rPr>
+        <w:rFonts w:ascii="Wingdings" w:hAnsi="Wingdings" w:hint="default"/>
+        <w:sz w:val="20"/>
+      </w:rPr>
+    </w:lvl>
+    <w:lvl w:ilvl="5" w:tentative="1">
+      <w:start w:val="1"/>
+      <w:numFmt w:val="bullet"/>
+      <w:lvlText w:val=""/>
+      <w:lvlJc w:val="left"/>
+      <w:pPr>
+        <w:tabs>
+          <w:tab w:val="num" w:pos="4320"/>
+        </w:tabs>
+        <w:ind w:left="4320" w:hanging="360"/>
+      </w:pPr>
+      <w:rPr>
+        <w:rFonts w:ascii="Wingdings" w:hAnsi="Wingdings" w:hint="default"/>
+        <w:sz w:val="20"/>
+      </w:rPr>
+    </w:lvl>
+    <w:lvl w:ilvl="6" w:tentative="1">
+      <w:start w:val="1"/>
+      <w:numFmt w:val="bullet"/>
+      <w:lvlText w:val=""/>
+      <w:lvlJc w:val="left"/>
+      <w:pPr>
+        <w:tabs>
+          <w:tab w:val="num" w:pos="5040"/>
+        </w:tabs>
+        <w:ind w:left="5040" w:hanging="360"/>
+      </w:pPr>
+      <w:rPr>
+        <w:rFonts w:ascii="Wingdings" w:hAnsi="Wingdings" w:hint="default"/>
+        <w:sz w:val="20"/>
+      </w:rPr>
+    </w:lvl>
+    <w:lvl w:ilvl="7" w:tentative="1">
+      <w:start w:val="1"/>
+      <w:numFmt w:val="bullet"/>
+      <w:lvlText w:val=""/>
+      <w:lvlJc w:val="left"/>
+      <w:pPr>
+        <w:tabs>
+          <w:tab w:val="num" w:pos="5760"/>
+        </w:tabs>
+        <w:ind w:left="5760" w:hanging="360"/>
+      </w:pPr>
+      <w:rPr>
+        <w:rFonts w:ascii="Wingdings" w:hAnsi="Wingdings" w:hint="default"/>
+        <w:sz w:val="20"/>
+      </w:rPr>
+    </w:lvl>
+    <w:lvl w:ilvl="8" w:tentative="1">
+      <w:start w:val="1"/>
+      <w:numFmt w:val="bullet"/>
+      <w:lvlText w:val=""/>
+      <w:lvlJc w:val="left"/>
+      <w:pPr>
+        <w:tabs>
+          <w:tab w:val="num" w:pos="6480"/>
+        </w:tabs>
+        <w:ind w:left="6480" w:hanging="360"/>
+      </w:pPr>
+      <w:rPr>
+        <w:rFonts w:ascii="Wingdings" w:hAnsi="Wingdings" w:hint="default"/>
+        <w:sz w:val="20"/>
+      </w:rPr>
+    </w:lvl>
+  </w:abstractNum>
+  <w:abstractNum w:abstractNumId="1" w15:restartNumberingAfterBreak="0">
     <w:nsid w:val="1EF37CEB"/>
     <w:multiLevelType w:val="multilevel"/>
     <w:tmpl w:val="447001DC"/>
@@ -8955,7 +9746,7 @@
       </w:pPr>
     </w:lvl>
   </w:abstractNum>
-  <w:abstractNum w:abstractNumId="1" w15:restartNumberingAfterBreak="0">
+  <w:abstractNum w:abstractNumId="2" w15:restartNumberingAfterBreak="0">
     <w:nsid w:val="37B014ED"/>
     <w:multiLevelType w:val="multilevel"/>
     <w:tmpl w:val="FA121F8A"/>
@@ -9104,7 +9895,120 @@
       </w:rPr>
     </w:lvl>
   </w:abstractNum>
-  <w:abstractNum w:abstractNumId="2" w15:restartNumberingAfterBreak="0">
+  <w:abstractNum w:abstractNumId="3" w15:restartNumberingAfterBreak="0">
+    <w:nsid w:val="487568B0"/>
+    <w:multiLevelType w:val="hybridMultilevel"/>
+    <w:tmpl w:val="11AA0C6C"/>
+    <w:lvl w:ilvl="0" w:tplc="73FE5F86">
+      <w:start w:val="3"/>
+      <w:numFmt w:val="bullet"/>
+      <w:lvlText w:val=""/>
+      <w:lvlJc w:val="left"/>
+      <w:pPr>
+        <w:ind w:left="1200" w:hanging="360"/>
+      </w:pPr>
+      <w:rPr>
+        <w:rFonts w:ascii="Arial" w:eastAsiaTheme="minorEastAsia" w:hAnsi="Arial" w:cs="Arial" w:hint="default"/>
+      </w:rPr>
+    </w:lvl>
+    <w:lvl w:ilvl="1" w:tplc="04090003" w:tentative="1">
+      <w:start w:val="1"/>
+      <w:numFmt w:val="bullet"/>
+      <w:lvlText w:val=""/>
+      <w:lvlJc w:val="left"/>
+      <w:pPr>
+        <w:ind w:left="1720" w:hanging="440"/>
+      </w:pPr>
+      <w:rPr>
+        <w:rFonts w:ascii="Wingdings" w:hAnsi="Wingdings" w:hint="default"/>
+      </w:rPr>
+    </w:lvl>
+    <w:lvl w:ilvl="2" w:tplc="04090005" w:tentative="1">
+      <w:start w:val="1"/>
+      <w:numFmt w:val="bullet"/>
+      <w:lvlText w:val=""/>
+      <w:lvlJc w:val="left"/>
+      <w:pPr>
+        <w:ind w:left="2160" w:hanging="440"/>
+      </w:pPr>
+      <w:rPr>
+        <w:rFonts w:ascii="Wingdings" w:hAnsi="Wingdings" w:hint="default"/>
+      </w:rPr>
+    </w:lvl>
+    <w:lvl w:ilvl="3" w:tplc="04090001" w:tentative="1">
+      <w:start w:val="1"/>
+      <w:numFmt w:val="bullet"/>
+      <w:lvlText w:val=""/>
+      <w:lvlJc w:val="left"/>
+      <w:pPr>
+        <w:ind w:left="2600" w:hanging="440"/>
+      </w:pPr>
+      <w:rPr>
+        <w:rFonts w:ascii="Wingdings" w:hAnsi="Wingdings" w:hint="default"/>
+      </w:rPr>
+    </w:lvl>
+    <w:lvl w:ilvl="4" w:tplc="04090003" w:tentative="1">
+      <w:start w:val="1"/>
+      <w:numFmt w:val="bullet"/>
+      <w:lvlText w:val=""/>
+      <w:lvlJc w:val="left"/>
+      <w:pPr>
+        <w:ind w:left="3040" w:hanging="440"/>
+      </w:pPr>
+      <w:rPr>
+        <w:rFonts w:ascii="Wingdings" w:hAnsi="Wingdings" w:hint="default"/>
+      </w:rPr>
+    </w:lvl>
+    <w:lvl w:ilvl="5" w:tplc="04090005" w:tentative="1">
+      <w:start w:val="1"/>
+      <w:numFmt w:val="bullet"/>
+      <w:lvlText w:val=""/>
+      <w:lvlJc w:val="left"/>
+      <w:pPr>
+        <w:ind w:left="3480" w:hanging="440"/>
+      </w:pPr>
+      <w:rPr>
+        <w:rFonts w:ascii="Wingdings" w:hAnsi="Wingdings" w:hint="default"/>
+      </w:rPr>
+    </w:lvl>
+    <w:lvl w:ilvl="6" w:tplc="04090001" w:tentative="1">
+      <w:start w:val="1"/>
+      <w:numFmt w:val="bullet"/>
+      <w:lvlText w:val=""/>
+      <w:lvlJc w:val="left"/>
+      <w:pPr>
+        <w:ind w:left="3920" w:hanging="440"/>
+      </w:pPr>
+      <w:rPr>
+        <w:rFonts w:ascii="Wingdings" w:hAnsi="Wingdings" w:hint="default"/>
+      </w:rPr>
+    </w:lvl>
+    <w:lvl w:ilvl="7" w:tplc="04090003" w:tentative="1">
+      <w:start w:val="1"/>
+      <w:numFmt w:val="bullet"/>
+      <w:lvlText w:val=""/>
+      <w:lvlJc w:val="left"/>
+      <w:pPr>
+        <w:ind w:left="4360" w:hanging="440"/>
+      </w:pPr>
+      <w:rPr>
+        <w:rFonts w:ascii="Wingdings" w:hAnsi="Wingdings" w:hint="default"/>
+      </w:rPr>
+    </w:lvl>
+    <w:lvl w:ilvl="8" w:tplc="04090005" w:tentative="1">
+      <w:start w:val="1"/>
+      <w:numFmt w:val="bullet"/>
+      <w:lvlText w:val=""/>
+      <w:lvlJc w:val="left"/>
+      <w:pPr>
+        <w:ind w:left="4800" w:hanging="440"/>
+      </w:pPr>
+      <w:rPr>
+        <w:rFonts w:ascii="Wingdings" w:hAnsi="Wingdings" w:hint="default"/>
+      </w:rPr>
+    </w:lvl>
+  </w:abstractNum>
+  <w:abstractNum w:abstractNumId="4" w15:restartNumberingAfterBreak="0">
     <w:nsid w:val="52873A6D"/>
     <w:multiLevelType w:val="multilevel"/>
     <w:tmpl w:val="40800250"/>
@@ -9217,7 +10121,7 @@
       </w:pPr>
     </w:lvl>
   </w:abstractNum>
-  <w:abstractNum w:abstractNumId="3" w15:restartNumberingAfterBreak="0">
+  <w:abstractNum w:abstractNumId="5" w15:restartNumberingAfterBreak="0">
     <w:nsid w:val="5BC27A92"/>
     <w:multiLevelType w:val="multilevel"/>
     <w:tmpl w:val="2D4C3EA4"/>
@@ -9330,7 +10234,7 @@
       </w:pPr>
     </w:lvl>
   </w:abstractNum>
-  <w:abstractNum w:abstractNumId="4" w15:restartNumberingAfterBreak="0">
+  <w:abstractNum w:abstractNumId="6" w15:restartNumberingAfterBreak="0">
     <w:nsid w:val="6D0C39E8"/>
     <w:multiLevelType w:val="multilevel"/>
     <w:tmpl w:val="4E64B5A4"/>
@@ -9448,19 +10352,25 @@
     </w:lvl>
   </w:abstractNum>
   <w:num w:numId="1" w16cid:durableId="335621315">
+    <w:abstractNumId w:val="4"/>
+  </w:num>
+  <w:num w:numId="2" w16cid:durableId="460921215">
+    <w:abstractNumId w:val="1"/>
+  </w:num>
+  <w:num w:numId="3" w16cid:durableId="1321040189">
+    <w:abstractNumId w:val="5"/>
+  </w:num>
+  <w:num w:numId="4" w16cid:durableId="27024487">
+    <w:abstractNumId w:val="6"/>
+  </w:num>
+  <w:num w:numId="5" w16cid:durableId="681204488">
     <w:abstractNumId w:val="2"/>
   </w:num>
-  <w:num w:numId="2" w16cid:durableId="460921215">
+  <w:num w:numId="6" w16cid:durableId="2116632296">
     <w:abstractNumId w:val="0"/>
   </w:num>
-  <w:num w:numId="3" w16cid:durableId="1321040189">
+  <w:num w:numId="7" w16cid:durableId="751706398">
     <w:abstractNumId w:val="3"/>
-  </w:num>
-  <w:num w:numId="4" w16cid:durableId="27024487">
-    <w:abstractNumId w:val="4"/>
-  </w:num>
-  <w:num w:numId="5" w16cid:durableId="681204488">
-    <w:abstractNumId w:val="1"/>
   </w:num>
 </w:numbering>
 </file>
@@ -9869,7 +10779,6 @@
   <w:style w:type="character" w:default="1" w:styleId="a0">
     <w:name w:val="Default Paragraph Font"/>
     <w:uiPriority w:val="1"/>
-    <w:semiHidden/>
     <w:unhideWhenUsed/>
   </w:style>
   <w:style w:type="table" w:default="1" w:styleId="a1">
@@ -10006,6 +10915,16 @@
       <w:b/>
       <w:bCs/>
     </w:rPr>
+  </w:style>
+  <w:style w:type="paragraph" w:styleId="aa">
+    <w:name w:val="List Paragraph"/>
+    <w:basedOn w:val="a"/>
+    <w:uiPriority w:val="34"/>
+    <w:qFormat/>
+    <w:rsid w:val="00D126E5"/>
+    <w:pPr>
+      <w:ind w:firstLineChars="200" w:firstLine="420"/>
+    </w:pPr>
   </w:style>
 </w:styles>
 </file>

--- a/考公/难点词语.docx
+++ b/考公/难点词语.docx
@@ -1,13 +1,12 @@
 
 <file path=word/document.xml><?xml version="1.0" encoding="utf-8"?>
-<w:document xmlns:wpc="http://schemas.microsoft.com/office/word/2010/wordprocessingCanvas" xmlns:cx="http://schemas.microsoft.com/office/drawing/2014/chartex" xmlns:cx1="http://schemas.microsoft.com/office/drawing/2015/9/8/chartex" xmlns:cx2="http://schemas.microsoft.com/office/drawing/2015/10/21/chartex" xmlns:cx3="http://schemas.microsoft.com/office/drawing/2016/5/9/chartex" xmlns:cx4="http://schemas.microsoft.com/office/drawing/2016/5/10/chartex" xmlns:cx5="http://schemas.microsoft.com/office/drawing/2016/5/11/chartex" xmlns:cx6="http://schemas.microsoft.com/office/drawing/2016/5/12/chartex" xmlns:cx7="http://schemas.microsoft.com/office/drawing/2016/5/13/chartex" xmlns:cx8="http://schemas.microsoft.com/office/drawing/2016/5/14/chartex" xmlns:mc="http://schemas.openxmlformats.org/markup-compatibility/2006" xmlns:aink="http://schemas.microsoft.com/office/drawing/2016/ink" xmlns:am3d="http://schemas.microsoft.com/office/drawing/2017/model3d" xmlns:o="urn:schemas-microsoft-com:office:office" xmlns:oel="http://schemas.microsoft.com/office/2019/extlst" xmlns:r="http://schemas.openxmlformats.org/officeDocument/2006/relationships" xmlns:m="http://schemas.openxmlformats.org/officeDocument/2006/math" xmlns:v="urn:schemas-microsoft-com:vml" xmlns:wp14="http://schemas.microsoft.com/office/word/2010/wordprocessingDrawing" xmlns:wp="http://schemas.openxmlformats.org/drawingml/2006/wordprocessingDrawing" xmlns:w10="urn:schemas-microsoft-com:office:word" xmlns:w="http://schemas.openxmlformats.org/wordprocessingml/2006/main" xmlns:w14="http://schemas.microsoft.com/office/word/2010/wordml" xmlns:w15="http://schemas.microsoft.com/office/word/2012/wordml" xmlns:w16cex="http://schemas.microsoft.com/office/word/2018/wordml/cex" xmlns:w16cid="http://schemas.microsoft.com/office/word/2016/wordml/cid" xmlns:w16="http://schemas.microsoft.com/office/word/2018/wordml" xmlns:w16du="http://schemas.microsoft.com/office/word/2023/wordml/word16du" xmlns:w16sdtdh="http://schemas.microsoft.com/office/word/2020/wordml/sdtdatahash" xmlns:w16sdtfl="http://schemas.microsoft.com/office/word/2024/wordml/sdtformatlock" xmlns:w16se="http://schemas.microsoft.com/office/word/2015/wordml/symex" xmlns:wpg="http://schemas.microsoft.com/office/word/2010/wordprocessingGroup" xmlns:wpi="http://schemas.microsoft.com/office/word/2010/wordprocessingInk" xmlns:wne="http://schemas.microsoft.com/office/word/2006/wordml" xmlns:wps="http://schemas.microsoft.com/office/word/2010/wordprocessingShape" mc:Ignorable="w14 w15 w16se w16cid w16 w16cex w16sdtdh w16sdtfl w16du wp14">
+<w:document xmlns:wpc="http://schemas.microsoft.com/office/word/2010/wordprocessingCanvas" xmlns:cx="http://schemas.microsoft.com/office/drawing/2014/chartex" xmlns:cx1="http://schemas.microsoft.com/office/drawing/2015/9/8/chartex" xmlns:cx2="http://schemas.microsoft.com/office/drawing/2015/10/21/chartex" xmlns:cx3="http://schemas.microsoft.com/office/drawing/2016/5/9/chartex" xmlns:cx4="http://schemas.microsoft.com/office/drawing/2016/5/10/chartex" xmlns:cx5="http://schemas.microsoft.com/office/drawing/2016/5/11/chartex" xmlns:cx6="http://schemas.microsoft.com/office/drawing/2016/5/12/chartex" xmlns:cx7="http://schemas.microsoft.com/office/drawing/2016/5/13/chartex" xmlns:cx8="http://schemas.microsoft.com/office/drawing/2016/5/14/chartex" xmlns:mc="http://schemas.openxmlformats.org/markup-compatibility/2006" xmlns:aink="http://schemas.microsoft.com/office/drawing/2016/ink" xmlns:am3d="http://schemas.microsoft.com/office/drawing/2017/model3d" xmlns:o="urn:schemas-microsoft-com:office:office" xmlns:r="http://schemas.openxmlformats.org/officeDocument/2006/relationships" xmlns:m="http://schemas.openxmlformats.org/officeDocument/2006/math" xmlns:v="urn:schemas-microsoft-com:vml" xmlns:wp14="http://schemas.microsoft.com/office/word/2010/wordprocessingDrawing" xmlns:wp="http://schemas.openxmlformats.org/drawingml/2006/wordprocessingDrawing" xmlns:w10="urn:schemas-microsoft-com:office:word" xmlns:w="http://schemas.openxmlformats.org/wordprocessingml/2006/main" xmlns:w14="http://schemas.microsoft.com/office/word/2010/wordml" xmlns:w15="http://schemas.microsoft.com/office/word/2012/wordml" xmlns:w16cex="http://schemas.microsoft.com/office/word/2018/wordml/cex" xmlns:w16cid="http://schemas.microsoft.com/office/word/2016/wordml/cid" xmlns:w16="http://schemas.microsoft.com/office/word/2018/wordml" xmlns:w16sdtdh="http://schemas.microsoft.com/office/word/2020/wordml/sdtdatahash" xmlns:w16se="http://schemas.microsoft.com/office/word/2015/wordml/symex" xmlns:wpg="http://schemas.microsoft.com/office/word/2010/wordprocessingGroup" xmlns:wpi="http://schemas.microsoft.com/office/word/2010/wordprocessingInk" xmlns:wne="http://schemas.microsoft.com/office/word/2006/wordml" xmlns:wps="http://schemas.microsoft.com/office/word/2010/wordprocessingShape" mc:Ignorable="w14 w15 w16se w16cid w16 w16cex w16sdtdh wp14">
   <w:body>
     <w:p>
       <w:pPr>
         <w:pStyle w:val="a7"/>
         <w:spacing w:beforeLines="1600" w:before="4992" w:afterLines="2500" w:after="7800"/>
         <w:rPr>
-          <w:rFonts w:hint="eastAsia"/>
           <w:b/>
           <w:bCs/>
           <w:sz w:val="72"/>
@@ -29,7 +28,6 @@
       <w:pPr>
         <w:outlineLvl w:val="0"/>
         <w:rPr>
-          <w:rFonts w:hint="eastAsia"/>
           <w:b/>
           <w:bCs/>
           <w:sz w:val="36"/>
@@ -58,18 +56,11 @@
         <w:t>近义词辨析</w:t>
       </w:r>
     </w:p>
-    <w:p>
-      <w:pPr>
-        <w:rPr>
-          <w:rFonts w:hint="eastAsia"/>
-        </w:rPr>
-      </w:pPr>
-    </w:p>
+    <w:p/>
     <w:p>
       <w:pPr>
         <w:outlineLvl w:val="1"/>
         <w:rPr>
-          <w:rFonts w:hint="eastAsia"/>
           <w:b/>
           <w:bCs/>
         </w:rPr>
@@ -106,11 +97,6 @@
       </w:r>
     </w:p>
     <w:p>
-      <w:pPr>
-        <w:rPr>
-          <w:rFonts w:hint="eastAsia"/>
-        </w:rPr>
-      </w:pPr>
       <w:r>
         <w:rPr>
           <w:rFonts w:hint="eastAsia"/>
@@ -118,18 +104,11 @@
         <w:t>把握机遇，抓住机遇。把握感觉在抓住的基础上，带了点掌控的意思，在抓住的基础上更多的利用、和控制未来的走向</w:t>
       </w:r>
     </w:p>
-    <w:p>
-      <w:pPr>
-        <w:rPr>
-          <w:rFonts w:hint="eastAsia"/>
-        </w:rPr>
-      </w:pPr>
-    </w:p>
+    <w:p/>
     <w:p>
       <w:pPr>
         <w:outlineLvl w:val="1"/>
         <w:rPr>
-          <w:rFonts w:hint="eastAsia"/>
           <w:b/>
           <w:bCs/>
         </w:rPr>
@@ -159,11 +138,6 @@
       </w:r>
     </w:p>
     <w:p>
-      <w:pPr>
-        <w:rPr>
-          <w:rFonts w:hint="eastAsia"/>
-        </w:rPr>
-      </w:pPr>
       <w:r>
         <w:rPr>
           <w:rFonts w:hint="eastAsia"/>
@@ -172,11 +146,6 @@
       </w:r>
     </w:p>
     <w:p>
-      <w:pPr>
-        <w:rPr>
-          <w:rFonts w:hint="eastAsia"/>
-        </w:rPr>
-      </w:pPr>
       <w:r>
         <w:rPr>
           <w:rFonts w:hint="eastAsia"/>
@@ -185,11 +154,6 @@
       </w:r>
     </w:p>
     <w:p>
-      <w:pPr>
-        <w:rPr>
-          <w:rFonts w:hint="eastAsia"/>
-        </w:rPr>
-      </w:pPr>
       <w:r>
         <w:rPr>
           <w:rFonts w:hint="eastAsia"/>
@@ -198,11 +162,6 @@
       </w:r>
     </w:p>
     <w:p>
-      <w:pPr>
-        <w:rPr>
-          <w:rFonts w:hint="eastAsia"/>
-        </w:rPr>
-      </w:pPr>
       <w:r>
         <w:rPr>
           <w:rFonts w:hint="eastAsia"/>
@@ -210,18 +169,11 @@
         <w:t>孕育带点积极的意思</w:t>
       </w:r>
     </w:p>
-    <w:p>
-      <w:pPr>
-        <w:rPr>
-          <w:rFonts w:hint="eastAsia"/>
-        </w:rPr>
-      </w:pPr>
-    </w:p>
+    <w:p/>
     <w:p>
       <w:pPr>
         <w:outlineLvl w:val="1"/>
         <w:rPr>
-          <w:rFonts w:hint="eastAsia"/>
           <w:b/>
           <w:bCs/>
         </w:rPr>
@@ -258,24 +210,22 @@
       </w:r>
     </w:p>
     <w:p>
-      <w:pPr>
-        <w:rPr>
-          <w:rFonts w:hint="eastAsia"/>
-        </w:rPr>
-      </w:pPr>
-      <w:r>
-        <w:rPr>
-          <w:rFonts w:hint="eastAsia"/>
-        </w:rPr>
-        <w:t>象征指的是用具体事物表现某些抽象意义，如玫瑰花象征着爱情</w:t>
-      </w:r>
-    </w:p>
-    <w:p>
-      <w:pPr>
-        <w:rPr>
-          <w:rFonts w:hint="eastAsia"/>
-        </w:rPr>
-      </w:pPr>
+      <w:proofErr w:type="gramStart"/>
+      <w:r>
+        <w:rPr>
+          <w:rFonts w:hint="eastAsia"/>
+        </w:rPr>
+        <w:t>象征指</w:t>
+      </w:r>
+      <w:proofErr w:type="gramEnd"/>
+      <w:r>
+        <w:rPr>
+          <w:rFonts w:hint="eastAsia"/>
+        </w:rPr>
+        <w:t>的是用具体事物表现某些抽象意义，如玫瑰花象征着爱情</w:t>
+      </w:r>
+    </w:p>
+    <w:p>
       <w:r>
         <w:rPr>
           <w:rFonts w:hint="eastAsia"/>
@@ -283,18 +233,11 @@
         <w:t>人名或什么的名字一般不能说象征着啥，一般是寄寓着啥，寓意是啥</w:t>
       </w:r>
     </w:p>
-    <w:p>
-      <w:pPr>
-        <w:rPr>
-          <w:rFonts w:hint="eastAsia"/>
-        </w:rPr>
-      </w:pPr>
-    </w:p>
+    <w:p/>
     <w:p>
       <w:pPr>
         <w:outlineLvl w:val="1"/>
         <w:rPr>
-          <w:rFonts w:hint="eastAsia"/>
           <w:b/>
           <w:bCs/>
         </w:rPr>
@@ -324,11 +267,6 @@
       </w:r>
     </w:p>
     <w:p>
-      <w:pPr>
-        <w:rPr>
-          <w:rFonts w:hint="eastAsia"/>
-        </w:rPr>
-      </w:pPr>
       <w:r>
         <w:rPr>
           <w:rFonts w:hint="eastAsia"/>
@@ -337,11 +275,6 @@
       </w:r>
     </w:p>
     <w:p>
-      <w:pPr>
-        <w:rPr>
-          <w:rFonts w:hint="eastAsia"/>
-        </w:rPr>
-      </w:pPr>
       <w:r>
         <w:rPr>
           <w:rFonts w:hint="eastAsia"/>
@@ -350,11 +283,6 @@
       </w:r>
     </w:p>
     <w:p>
-      <w:pPr>
-        <w:rPr>
-          <w:rFonts w:hint="eastAsia"/>
-        </w:rPr>
-      </w:pPr>
       <w:r>
         <w:rPr>
           <w:rFonts w:hint="eastAsia"/>
@@ -362,18 +290,11 @@
         <w:t>权力是针对他人的，我能让你做什么</w:t>
       </w:r>
     </w:p>
-    <w:p>
-      <w:pPr>
-        <w:rPr>
-          <w:rFonts w:hint="eastAsia"/>
-        </w:rPr>
-      </w:pPr>
-    </w:p>
+    <w:p/>
     <w:p>
       <w:pPr>
         <w:outlineLvl w:val="1"/>
         <w:rPr>
-          <w:rFonts w:hint="eastAsia"/>
           <w:b/>
           <w:bCs/>
         </w:rPr>
@@ -403,11 +324,6 @@
       </w:r>
     </w:p>
     <w:p>
-      <w:pPr>
-        <w:rPr>
-          <w:rFonts w:hint="eastAsia"/>
-        </w:rPr>
-      </w:pPr>
       <w:r>
         <w:rPr>
           <w:rFonts w:hint="eastAsia"/>
@@ -415,18 +331,11 @@
         <w:t>蕴含着的意义</w:t>
       </w:r>
     </w:p>
-    <w:p>
-      <w:pPr>
-        <w:rPr>
-          <w:rFonts w:hint="eastAsia"/>
-        </w:rPr>
-      </w:pPr>
-    </w:p>
+    <w:p/>
     <w:p>
       <w:pPr>
         <w:outlineLvl w:val="1"/>
         <w:rPr>
-          <w:rFonts w:hint="eastAsia"/>
           <w:b/>
           <w:bCs/>
         </w:rPr>
@@ -456,24 +365,28 @@
       </w:r>
     </w:p>
     <w:p>
-      <w:pPr>
-        <w:rPr>
-          <w:rFonts w:hint="eastAsia"/>
-        </w:rPr>
-      </w:pPr>
-      <w:r>
-        <w:rPr>
-          <w:rFonts w:hint="eastAsia"/>
-        </w:rPr>
-        <w:t>改革开放势在必行（改革开放是势在必行听起来就不咋地了）</w:t>
-      </w:r>
-    </w:p>
-    <w:p>
-      <w:pPr>
-        <w:rPr>
-          <w:rFonts w:hint="eastAsia"/>
-        </w:rPr>
-      </w:pPr>
+      <w:r>
+        <w:rPr>
+          <w:rFonts w:hint="eastAsia"/>
+        </w:rPr>
+        <w:t>改革开放势在必行（改革开放是势在必行听起来就</w:t>
+      </w:r>
+      <w:proofErr w:type="gramStart"/>
+      <w:r>
+        <w:rPr>
+          <w:rFonts w:hint="eastAsia"/>
+        </w:rPr>
+        <w:t>不</w:t>
+      </w:r>
+      <w:proofErr w:type="gramEnd"/>
+      <w:r>
+        <w:rPr>
+          <w:rFonts w:hint="eastAsia"/>
+        </w:rPr>
+        <w:t>咋地了）</w:t>
+      </w:r>
+    </w:p>
+    <w:p>
       <w:r>
         <w:rPr>
           <w:rFonts w:hint="eastAsia"/>
@@ -481,18 +394,11 @@
         <w:t>改革开放是大势所趋</w:t>
       </w:r>
     </w:p>
-    <w:p>
-      <w:pPr>
-        <w:rPr>
-          <w:rFonts w:hint="eastAsia"/>
-        </w:rPr>
-      </w:pPr>
-    </w:p>
+    <w:p/>
     <w:p>
       <w:pPr>
         <w:outlineLvl w:val="1"/>
         <w:rPr>
-          <w:rFonts w:hint="eastAsia"/>
           <w:b/>
           <w:bCs/>
         </w:rPr>
@@ -522,11 +428,6 @@
       </w:r>
     </w:p>
     <w:p>
-      <w:pPr>
-        <w:rPr>
-          <w:rFonts w:hint="eastAsia"/>
-        </w:rPr>
-      </w:pPr>
       <w:r>
         <w:rPr>
           <w:rFonts w:hint="eastAsia"/>
@@ -538,11 +439,6 @@
       </w:r>
     </w:p>
     <w:p>
-      <w:pPr>
-        <w:rPr>
-          <w:rFonts w:hint="eastAsia"/>
-        </w:rPr>
-      </w:pPr>
       <w:r>
         <w:rPr>
           <w:rFonts w:hint="eastAsia"/>
@@ -550,18 +446,11 @@
         <w:t>看字面意义还以为是积重难返的含义，其实不然</w:t>
       </w:r>
     </w:p>
-    <w:p>
-      <w:pPr>
-        <w:rPr>
-          <w:rFonts w:hint="eastAsia"/>
-        </w:rPr>
-      </w:pPr>
-    </w:p>
+    <w:p/>
     <w:p>
       <w:pPr>
         <w:outlineLvl w:val="1"/>
         <w:rPr>
-          <w:rFonts w:hint="eastAsia"/>
           <w:b/>
           <w:bCs/>
         </w:rPr>
@@ -593,7 +482,6 @@
     <w:p>
       <w:pPr>
         <w:rPr>
-          <w:rFonts w:hint="eastAsia"/>
           <w:color w:val="EE0000"/>
         </w:rPr>
       </w:pPr>
@@ -605,18 +493,11 @@
         <w:t>拍案叫绝一般形容作品或话语</w:t>
       </w:r>
     </w:p>
-    <w:p>
-      <w:pPr>
-        <w:rPr>
-          <w:rFonts w:hint="eastAsia"/>
-        </w:rPr>
-      </w:pPr>
-    </w:p>
+    <w:p/>
     <w:p>
       <w:pPr>
         <w:outlineLvl w:val="1"/>
         <w:rPr>
-          <w:rFonts w:hint="eastAsia"/>
           <w:b/>
           <w:bCs/>
         </w:rPr>
@@ -646,33 +527,35 @@
       </w:r>
     </w:p>
     <w:p>
-      <w:pPr>
-        <w:rPr>
-          <w:rFonts w:hint="eastAsia"/>
-        </w:rPr>
-      </w:pPr>
-      <w:r>
-        <w:rPr>
-          <w:rFonts w:hint="eastAsia"/>
-        </w:rPr>
-        <w:t>博弈双方必有一赢一输。双方赢得和输的（负数）加起来一定为</w:t>
+      <w:r>
+        <w:rPr>
+          <w:rFonts w:hint="eastAsia"/>
+        </w:rPr>
+        <w:t>博弈双方必有一赢一输</w:t>
+      </w:r>
+      <w:proofErr w:type="gramStart"/>
+      <w:r>
+        <w:rPr>
+          <w:rFonts w:hint="eastAsia"/>
+        </w:rPr>
+        <w:t>。</w:t>
+      </w:r>
+      <w:proofErr w:type="gramEnd"/>
+      <w:r>
+        <w:rPr>
+          <w:rFonts w:hint="eastAsia"/>
+        </w:rPr>
+        <w:t>双方赢得和输的（负数）加起来一定为</w:t>
       </w:r>
       <w:r>
         <w:t>0。比如两个人打九点半</w:t>
       </w:r>
     </w:p>
-    <w:p>
-      <w:pPr>
-        <w:rPr>
-          <w:rFonts w:hint="eastAsia"/>
-        </w:rPr>
-      </w:pPr>
-    </w:p>
+    <w:p/>
     <w:p>
       <w:pPr>
         <w:outlineLvl w:val="1"/>
         <w:rPr>
-          <w:rFonts w:hint="eastAsia"/>
           <w:b/>
           <w:bCs/>
         </w:rPr>
@@ -702,29 +585,31 @@
       </w:r>
     </w:p>
     <w:p>
-      <w:pPr>
-        <w:rPr>
-          <w:rFonts w:hint="eastAsia"/>
-        </w:rPr>
-      </w:pPr>
-      <w:r>
-        <w:rPr>
-          <w:rFonts w:hint="eastAsia"/>
-        </w:rPr>
-        <w:t>凌空蹈虚。在空中走路，比喻做一些不切实际，虚无缥缈的事情</w:t>
-      </w:r>
-    </w:p>
-    <w:p>
-      <w:pPr>
-        <w:rPr>
-          <w:rFonts w:hint="eastAsia"/>
-        </w:rPr>
-      </w:pPr>
-    </w:p>
-    <w:p>
-      <w:pPr>
-        <w:rPr>
-          <w:rFonts w:hint="eastAsia"/>
+      <w:r>
+        <w:rPr>
+          <w:rFonts w:hint="eastAsia"/>
+        </w:rPr>
+        <w:t>凌空蹈虚。在空中走路，</w:t>
+      </w:r>
+      <w:proofErr w:type="gramStart"/>
+      <w:r>
+        <w:rPr>
+          <w:rFonts w:hint="eastAsia"/>
+        </w:rPr>
+        <w:t>比喻做</w:t>
+      </w:r>
+      <w:proofErr w:type="gramEnd"/>
+      <w:r>
+        <w:rPr>
+          <w:rFonts w:hint="eastAsia"/>
+        </w:rPr>
+        <w:t>一些不切实际，虚无缥缈的事情</w:t>
+      </w:r>
+    </w:p>
+    <w:p/>
+    <w:p>
+      <w:pPr>
+        <w:rPr>
           <w:b/>
           <w:bCs/>
           <w:sz w:val="24"/>
@@ -782,17 +667,26 @@
       </w:r>
     </w:p>
     <w:p>
-      <w:pPr>
-        <w:rPr>
-          <w:rFonts w:hint="eastAsia"/>
-        </w:rPr>
-      </w:pPr>
       <w:r>
         <w:rPr>
           <w:rFonts w:hint="eastAsia"/>
         </w:rPr>
         <w:lastRenderedPageBreak/>
-        <w:t>经久不息。经过了很久时间还不熄灭、停息。</w:t>
+        <w:t>经久不息。经过了很久时间还</w:t>
+      </w:r>
+      <w:proofErr w:type="gramStart"/>
+      <w:r>
+        <w:rPr>
+          <w:rFonts w:hint="eastAsia"/>
+        </w:rPr>
+        <w:t>不</w:t>
+      </w:r>
+      <w:proofErr w:type="gramEnd"/>
+      <w:r>
+        <w:rPr>
+          <w:rFonts w:hint="eastAsia"/>
+        </w:rPr>
+        <w:t>熄灭、停息。</w:t>
       </w:r>
       <w:r>
         <w:rPr>
@@ -809,11 +703,6 @@
       </w:r>
     </w:p>
     <w:p>
-      <w:pPr>
-        <w:rPr>
-          <w:rFonts w:hint="eastAsia"/>
-        </w:rPr>
-      </w:pPr>
       <w:r>
         <w:rPr>
           <w:rFonts w:hint="eastAsia"/>
@@ -835,11 +724,6 @@
       </w:r>
     </w:p>
     <w:p>
-      <w:pPr>
-        <w:rPr>
-          <w:rFonts w:hint="eastAsia"/>
-        </w:rPr>
-      </w:pPr>
       <w:r>
         <w:rPr>
           <w:rFonts w:hint="eastAsia"/>
@@ -848,11 +732,6 @@
       </w:r>
     </w:p>
     <w:p>
-      <w:pPr>
-        <w:rPr>
-          <w:rFonts w:hint="eastAsia"/>
-        </w:rPr>
-      </w:pPr>
       <w:r>
         <w:rPr>
           <w:rFonts w:hint="eastAsia"/>
@@ -886,32 +765,13 @@
         <w:t>滔滔不绝。</w:t>
       </w:r>
     </w:p>
-    <w:p>
-      <w:pPr>
-        <w:rPr>
-          <w:rFonts w:hint="eastAsia"/>
-        </w:rPr>
-      </w:pPr>
-    </w:p>
-    <w:p>
-      <w:pPr>
-        <w:rPr>
-          <w:rFonts w:hint="eastAsia"/>
-        </w:rPr>
-      </w:pPr>
-    </w:p>
-    <w:p>
-      <w:pPr>
-        <w:rPr>
-          <w:rFonts w:hint="eastAsia"/>
-        </w:rPr>
-      </w:pPr>
-    </w:p>
+    <w:p/>
+    <w:p/>
+    <w:p/>
     <w:p>
       <w:pPr>
         <w:outlineLvl w:val="1"/>
         <w:rPr>
-          <w:rFonts w:hint="eastAsia"/>
           <w:b/>
           <w:bCs/>
         </w:rPr>
@@ -941,30 +801,32 @@
       </w:r>
     </w:p>
     <w:p>
-      <w:pPr>
-        <w:rPr>
-          <w:rFonts w:hint="eastAsia"/>
-        </w:rPr>
-      </w:pPr>
-      <w:r>
-        <w:rPr>
-          <w:rFonts w:hint="eastAsia"/>
-        </w:rPr>
-        <w:t>大浪冲洗着沙滩，只有最坚韧的沙子才能留下。比喻历尽磨难考研，留下来的都是好的，可用于形容很多东西</w:t>
-      </w:r>
-    </w:p>
-    <w:p>
-      <w:pPr>
-        <w:rPr>
-          <w:rFonts w:hint="eastAsia"/>
-        </w:rPr>
-      </w:pPr>
-    </w:p>
+      <w:r>
+        <w:rPr>
+          <w:rFonts w:hint="eastAsia"/>
+        </w:rPr>
+        <w:t>大浪</w:t>
+      </w:r>
+      <w:proofErr w:type="gramStart"/>
+      <w:r>
+        <w:rPr>
+          <w:rFonts w:hint="eastAsia"/>
+        </w:rPr>
+        <w:t>冲洗着</w:t>
+      </w:r>
+      <w:proofErr w:type="gramEnd"/>
+      <w:r>
+        <w:rPr>
+          <w:rFonts w:hint="eastAsia"/>
+        </w:rPr>
+        <w:t>沙滩，只有最坚韧的沙子才能留下。比喻历尽磨难考研，留下来的都是好的，可用于形容很多东西</w:t>
+      </w:r>
+    </w:p>
+    <w:p/>
     <w:p>
       <w:pPr>
         <w:outlineLvl w:val="1"/>
         <w:rPr>
-          <w:rFonts w:hint="eastAsia"/>
           <w:b/>
           <w:bCs/>
         </w:rPr>
@@ -1001,27 +863,15 @@
       </w:r>
     </w:p>
     <w:p>
-      <w:pPr>
-        <w:rPr>
-          <w:rFonts w:hint="eastAsia"/>
-        </w:rPr>
-      </w:pPr>
       <w:r>
         <w:t>开辟新局面，创造新风格</w:t>
       </w:r>
     </w:p>
-    <w:p>
-      <w:pPr>
-        <w:rPr>
-          <w:rFonts w:hint="eastAsia"/>
-        </w:rPr>
-      </w:pPr>
-    </w:p>
+    <w:p/>
     <w:p>
       <w:pPr>
         <w:outlineLvl w:val="1"/>
         <w:rPr>
-          <w:rFonts w:hint="eastAsia"/>
           <w:b/>
           <w:bCs/>
         </w:rPr>
@@ -1051,11 +901,6 @@
       </w:r>
     </w:p>
     <w:p>
-      <w:pPr>
-        <w:rPr>
-          <w:rFonts w:hint="eastAsia"/>
-        </w:rPr>
-      </w:pPr>
       <w:r>
         <w:rPr>
           <w:rFonts w:hint="eastAsia"/>
@@ -1063,18 +908,11 @@
         <w:t>矫正行动部署</w:t>
       </w:r>
     </w:p>
-    <w:p>
-      <w:pPr>
-        <w:rPr>
-          <w:rFonts w:hint="eastAsia"/>
-        </w:rPr>
-      </w:pPr>
-    </w:p>
+    <w:p/>
     <w:p>
       <w:pPr>
         <w:outlineLvl w:val="1"/>
         <w:rPr>
-          <w:rFonts w:hint="eastAsia"/>
           <w:b/>
           <w:bCs/>
         </w:rPr>
@@ -1104,11 +942,6 @@
       </w:r>
     </w:p>
     <w:p>
-      <w:pPr>
-        <w:rPr>
-          <w:rFonts w:hint="eastAsia"/>
-        </w:rPr>
-      </w:pPr>
       <w:r>
         <w:rPr>
           <w:rFonts w:hint="eastAsia"/>
@@ -1116,18 +949,11 @@
         <w:t>被束缚其中</w:t>
       </w:r>
     </w:p>
-    <w:p>
-      <w:pPr>
-        <w:rPr>
-          <w:rFonts w:hint="eastAsia"/>
-        </w:rPr>
-      </w:pPr>
-    </w:p>
+    <w:p/>
     <w:p>
       <w:pPr>
         <w:outlineLvl w:val="1"/>
         <w:rPr>
-          <w:rFonts w:hint="eastAsia"/>
           <w:b/>
           <w:bCs/>
         </w:rPr>
@@ -1157,11 +983,6 @@
       </w:r>
     </w:p>
     <w:p>
-      <w:pPr>
-        <w:rPr>
-          <w:rFonts w:hint="eastAsia"/>
-        </w:rPr>
-      </w:pPr>
       <w:r>
         <w:rPr>
           <w:rFonts w:hint="eastAsia"/>
@@ -1169,18 +990,11 @@
         <w:t>统一筹划，兼顾全局</w:t>
       </w:r>
     </w:p>
-    <w:p>
-      <w:pPr>
-        <w:rPr>
-          <w:rFonts w:hint="eastAsia"/>
-        </w:rPr>
-      </w:pPr>
-    </w:p>
+    <w:p/>
     <w:p>
       <w:pPr>
         <w:outlineLvl w:val="1"/>
         <w:rPr>
-          <w:rFonts w:hint="eastAsia"/>
           <w:b/>
           <w:bCs/>
         </w:rPr>
@@ -1210,11 +1024,6 @@
       </w:r>
     </w:p>
     <w:p>
-      <w:pPr>
-        <w:rPr>
-          <w:rFonts w:hint="eastAsia"/>
-        </w:rPr>
-      </w:pPr>
       <w:r>
         <w:rPr>
           <w:rFonts w:hint="eastAsia"/>
@@ -1222,18 +1031,11 @@
         <w:t>指的是文献，资料，书籍的数量非常多</w:t>
       </w:r>
     </w:p>
-    <w:p>
-      <w:pPr>
-        <w:rPr>
-          <w:rFonts w:hint="eastAsia"/>
-        </w:rPr>
-      </w:pPr>
-    </w:p>
+    <w:p/>
     <w:p>
       <w:pPr>
         <w:outlineLvl w:val="1"/>
         <w:rPr>
-          <w:rFonts w:hint="eastAsia"/>
           <w:b/>
           <w:bCs/>
         </w:rPr>
@@ -1270,11 +1072,6 @@
       </w:r>
     </w:p>
     <w:p>
-      <w:pPr>
-        <w:rPr>
-          <w:rFonts w:hint="eastAsia"/>
-        </w:rPr>
-      </w:pPr>
       <w:r>
         <w:rPr>
           <w:rFonts w:hint="eastAsia"/>
@@ -1309,11 +1106,6 @@
       </w:r>
     </w:p>
     <w:p>
-      <w:pPr>
-        <w:rPr>
-          <w:rFonts w:hint="eastAsia"/>
-        </w:rPr>
-      </w:pPr>
       <w:r>
         <w:rPr>
           <w:rFonts w:hint="eastAsia"/>
@@ -1342,11 +1134,6 @@
       </w:r>
     </w:p>
     <w:p>
-      <w:pPr>
-        <w:rPr>
-          <w:rFonts w:hint="eastAsia"/>
-        </w:rPr>
-      </w:pPr>
       <w:r>
         <w:rPr>
           <w:rFonts w:hint="eastAsia"/>
@@ -1374,11 +1161,6 @@
       </w:r>
     </w:p>
     <w:p>
-      <w:pPr>
-        <w:rPr>
-          <w:rFonts w:hint="eastAsia"/>
-        </w:rPr>
-      </w:pPr>
       <w:r>
         <w:rPr>
           <w:rFonts w:hint="eastAsia"/>
@@ -1414,32 +1196,13 @@
         <w:t>，破除旧的，创建新的</w:t>
       </w:r>
     </w:p>
-    <w:p>
-      <w:pPr>
-        <w:rPr>
-          <w:rFonts w:hint="eastAsia"/>
-        </w:rPr>
-      </w:pPr>
-    </w:p>
-    <w:p>
-      <w:pPr>
-        <w:rPr>
-          <w:rFonts w:hint="eastAsia"/>
-        </w:rPr>
-      </w:pPr>
-    </w:p>
-    <w:p>
-      <w:pPr>
-        <w:rPr>
-          <w:rFonts w:hint="eastAsia"/>
-        </w:rPr>
-      </w:pPr>
-    </w:p>
+    <w:p/>
+    <w:p/>
+    <w:p/>
     <w:p>
       <w:pPr>
         <w:outlineLvl w:val="1"/>
         <w:rPr>
-          <w:rFonts w:hint="eastAsia"/>
           <w:b/>
           <w:bCs/>
         </w:rPr>
@@ -1471,15 +1234,26 @@
     <w:p>
       <w:pPr>
         <w:ind w:firstLineChars="200" w:firstLine="420"/>
-        <w:rPr>
-          <w:rFonts w:hint="eastAsia"/>
-        </w:rPr>
-      </w:pPr>
-      <w:r>
-        <w:rPr>
-          <w:rFonts w:hint="eastAsia"/>
-        </w:rPr>
-        <w:t xml:space="preserve">量入为出：计量收入，然后以此作为依据为支出做打算 </w:t>
+      </w:pPr>
+      <w:r>
+        <w:rPr>
+          <w:rFonts w:hint="eastAsia"/>
+        </w:rPr>
+        <w:t>量入为出：计量收入，然后以此作为依据为</w:t>
+      </w:r>
+      <w:proofErr w:type="gramStart"/>
+      <w:r>
+        <w:rPr>
+          <w:rFonts w:hint="eastAsia"/>
+        </w:rPr>
+        <w:t>支出做</w:t>
+      </w:r>
+      <w:proofErr w:type="gramEnd"/>
+      <w:r>
+        <w:rPr>
+          <w:rFonts w:hint="eastAsia"/>
+        </w:rPr>
+        <w:t xml:space="preserve">打算 </w:t>
       </w:r>
       <w:r>
         <w:t xml:space="preserve"> </w:t>
@@ -1488,9 +1262,6 @@
     <w:p>
       <w:pPr>
         <w:ind w:left="420" w:firstLineChars="200" w:firstLine="420"/>
-        <w:rPr>
-          <w:rFonts w:hint="eastAsia"/>
-        </w:rPr>
       </w:pPr>
       <w:r>
         <w:rPr>
@@ -1502,9 +1273,6 @@
     <w:p>
       <w:pPr>
         <w:ind w:firstLineChars="200" w:firstLine="420"/>
-        <w:rPr>
-          <w:rFonts w:hint="eastAsia"/>
-        </w:rPr>
       </w:pPr>
       <w:r>
         <w:rPr>
@@ -1516,9 +1284,6 @@
     <w:p>
       <w:pPr>
         <w:ind w:left="420" w:firstLineChars="200" w:firstLine="420"/>
-        <w:rPr>
-          <w:rFonts w:hint="eastAsia"/>
-        </w:rPr>
       </w:pPr>
       <w:r>
         <w:rPr>
@@ -1527,18 +1292,11 @@
         <w:t>侧重具体的操作</w:t>
       </w:r>
     </w:p>
-    <w:p>
-      <w:pPr>
-        <w:rPr>
-          <w:rFonts w:hint="eastAsia"/>
-        </w:rPr>
-      </w:pPr>
-    </w:p>
+    <w:p/>
     <w:p>
       <w:pPr>
         <w:outlineLvl w:val="1"/>
         <w:rPr>
-          <w:rFonts w:hint="eastAsia"/>
           <w:b/>
           <w:bCs/>
         </w:rPr>
@@ -1568,11 +1326,6 @@
       </w:r>
     </w:p>
     <w:p>
-      <w:pPr>
-        <w:rPr>
-          <w:rFonts w:hint="eastAsia"/>
-        </w:rPr>
-      </w:pPr>
       <w:r>
         <w:rPr>
           <w:rFonts w:hint="eastAsia"/>
@@ -1580,25 +1333,12 @@
         <w:t>显露，暴露自己的才能</w:t>
       </w:r>
     </w:p>
-    <w:p>
-      <w:pPr>
-        <w:rPr>
-          <w:rFonts w:hint="eastAsia"/>
-        </w:rPr>
-      </w:pPr>
-    </w:p>
-    <w:p>
-      <w:pPr>
-        <w:rPr>
-          <w:rFonts w:hint="eastAsia"/>
-        </w:rPr>
-      </w:pPr>
-    </w:p>
+    <w:p/>
+    <w:p/>
     <w:p>
       <w:pPr>
         <w:outlineLvl w:val="1"/>
         <w:rPr>
-          <w:rFonts w:hint="eastAsia"/>
           <w:b/>
           <w:bCs/>
         </w:rPr>
@@ -1637,21 +1377,28 @@
           <w:shd w:val="clear" w:color="auto" w:fill="FFFFFF"/>
         </w:rPr>
       </w:pPr>
+      <w:proofErr w:type="gramStart"/>
       <w:r>
         <w:rPr>
           <w:rFonts w:ascii="Segoe UI" w:hAnsi="Segoe UI" w:cs="Segoe UI" w:hint="eastAsia"/>
           <w:color w:val="0F1115"/>
           <w:shd w:val="clear" w:color="auto" w:fill="FFFFFF"/>
         </w:rPr>
-        <w:t>扶正树的根干，清理水的源头</w:t>
+        <w:t>扶正树</w:t>
+      </w:r>
+      <w:proofErr w:type="gramEnd"/>
+      <w:r>
+        <w:rPr>
+          <w:rFonts w:ascii="Segoe UI" w:hAnsi="Segoe UI" w:cs="Segoe UI" w:hint="eastAsia"/>
+          <w:color w:val="0F1115"/>
+          <w:shd w:val="clear" w:color="auto" w:fill="FFFFFF"/>
+        </w:rPr>
+        <w:t>的根干，清理水的源头</w:t>
       </w:r>
     </w:p>
     <w:p>
       <w:pPr>
         <w:ind w:firstLineChars="200" w:firstLine="420"/>
-        <w:rPr>
-          <w:rFonts w:hint="eastAsia"/>
-        </w:rPr>
       </w:pPr>
       <w:r>
         <w:rPr>
@@ -1671,18 +1418,11 @@
         <w:t>从根本上彻底解决问题，纠正错误，使其回归正轨。</w:t>
       </w:r>
     </w:p>
-    <w:p>
-      <w:pPr>
-        <w:rPr>
-          <w:rFonts w:hint="eastAsia"/>
-        </w:rPr>
-      </w:pPr>
-    </w:p>
+    <w:p/>
     <w:p>
       <w:pPr>
         <w:outlineLvl w:val="1"/>
         <w:rPr>
-          <w:rFonts w:hint="eastAsia"/>
           <w:b/>
           <w:bCs/>
         </w:rPr>
@@ -1712,11 +1452,6 @@
       </w:r>
     </w:p>
     <w:p>
-      <w:pPr>
-        <w:rPr>
-          <w:rFonts w:hint="eastAsia"/>
-        </w:rPr>
-      </w:pPr>
       <w:r>
         <w:tab/>
       </w:r>
@@ -1728,11 +1463,6 @@
       </w:r>
     </w:p>
     <w:p>
-      <w:pPr>
-        <w:rPr>
-          <w:rFonts w:hint="eastAsia"/>
-        </w:rPr>
-      </w:pPr>
       <w:r>
         <w:tab/>
       </w:r>
@@ -1744,11 +1474,6 @@
       </w:r>
     </w:p>
     <w:p>
-      <w:pPr>
-        <w:rPr>
-          <w:rFonts w:hint="eastAsia"/>
-        </w:rPr>
-      </w:pPr>
       <w:r>
         <w:tab/>
       </w:r>
@@ -1760,11 +1485,6 @@
       </w:r>
     </w:p>
     <w:p>
-      <w:pPr>
-        <w:rPr>
-          <w:rFonts w:hint="eastAsia"/>
-        </w:rPr>
-      </w:pPr>
       <w:r>
         <w:tab/>
       </w:r>
@@ -1776,11 +1496,6 @@
       </w:r>
     </w:p>
     <w:p>
-      <w:pPr>
-        <w:rPr>
-          <w:rFonts w:hint="eastAsia"/>
-        </w:rPr>
-      </w:pPr>
       <w:r>
         <w:tab/>
       </w:r>
@@ -1891,18 +1606,11 @@
         <w:t>，陪审团轻易就做出了判断。</w:t>
       </w:r>
     </w:p>
-    <w:p>
-      <w:pPr>
-        <w:rPr>
-          <w:rFonts w:hint="eastAsia"/>
-        </w:rPr>
-      </w:pPr>
-    </w:p>
+    <w:p/>
     <w:p>
       <w:pPr>
         <w:outlineLvl w:val="1"/>
         <w:rPr>
-          <w:rFonts w:hint="eastAsia"/>
           <w:b/>
           <w:bCs/>
         </w:rPr>
@@ -1932,11 +1640,6 @@
       </w:r>
     </w:p>
     <w:p>
-      <w:pPr>
-        <w:rPr>
-          <w:rFonts w:hint="eastAsia"/>
-        </w:rPr>
-      </w:pPr>
       <w:r>
         <w:tab/>
       </w:r>
@@ -1948,11 +1651,6 @@
       </w:r>
     </w:p>
     <w:p>
-      <w:pPr>
-        <w:rPr>
-          <w:rFonts w:hint="eastAsia"/>
-        </w:rPr>
-      </w:pPr>
       <w:r>
         <w:tab/>
       </w:r>
@@ -2110,7 +1808,6 @@
       <w:pPr>
         <w:outlineLvl w:val="1"/>
         <w:rPr>
-          <w:rFonts w:hint="eastAsia"/>
           <w:b/>
           <w:bCs/>
         </w:rPr>
@@ -2162,13 +1859,23 @@
         </w:rPr>
         <w:t>高屋建瓴：此处建是倾倒的意思，</w:t>
       </w:r>
+      <w:proofErr w:type="gramStart"/>
       <w:r>
         <w:rPr>
           <w:rFonts w:ascii="Segoe UI" w:hAnsi="Segoe UI" w:cs="Segoe UI" w:hint="eastAsia"/>
           <w:color w:val="0F1115"/>
           <w:shd w:val="clear" w:color="auto" w:fill="FFFFFF"/>
         </w:rPr>
-        <w:t>瓴是装水的水壶，在高楼上往下倒水</w:t>
+        <w:t>瓴</w:t>
+      </w:r>
+      <w:proofErr w:type="gramEnd"/>
+      <w:r>
+        <w:rPr>
+          <w:rFonts w:ascii="Segoe UI" w:hAnsi="Segoe UI" w:cs="Segoe UI" w:hint="eastAsia"/>
+          <w:color w:val="0F1115"/>
+          <w:shd w:val="clear" w:color="auto" w:fill="FFFFFF"/>
+        </w:rPr>
+        <w:t>是装水的水壶，在高楼上往下倒水</w:t>
       </w:r>
     </w:p>
     <w:p>
@@ -2396,11 +2103,6 @@
       </w:r>
     </w:p>
     <w:p>
-      <w:pPr>
-        <w:rPr>
-          <w:rFonts w:hint="eastAsia"/>
-        </w:rPr>
-      </w:pPr>
       <w:r>
         <w:rPr>
           <w:rFonts w:ascii="Segoe UI" w:hAnsi="Segoe UI" w:cs="Segoe UI"/>
@@ -2419,11 +2121,6 @@
       </w:r>
     </w:p>
     <w:p>
-      <w:pPr>
-        <w:rPr>
-          <w:rFonts w:hint="eastAsia"/>
-        </w:rPr>
-      </w:pPr>
       <w:r>
         <w:rPr>
           <w:rFonts w:hint="eastAsia"/>
@@ -2521,7 +2218,6 @@
       <w:pPr>
         <w:outlineLvl w:val="1"/>
         <w:rPr>
-          <w:rFonts w:hint="eastAsia"/>
           <w:b/>
           <w:bCs/>
         </w:rPr>
@@ -2617,13 +2313,23 @@
         </w:rPr>
         <w:tab/>
       </w:r>
+      <w:proofErr w:type="gramStart"/>
       <w:r>
         <w:rPr>
           <w:rFonts w:ascii="Segoe UI" w:hAnsi="Segoe UI" w:cs="Segoe UI" w:hint="eastAsia"/>
           <w:color w:val="0F1115"/>
           <w:shd w:val="clear" w:color="auto" w:fill="FFFFFF"/>
         </w:rPr>
-        <w:t>延申：没这个词，错误写法</w:t>
+        <w:t>延申</w:t>
+      </w:r>
+      <w:proofErr w:type="gramEnd"/>
+      <w:r>
+        <w:rPr>
+          <w:rFonts w:ascii="Segoe UI" w:hAnsi="Segoe UI" w:cs="Segoe UI" w:hint="eastAsia"/>
+          <w:color w:val="0F1115"/>
+          <w:shd w:val="clear" w:color="auto" w:fill="FFFFFF"/>
+        </w:rPr>
+        <w:t>：没这个词，错误写法</w:t>
       </w:r>
     </w:p>
     <w:p>
@@ -2657,7 +2363,6 @@
       <w:pPr>
         <w:outlineLvl w:val="1"/>
         <w:rPr>
-          <w:rFonts w:hint="eastAsia"/>
           <w:b/>
           <w:bCs/>
         </w:rPr>
@@ -2711,11 +2416,6 @@
       </w:r>
     </w:p>
     <w:p>
-      <w:pPr>
-        <w:rPr>
-          <w:rFonts w:hint="eastAsia"/>
-        </w:rPr>
-      </w:pPr>
       <w:r>
         <w:tab/>
       </w:r>
@@ -2739,11 +2439,6 @@
       </w:r>
     </w:p>
     <w:p>
-      <w:pPr>
-        <w:rPr>
-          <w:rFonts w:hint="eastAsia"/>
-        </w:rPr>
-      </w:pPr>
       <w:r>
         <w:tab/>
       </w:r>
@@ -2775,9 +2470,6 @@
     <w:p>
       <w:pPr>
         <w:ind w:firstLine="420"/>
-        <w:rPr>
-          <w:rFonts w:hint="eastAsia"/>
-        </w:rPr>
       </w:pPr>
       <w:r>
         <w:rPr>
@@ -2789,9 +2481,6 @@
     <w:p>
       <w:pPr>
         <w:ind w:firstLine="420"/>
-        <w:rPr>
-          <w:rFonts w:hint="eastAsia"/>
-        </w:rPr>
       </w:pPr>
       <w:r>
         <w:rPr>
@@ -2825,9 +2514,6 @@
     <w:p>
       <w:pPr>
         <w:ind w:firstLine="420"/>
-        <w:rPr>
-          <w:rFonts w:hint="eastAsia"/>
-        </w:rPr>
       </w:pPr>
       <w:r>
         <w:rPr>
@@ -2872,24 +2558,17 @@
     <w:p>
       <w:pPr>
         <w:ind w:firstLine="420"/>
-        <w:rPr>
-          <w:rFonts w:hint="eastAsia"/>
-        </w:rPr>
-      </w:pPr>
-    </w:p>
-    <w:p>
-      <w:pPr>
-        <w:ind w:firstLine="420"/>
-        <w:rPr>
-          <w:rFonts w:hint="eastAsia"/>
-        </w:rPr>
+      </w:pPr>
+    </w:p>
+    <w:p>
+      <w:pPr>
+        <w:ind w:firstLine="420"/>
       </w:pPr>
     </w:p>
     <w:p>
       <w:pPr>
         <w:outlineLvl w:val="1"/>
         <w:rPr>
-          <w:rFonts w:hint="eastAsia"/>
           <w:b/>
           <w:bCs/>
         </w:rPr>
@@ -2921,7 +2600,6 @@
     <w:p>
       <w:pPr>
         <w:rPr>
-          <w:rFonts w:hint="eastAsia"/>
           <w:b/>
           <w:bCs/>
         </w:rPr>
@@ -2945,7 +2623,21 @@
         <w:rPr>
           <w:rFonts w:hint="eastAsia"/>
         </w:rPr>
-        <w:t>两人或两物朝相反方向奔跑，强调</w:t>
+        <w:t>两人或</w:t>
+      </w:r>
+      <w:proofErr w:type="gramStart"/>
+      <w:r>
+        <w:rPr>
+          <w:rFonts w:hint="eastAsia"/>
+        </w:rPr>
+        <w:t>两物朝相反</w:t>
+      </w:r>
+      <w:proofErr w:type="gramEnd"/>
+      <w:r>
+        <w:rPr>
+          <w:rFonts w:hint="eastAsia"/>
+        </w:rPr>
+        <w:t>方向奔跑，强调</w:t>
       </w:r>
       <w:r>
         <w:rPr>
@@ -2981,7 +2673,6 @@
     <w:p>
       <w:pPr>
         <w:rPr>
-          <w:rFonts w:hint="eastAsia"/>
           <w:b/>
           <w:bCs/>
         </w:rPr>
@@ -3054,7 +2745,6 @@
       <w:pPr>
         <w:ind w:firstLine="420"/>
         <w:rPr>
-          <w:rFonts w:hint="eastAsia"/>
           <w:b/>
           <w:bCs/>
         </w:rPr>
@@ -3087,9 +2777,6 @@
     <w:p>
       <w:pPr>
         <w:ind w:firstLine="420"/>
-        <w:rPr>
-          <w:rFonts w:hint="eastAsia"/>
-        </w:rPr>
       </w:pPr>
       <w:r>
         <w:t>他的暴力行为与和平主义的理念</w:t>
@@ -3116,9 +2803,6 @@
         <w:ind w:firstLine="420"/>
         <w:outlineLvl w:val="2"/>
         <w15:collapsed/>
-        <w:rPr>
-          <w:rFonts w:hint="eastAsia"/>
-        </w:rPr>
       </w:pPr>
       <w:r>
         <w:rPr>
@@ -3133,9 +2817,6 @@
           <w:ilvl w:val="0"/>
           <w:numId w:val="3"/>
         </w:numPr>
-        <w:rPr>
-          <w:rFonts w:hint="eastAsia"/>
-        </w:rPr>
       </w:pPr>
       <w:r>
         <w:rPr>
@@ -3153,9 +2834,6 @@
           <w:ilvl w:val="0"/>
           <w:numId w:val="3"/>
         </w:numPr>
-        <w:rPr>
-          <w:rFonts w:hint="eastAsia"/>
-        </w:rPr>
       </w:pPr>
       <w:r>
         <w:t>这种以牺牲环境为代价的发展模式，与绿色发展的理念________。</w:t>
@@ -3167,9 +2845,6 @@
           <w:ilvl w:val="0"/>
           <w:numId w:val="3"/>
         </w:numPr>
-        <w:rPr>
-          <w:rFonts w:hint="eastAsia"/>
-        </w:rPr>
       </w:pPr>
       <w:r>
         <w:t>你通过疯狂消费来缓解储蓄不足的焦虑，这完全是________。</w:t>
@@ -3181,9 +2856,6 @@
           <w:ilvl w:val="0"/>
           <w:numId w:val="3"/>
         </w:numPr>
-        <w:rPr>
-          <w:rFonts w:hint="eastAsia"/>
-        </w:rPr>
       </w:pPr>
       <w:r>
         <w:t>他严厉的管理风格，与公司倡导的“人性化”企业文化________。</w:t>
@@ -3195,9 +2867,6 @@
           <w:ilvl w:val="0"/>
           <w:numId w:val="3"/>
         </w:numPr>
-        <w:rPr>
-          <w:rFonts w:hint="eastAsia"/>
-        </w:rPr>
       </w:pPr>
       <w:r>
         <w:t>为了写出好文章而去抄袭，这无疑是________。</w:t>
@@ -3209,9 +2878,6 @@
           <w:ilvl w:val="0"/>
           <w:numId w:val="3"/>
         </w:numPr>
-        <w:rPr>
-          <w:rFonts w:hint="eastAsia"/>
-        </w:rPr>
       </w:pPr>
       <w:r>
         <w:t>父母“望子成龙”的迫切心态，有时却与他们过度保护的行为________。</w:t>
@@ -3229,9 +2895,6 @@
           <w:ilvl w:val="0"/>
           <w:numId w:val="3"/>
         </w:numPr>
-        <w:rPr>
-          <w:rFonts w:hint="eastAsia"/>
-        </w:rPr>
       </w:pPr>
       <w:r>
         <w:t>这项政策的初衷是惠民，但具体条款却与这一初衷________。</w:t>
@@ -3243,9 +2906,6 @@
           <w:ilvl w:val="0"/>
           <w:numId w:val="3"/>
         </w:numPr>
-        <w:rPr>
-          <w:rFonts w:hint="eastAsia"/>
-        </w:rPr>
       </w:pPr>
       <w:r>
         <w:t>用网络暴力来反对网络暴力，这种手段与目的________。</w:t>
@@ -3257,9 +2917,6 @@
           <w:ilvl w:val="0"/>
           <w:numId w:val="3"/>
         </w:numPr>
-        <w:rPr>
-          <w:rFonts w:hint="eastAsia"/>
-        </w:rPr>
       </w:pPr>
       <w:r>
         <w:t>他的承诺与他后来的实际行动完全________，让人非常失望。</w:t>
@@ -3271,9 +2928,6 @@
           <w:ilvl w:val="0"/>
           <w:numId w:val="3"/>
         </w:numPr>
-        <w:rPr>
-          <w:rFonts w:hint="eastAsia"/>
-        </w:rPr>
       </w:pPr>
       <w:r>
         <w:t>通过压榨员工来提升企业凝聚力，这根本就是________。</w:t>
@@ -3282,9 +2936,6 @@
     <w:p>
       <w:pPr>
         <w:ind w:firstLine="420"/>
-        <w:rPr>
-          <w:rFonts w:hint="eastAsia"/>
-        </w:rPr>
       </w:pPr>
       <w:r>
         <w:pict w14:anchorId="21B53AA1">
@@ -3296,7 +2947,6 @@
       <w:pPr>
         <w:ind w:firstLine="420"/>
         <w:rPr>
-          <w:rFonts w:hint="eastAsia"/>
           <w:b/>
           <w:bCs/>
         </w:rPr>
@@ -3315,9 +2965,6 @@
           <w:ilvl w:val="0"/>
           <w:numId w:val="4"/>
         </w:numPr>
-        <w:rPr>
-          <w:rFonts w:hint="eastAsia"/>
-        </w:rPr>
       </w:pPr>
       <w:r>
         <w:rPr>
@@ -3333,9 +2980,6 @@
           <w:ilvl w:val="1"/>
           <w:numId w:val="4"/>
         </w:numPr>
-        <w:rPr>
-          <w:rFonts w:hint="eastAsia"/>
-        </w:rPr>
       </w:pPr>
       <w:r>
         <w:rPr>
@@ -3374,9 +3018,6 @@
           <w:ilvl w:val="0"/>
           <w:numId w:val="4"/>
         </w:numPr>
-        <w:rPr>
-          <w:rFonts w:hint="eastAsia"/>
-        </w:rPr>
       </w:pPr>
       <w:r>
         <w:rPr>
@@ -3392,9 +3033,6 @@
           <w:ilvl w:val="1"/>
           <w:numId w:val="4"/>
         </w:numPr>
-        <w:rPr>
-          <w:rFonts w:hint="eastAsia"/>
-        </w:rPr>
       </w:pPr>
       <w:r>
         <w:rPr>
@@ -3413,9 +3051,6 @@
           <w:ilvl w:val="0"/>
           <w:numId w:val="4"/>
         </w:numPr>
-        <w:rPr>
-          <w:rFonts w:hint="eastAsia"/>
-        </w:rPr>
       </w:pPr>
       <w:r>
         <w:rPr>
@@ -3431,9 +3066,6 @@
           <w:ilvl w:val="1"/>
           <w:numId w:val="4"/>
         </w:numPr>
-        <w:rPr>
-          <w:rFonts w:hint="eastAsia"/>
-        </w:rPr>
       </w:pPr>
       <w:r>
         <w:rPr>
@@ -3472,9 +3104,6 @@
           <w:ilvl w:val="0"/>
           <w:numId w:val="4"/>
         </w:numPr>
-        <w:rPr>
-          <w:rFonts w:hint="eastAsia"/>
-        </w:rPr>
       </w:pPr>
       <w:r>
         <w:rPr>
@@ -3490,9 +3119,6 @@
           <w:ilvl w:val="1"/>
           <w:numId w:val="4"/>
         </w:numPr>
-        <w:rPr>
-          <w:rFonts w:hint="eastAsia"/>
-        </w:rPr>
       </w:pPr>
       <w:r>
         <w:rPr>
@@ -3511,9 +3137,6 @@
           <w:ilvl w:val="0"/>
           <w:numId w:val="4"/>
         </w:numPr>
-        <w:rPr>
-          <w:rFonts w:hint="eastAsia"/>
-        </w:rPr>
       </w:pPr>
       <w:r>
         <w:rPr>
@@ -3529,9 +3152,6 @@
           <w:ilvl w:val="1"/>
           <w:numId w:val="4"/>
         </w:numPr>
-        <w:rPr>
-          <w:rFonts w:hint="eastAsia"/>
-        </w:rPr>
       </w:pPr>
       <w:r>
         <w:rPr>
@@ -3570,9 +3190,6 @@
           <w:ilvl w:val="0"/>
           <w:numId w:val="4"/>
         </w:numPr>
-        <w:rPr>
-          <w:rFonts w:hint="eastAsia"/>
-        </w:rPr>
       </w:pPr>
       <w:r>
         <w:rPr>
@@ -3588,9 +3205,6 @@
           <w:ilvl w:val="1"/>
           <w:numId w:val="4"/>
         </w:numPr>
-        <w:rPr>
-          <w:rFonts w:hint="eastAsia"/>
-        </w:rPr>
       </w:pPr>
       <w:r>
         <w:rPr>
@@ -3635,9 +3249,6 @@
           <w:ilvl w:val="0"/>
           <w:numId w:val="4"/>
         </w:numPr>
-        <w:rPr>
-          <w:rFonts w:hint="eastAsia"/>
-        </w:rPr>
       </w:pPr>
       <w:r>
         <w:rPr>
@@ -3653,9 +3264,6 @@
           <w:ilvl w:val="1"/>
           <w:numId w:val="4"/>
         </w:numPr>
-        <w:rPr>
-          <w:rFonts w:hint="eastAsia"/>
-        </w:rPr>
       </w:pPr>
       <w:r>
         <w:rPr>
@@ -3702,9 +3310,6 @@
           <w:ilvl w:val="0"/>
           <w:numId w:val="4"/>
         </w:numPr>
-        <w:rPr>
-          <w:rFonts w:hint="eastAsia"/>
-        </w:rPr>
       </w:pPr>
       <w:r>
         <w:rPr>
@@ -3720,9 +3325,6 @@
           <w:ilvl w:val="1"/>
           <w:numId w:val="4"/>
         </w:numPr>
-        <w:rPr>
-          <w:rFonts w:hint="eastAsia"/>
-        </w:rPr>
       </w:pPr>
       <w:r>
         <w:rPr>
@@ -3761,9 +3363,6 @@
           <w:ilvl w:val="0"/>
           <w:numId w:val="4"/>
         </w:numPr>
-        <w:rPr>
-          <w:rFonts w:hint="eastAsia"/>
-        </w:rPr>
       </w:pPr>
       <w:r>
         <w:rPr>
@@ -3779,9 +3378,6 @@
           <w:ilvl w:val="1"/>
           <w:numId w:val="4"/>
         </w:numPr>
-        <w:rPr>
-          <w:rFonts w:hint="eastAsia"/>
-        </w:rPr>
       </w:pPr>
       <w:r>
         <w:rPr>
@@ -3814,9 +3410,6 @@
           <w:ilvl w:val="0"/>
           <w:numId w:val="4"/>
         </w:numPr>
-        <w:rPr>
-          <w:rFonts w:hint="eastAsia"/>
-        </w:rPr>
       </w:pPr>
       <w:r>
         <w:rPr>
@@ -3832,9 +3425,6 @@
           <w:ilvl w:val="1"/>
           <w:numId w:val="4"/>
         </w:numPr>
-        <w:rPr>
-          <w:rFonts w:hint="eastAsia"/>
-        </w:rPr>
       </w:pPr>
       <w:r>
         <w:rPr>
@@ -3870,16 +3460,12 @@
     <w:p>
       <w:pPr>
         <w:ind w:firstLine="420"/>
-        <w:rPr>
-          <w:rFonts w:hint="eastAsia"/>
-        </w:rPr>
       </w:pPr>
     </w:p>
     <w:p>
       <w:pPr>
         <w:outlineLvl w:val="1"/>
         <w:rPr>
-          <w:rFonts w:hint="eastAsia"/>
           <w:b/>
           <w:bCs/>
         </w:rPr>
@@ -3915,24 +3501,32 @@
         </w:rPr>
         <w:tab/>
       </w:r>
-      <w:r>
-        <w:rPr>
-          <w:b/>
-          <w:bCs/>
-        </w:rPr>
-        <w:t>郢书燕说</w:t>
-      </w:r>
-    </w:p>
-    <w:p>
-      <w:pPr>
-        <w:rPr>
-          <w:rFonts w:hint="eastAsia"/>
-        </w:rPr>
-      </w:pPr>
+      <w:proofErr w:type="gramStart"/>
+      <w:r>
+        <w:rPr>
+          <w:b/>
+          <w:bCs/>
+        </w:rPr>
+        <w:t>郢</w:t>
+      </w:r>
+      <w:proofErr w:type="gramEnd"/>
+      <w:r>
+        <w:rPr>
+          <w:b/>
+          <w:bCs/>
+        </w:rPr>
+        <w:t>书燕说</w:t>
+      </w:r>
+    </w:p>
+    <w:p>
       <w:r>
         <w:tab/>
+      </w:r>
+      <w:proofErr w:type="gramStart"/>
+      <w:r>
         <w:t>郢</w:t>
       </w:r>
+      <w:proofErr w:type="gramEnd"/>
       <w:r>
         <w:rPr>
           <w:rFonts w:hint="eastAsia"/>
@@ -3943,30 +3537,37 @@
     <w:p>
       <w:pPr>
         <w:ind w:firstLine="420"/>
-        <w:rPr>
-          <w:rFonts w:hint="eastAsia"/>
-        </w:rPr>
-      </w:pPr>
-      <w:r>
-        <w:rPr>
-          <w:rFonts w:hint="eastAsia"/>
-        </w:rPr>
-        <w:t>形容意思被曲解被误解，引申义是虽然意思被曲解，但是取得了好的结果。</w:t>
-      </w:r>
-    </w:p>
-    <w:p>
-      <w:pPr>
-        <w:ind w:firstLine="420"/>
-        <w:rPr>
-          <w:rFonts w:hint="eastAsia"/>
-        </w:rPr>
+      </w:pPr>
+      <w:r>
+        <w:rPr>
+          <w:rFonts w:hint="eastAsia"/>
+        </w:rPr>
+        <w:t>形容意思被曲解被误解，引申义是虽然意思被曲解，</w:t>
+      </w:r>
+      <w:proofErr w:type="gramStart"/>
+      <w:r>
+        <w:rPr>
+          <w:rFonts w:hint="eastAsia"/>
+        </w:rPr>
+        <w:t>但是取得</w:t>
+      </w:r>
+      <w:proofErr w:type="gramEnd"/>
+      <w:r>
+        <w:rPr>
+          <w:rFonts w:hint="eastAsia"/>
+        </w:rPr>
+        <w:t>了好的结果。</w:t>
+      </w:r>
+    </w:p>
+    <w:p>
+      <w:pPr>
+        <w:ind w:firstLine="420"/>
       </w:pPr>
     </w:p>
     <w:p>
       <w:pPr>
         <w:outlineLvl w:val="1"/>
         <w:rPr>
-          <w:rFonts w:hint="eastAsia"/>
           <w:b/>
           <w:bCs/>
         </w:rPr>
@@ -4012,11 +3613,6 @@
       </w:r>
     </w:p>
     <w:p>
-      <w:pPr>
-        <w:rPr>
-          <w:rFonts w:hint="eastAsia"/>
-        </w:rPr>
-      </w:pPr>
       <w:r>
         <w:rPr>
           <w:b/>
@@ -4035,11 +3631,6 @@
       </w:r>
     </w:p>
     <w:p>
-      <w:pPr>
-        <w:rPr>
-          <w:rFonts w:hint="eastAsia"/>
-        </w:rPr>
-      </w:pPr>
       <w:r>
         <w:tab/>
       </w:r>
@@ -4064,9 +3655,6 @@
     <w:p>
       <w:pPr>
         <w:ind w:left="420" w:firstLine="420"/>
-        <w:rPr>
-          <w:rFonts w:hint="eastAsia"/>
-        </w:rPr>
       </w:pPr>
       <w:r>
         <w:rPr>
@@ -4088,11 +3676,6 @@
       </w:r>
     </w:p>
     <w:p>
-      <w:pPr>
-        <w:rPr>
-          <w:rFonts w:hint="eastAsia"/>
-        </w:rPr>
-      </w:pPr>
       <w:r>
         <w:tab/>
       </w:r>
@@ -4111,9 +3694,6 @@
     <w:p>
       <w:pPr>
         <w:ind w:left="420" w:firstLine="420"/>
-        <w:rPr>
-          <w:rFonts w:hint="eastAsia"/>
-        </w:rPr>
       </w:pPr>
       <w:r>
         <w:rPr>
@@ -4147,15 +3727,24 @@
         <w:rPr>
           <w:rFonts w:hint="eastAsia"/>
         </w:rPr>
-        <w:t>，不持久</w:t>
-      </w:r>
-    </w:p>
-    <w:p>
-      <w:pPr>
-        <w:rPr>
-          <w:rFonts w:hint="eastAsia"/>
-        </w:rPr>
-      </w:pPr>
+        <w:t>，</w:t>
+      </w:r>
+      <w:proofErr w:type="gramStart"/>
+      <w:r>
+        <w:rPr>
+          <w:rFonts w:hint="eastAsia"/>
+        </w:rPr>
+        <w:t>不</w:t>
+      </w:r>
+      <w:proofErr w:type="gramEnd"/>
+      <w:r>
+        <w:rPr>
+          <w:rFonts w:hint="eastAsia"/>
+        </w:rPr>
+        <w:t>持久</w:t>
+      </w:r>
+    </w:p>
+    <w:p>
       <w:r>
         <w:tab/>
       </w:r>
@@ -4174,7 +3763,6 @@
     <w:p>
       <w:pPr>
         <w:rPr>
-          <w:rFonts w:hint="eastAsia"/>
           <w:b/>
           <w:bCs/>
         </w:rPr>
@@ -4202,11 +3790,6 @@
       </w:r>
     </w:p>
     <w:p>
-      <w:pPr>
-        <w:rPr>
-          <w:rFonts w:hint="eastAsia"/>
-        </w:rPr>
-      </w:pPr>
       <w:r>
         <w:tab/>
       </w:r>
@@ -4218,11 +3801,6 @@
       </w:r>
     </w:p>
     <w:p>
-      <w:pPr>
-        <w:rPr>
-          <w:rFonts w:hint="eastAsia"/>
-        </w:rPr>
-      </w:pPr>
       <w:r>
         <w:tab/>
       </w:r>
@@ -4230,15 +3808,38 @@
         <w:rPr>
           <w:rFonts w:hint="eastAsia"/>
         </w:rPr>
-        <w:t>提到了他读了很多书，但缺乏思考，用浮光掠影更好。如果浅尝则止的话，没有浮光掠影更符合没深入思考。如果最后一句是缺乏耐心，那填浅尝则止更好</w:t>
-      </w:r>
-    </w:p>
-    <w:p>
-      <w:pPr>
-        <w:rPr>
-          <w:rFonts w:hint="eastAsia"/>
-        </w:rPr>
-      </w:pPr>
+        <w:t>提到了他读了很多书，但缺乏思考，用浮光掠影更好。如果浅尝则止的话，没有浮光掠影更</w:t>
+      </w:r>
+      <w:proofErr w:type="gramStart"/>
+      <w:r>
+        <w:rPr>
+          <w:rFonts w:hint="eastAsia"/>
+        </w:rPr>
+        <w:t>符合没</w:t>
+      </w:r>
+      <w:proofErr w:type="gramEnd"/>
+      <w:r>
+        <w:rPr>
+          <w:rFonts w:hint="eastAsia"/>
+        </w:rPr>
+        <w:t>深入思考。如果最后一句是缺乏耐心，</w:t>
+      </w:r>
+      <w:proofErr w:type="gramStart"/>
+      <w:r>
+        <w:rPr>
+          <w:rFonts w:hint="eastAsia"/>
+        </w:rPr>
+        <w:t>那填浅尝</w:t>
+      </w:r>
+      <w:proofErr w:type="gramEnd"/>
+      <w:r>
+        <w:rPr>
+          <w:rFonts w:hint="eastAsia"/>
+        </w:rPr>
+        <w:t>则止更好</w:t>
+      </w:r>
+    </w:p>
+    <w:p>
       <w:r>
         <w:tab/>
       </w:r>
@@ -4249,26 +3850,16 @@
         <w:t>如果最后一句改成，随便看两眼就看下一页了，那就选走马观花</w:t>
       </w:r>
     </w:p>
-    <w:p>
-      <w:pPr>
-        <w:rPr>
-          <w:rFonts w:hint="eastAsia"/>
-        </w:rPr>
-      </w:pPr>
-    </w:p>
-    <w:p>
-      <w:pPr>
-        <w:ind w:firstLine="420"/>
-        <w:rPr>
-          <w:rFonts w:hint="eastAsia"/>
-        </w:rPr>
+    <w:p/>
+    <w:p>
+      <w:pPr>
+        <w:ind w:firstLine="420"/>
       </w:pPr>
     </w:p>
     <w:p>
       <w:pPr>
         <w:outlineLvl w:val="1"/>
         <w:rPr>
-          <w:rFonts w:hint="eastAsia"/>
           <w:b/>
           <w:bCs/>
         </w:rPr>
@@ -4306,11 +3897,6 @@
       </w:r>
     </w:p>
     <w:p>
-      <w:pPr>
-        <w:rPr>
-          <w:rFonts w:hint="eastAsia"/>
-        </w:rPr>
-      </w:pPr>
       <w:r>
         <w:tab/>
       </w:r>
@@ -4330,11 +3916,6 @@
       </w:r>
     </w:p>
     <w:p>
-      <w:pPr>
-        <w:rPr>
-          <w:rFonts w:hint="eastAsia"/>
-        </w:rPr>
-      </w:pPr>
       <w:r>
         <w:tab/>
       </w:r>
@@ -4349,11 +3930,6 @@
       </w:r>
     </w:p>
     <w:p>
-      <w:pPr>
-        <w:rPr>
-          <w:rFonts w:hint="eastAsia"/>
-        </w:rPr>
-      </w:pPr>
       <w:r>
         <w:tab/>
       </w:r>
@@ -4373,11 +3949,6 @@
       </w:r>
     </w:p>
     <w:p>
-      <w:pPr>
-        <w:rPr>
-          <w:rFonts w:hint="eastAsia"/>
-        </w:rPr>
-      </w:pPr>
       <w:r>
         <w:tab/>
       </w:r>
@@ -4392,11 +3963,6 @@
       </w:r>
     </w:p>
     <w:p>
-      <w:pPr>
-        <w:rPr>
-          <w:rFonts w:hint="eastAsia"/>
-        </w:rPr>
-      </w:pPr>
       <w:r>
         <w:tab/>
       </w:r>
@@ -4426,9 +3992,6 @@
     <w:p>
       <w:pPr>
         <w:ind w:firstLine="420"/>
-        <w:rPr>
-          <w:rFonts w:hint="eastAsia"/>
-        </w:rPr>
       </w:pPr>
       <w:r>
         <w:tab/>
@@ -4438,16 +4001,12 @@
     <w:p>
       <w:pPr>
         <w:ind w:firstLine="420"/>
-        <w:rPr>
-          <w:rFonts w:hint="eastAsia"/>
-        </w:rPr>
       </w:pPr>
     </w:p>
     <w:p>
       <w:pPr>
         <w:outlineLvl w:val="1"/>
         <w:rPr>
-          <w:rFonts w:hint="eastAsia"/>
           <w:b/>
           <w:bCs/>
         </w:rPr>
@@ -4509,9 +4068,6 @@
     <w:p>
       <w:pPr>
         <w:ind w:firstLine="420"/>
-        <w:rPr>
-          <w:rFonts w:hint="eastAsia"/>
-        </w:rPr>
       </w:pPr>
       <w:r>
         <w:rPr>
@@ -4532,9 +4088,6 @@
     <w:p>
       <w:pPr>
         <w:ind w:firstLine="420"/>
-        <w:rPr>
-          <w:rFonts w:hint="eastAsia"/>
-        </w:rPr>
       </w:pPr>
       <w:r>
         <w:tab/>
@@ -4566,9 +4119,6 @@
     <w:p>
       <w:pPr>
         <w:ind w:firstLine="420"/>
-        <w:rPr>
-          <w:rFonts w:hint="eastAsia"/>
-        </w:rPr>
       </w:pPr>
       <w:r>
         <w:t>蔚然成风</w:t>
@@ -4586,9 +4136,6 @@
     <w:p>
       <w:pPr>
         <w:ind w:firstLine="420"/>
-        <w:rPr>
-          <w:rFonts w:hint="eastAsia"/>
-        </w:rPr>
       </w:pPr>
       <w:r>
         <w:tab/>
@@ -4610,9 +4157,6 @@
     <w:p>
       <w:pPr>
         <w:ind w:firstLine="420"/>
-        <w:rPr>
-          <w:rFonts w:hint="eastAsia"/>
-        </w:rPr>
       </w:pPr>
       <w:r>
         <w:t>风靡一时</w:t>
@@ -4630,15 +4174,26 @@
         <w:rPr>
           <w:rFonts w:hint="eastAsia"/>
         </w:rPr>
-        <w:t xml:space="preserve"> 靡：倒下</w:t>
-      </w:r>
-    </w:p>
-    <w:p>
-      <w:pPr>
-        <w:ind w:firstLine="420"/>
-        <w:rPr>
-          <w:rFonts w:hint="eastAsia"/>
-        </w:rPr>
+        <w:t xml:space="preserve"> </w:t>
+      </w:r>
+      <w:proofErr w:type="gramStart"/>
+      <w:r>
+        <w:rPr>
+          <w:rFonts w:hint="eastAsia"/>
+        </w:rPr>
+        <w:t>靡</w:t>
+      </w:r>
+      <w:proofErr w:type="gramEnd"/>
+      <w:r>
+        <w:rPr>
+          <w:rFonts w:hint="eastAsia"/>
+        </w:rPr>
+        <w:t>：倒下</w:t>
+      </w:r>
+    </w:p>
+    <w:p>
+      <w:pPr>
+        <w:ind w:firstLine="420"/>
       </w:pPr>
       <w:r>
         <w:tab/>
@@ -4665,9 +4220,6 @@
     <w:p>
       <w:pPr>
         <w:ind w:firstLine="420"/>
-        <w:rPr>
-          <w:rFonts w:hint="eastAsia"/>
-        </w:rPr>
       </w:pPr>
       <w:r>
         <w:t>风起云涌</w:t>
@@ -4692,11 +4244,6 @@
       </w:r>
     </w:p>
     <w:p>
-      <w:pPr>
-        <w:rPr>
-          <w:rFonts w:hint="eastAsia"/>
-        </w:rPr>
-      </w:pPr>
       <w:r>
         <w:lastRenderedPageBreak/>
         <w:tab/>
@@ -4737,11 +4284,6 @@
       </w:r>
     </w:p>
     <w:p>
-      <w:pPr>
-        <w:rPr>
-          <w:rFonts w:hint="eastAsia"/>
-        </w:rPr>
-      </w:pPr>
       <w:r>
         <w:tab/>
       </w:r>
@@ -4769,11 +4311,6 @@
       </w:r>
     </w:p>
     <w:p>
-      <w:pPr>
-        <w:rPr>
-          <w:rFonts w:hint="eastAsia"/>
-        </w:rPr>
-      </w:pPr>
       <w:r>
         <w:tab/>
       </w:r>
@@ -4787,15 +4324,31 @@
         <w:rPr>
           <w:rFonts w:hint="eastAsia"/>
         </w:rPr>
-        <w:t>形容自然环境，社会局势</w:t>
-      </w:r>
-      <w:r>
-        <w:rPr>
-          <w:rFonts w:hint="eastAsia"/>
-          <w:b/>
-          <w:bCs/>
-        </w:rPr>
-        <w:t>突然发生</w:t>
+        <w:t>形容自然环境，社会局</w:t>
+      </w:r>
+      <w:proofErr w:type="gramStart"/>
+      <w:r>
+        <w:rPr>
+          <w:rFonts w:hint="eastAsia"/>
+        </w:rPr>
+        <w:t>势</w:t>
+      </w:r>
+      <w:r>
+        <w:rPr>
+          <w:rFonts w:hint="eastAsia"/>
+          <w:b/>
+          <w:bCs/>
+        </w:rPr>
+        <w:t>突然</w:t>
+      </w:r>
+      <w:proofErr w:type="gramEnd"/>
+      <w:r>
+        <w:rPr>
+          <w:rFonts w:hint="eastAsia"/>
+          <w:b/>
+          <w:bCs/>
+        </w:rPr>
+        <w:t>发生</w:t>
       </w:r>
       <w:r>
         <w:rPr>
@@ -4807,11 +4360,6 @@
       </w:r>
     </w:p>
     <w:p>
-      <w:pPr>
-        <w:rPr>
-          <w:rFonts w:hint="eastAsia"/>
-        </w:rPr>
-      </w:pPr>
       <w:r>
         <w:rPr>
           <w:rFonts w:hint="eastAsia"/>
@@ -4828,9 +4376,6 @@
     <w:p>
       <w:pPr>
         <w:ind w:firstLineChars="100" w:firstLine="210"/>
-        <w:rPr>
-          <w:rFonts w:hint="eastAsia"/>
-        </w:rPr>
       </w:pPr>
       <w:r>
         <w:rPr>
@@ -4842,9 +4387,6 @@
     <w:p>
       <w:pPr>
         <w:ind w:firstLineChars="100" w:firstLine="210"/>
-        <w:rPr>
-          <w:rFonts w:hint="eastAsia"/>
-        </w:rPr>
       </w:pPr>
       <w:r>
         <w:rPr>
@@ -4854,11 +4396,6 @@
       </w:r>
     </w:p>
     <w:p>
-      <w:pPr>
-        <w:rPr>
-          <w:rFonts w:hint="eastAsia"/>
-        </w:rPr>
-      </w:pPr>
       <w:r>
         <w:rPr>
           <w:rFonts w:hint="eastAsia"/>
@@ -4869,7 +4406,6 @@
     <w:p>
       <w:pPr>
         <w:rPr>
-          <w:rFonts w:hint="eastAsia"/>
           <w:b/>
           <w:bCs/>
         </w:rPr>
@@ -4879,7 +4415,6 @@
       <w:pPr>
         <w:outlineLvl w:val="1"/>
         <w:rPr>
-          <w:rFonts w:hint="eastAsia"/>
           <w:b/>
           <w:bCs/>
         </w:rPr>
@@ -4894,11 +4429,6 @@
       </w:r>
     </w:p>
     <w:p>
-      <w:pPr>
-        <w:rPr>
-          <w:rFonts w:hint="eastAsia"/>
-        </w:rPr>
-      </w:pPr>
       <w:r>
         <w:rPr>
           <w:rFonts w:hint="eastAsia"/>
@@ -4923,11 +4453,6 @@
       </w:r>
     </w:p>
     <w:p>
-      <w:pPr>
-        <w:rPr>
-          <w:rFonts w:hint="eastAsia"/>
-        </w:rPr>
-      </w:pPr>
       <w:r>
         <w:rPr>
           <w:rFonts w:hint="eastAsia"/>
@@ -4952,11 +4477,6 @@
       </w:r>
     </w:p>
     <w:p>
-      <w:pPr>
-        <w:rPr>
-          <w:rFonts w:hint="eastAsia"/>
-        </w:rPr>
-      </w:pPr>
       <w:r>
         <w:tab/>
       </w:r>
@@ -4970,9 +4490,6 @@
     <w:p>
       <w:pPr>
         <w:ind w:firstLine="420"/>
-        <w:rPr>
-          <w:rFonts w:hint="eastAsia"/>
-        </w:rPr>
       </w:pPr>
       <w:r>
         <w:rPr>
@@ -4982,11 +4499,6 @@
       </w:r>
     </w:p>
     <w:p>
-      <w:pPr>
-        <w:rPr>
-          <w:rFonts w:hint="eastAsia"/>
-        </w:rPr>
-      </w:pPr>
       <w:r>
         <w:tab/>
       </w:r>
@@ -5004,11 +4516,6 @@
       </w:r>
     </w:p>
     <w:p>
-      <w:pPr>
-        <w:rPr>
-          <w:rFonts w:hint="eastAsia"/>
-        </w:rPr>
-      </w:pPr>
       <w:r>
         <w:tab/>
       </w:r>
@@ -5019,18 +4526,11 @@
         <w:t>爆发冲突，爆发战争</w:t>
       </w:r>
     </w:p>
-    <w:p>
-      <w:pPr>
-        <w:rPr>
-          <w:rFonts w:hint="eastAsia"/>
-        </w:rPr>
-      </w:pPr>
-    </w:p>
+    <w:p/>
     <w:p>
       <w:pPr>
         <w:outlineLvl w:val="1"/>
         <w:rPr>
-          <w:rFonts w:hint="eastAsia"/>
           <w:b/>
           <w:bCs/>
         </w:rPr>
@@ -5087,9 +4587,6 @@
     <w:p>
       <w:pPr>
         <w:ind w:firstLine="420"/>
-        <w:rPr>
-          <w:rFonts w:hint="eastAsia"/>
-        </w:rPr>
       </w:pPr>
       <w:r>
         <w:rPr>
@@ -5101,9 +4598,6 @@
     <w:p>
       <w:pPr>
         <w:ind w:firstLine="420"/>
-        <w:rPr>
-          <w:rFonts w:hint="eastAsia"/>
-        </w:rPr>
       </w:pPr>
       <w:r>
         <w:rPr>
@@ -5127,9 +4621,6 @@
     <w:p>
       <w:pPr>
         <w:ind w:firstLine="420"/>
-        <w:rPr>
-          <w:rFonts w:hint="eastAsia"/>
-        </w:rPr>
       </w:pPr>
       <w:r>
         <w:rPr>
@@ -5153,16 +4644,21 @@
     <w:p>
       <w:pPr>
         <w:ind w:firstLine="420"/>
-        <w:rPr>
-          <w:rFonts w:hint="eastAsia"/>
-        </w:rPr>
-      </w:pPr>
-      <w:r>
-        <w:rPr>
-          <w:rFonts w:hint="eastAsia"/>
-        </w:rPr>
-        <w:t>拾人牙慧：拾取别人说过的慧语</w:t>
-      </w:r>
+      </w:pPr>
+      <w:r>
+        <w:rPr>
+          <w:rFonts w:hint="eastAsia"/>
+        </w:rPr>
+        <w:t>拾人牙慧：拾取别人说过</w:t>
+      </w:r>
+      <w:proofErr w:type="gramStart"/>
+      <w:r>
+        <w:rPr>
+          <w:rFonts w:hint="eastAsia"/>
+        </w:rPr>
+        <w:t>的慧语</w:t>
+      </w:r>
+      <w:proofErr w:type="gramEnd"/>
       <w:r>
         <w:tab/>
       </w:r>
@@ -5173,18 +4669,11 @@
         <w:t>强调抄袭</w:t>
       </w:r>
     </w:p>
-    <w:p>
-      <w:pPr>
-        <w:rPr>
-          <w:rFonts w:hint="eastAsia"/>
-        </w:rPr>
-      </w:pPr>
-    </w:p>
+    <w:p/>
     <w:p>
       <w:pPr>
         <w:outlineLvl w:val="1"/>
         <w:rPr>
-          <w:rFonts w:hint="eastAsia"/>
           <w:b/>
           <w:bCs/>
         </w:rPr>
@@ -5199,11 +4688,6 @@
       </w:r>
     </w:p>
     <w:p>
-      <w:pPr>
-        <w:rPr>
-          <w:rFonts w:hint="eastAsia"/>
-        </w:rPr>
-      </w:pPr>
       <w:r>
         <w:tab/>
       </w:r>
@@ -5215,11 +4699,6 @@
       </w:r>
     </w:p>
     <w:p>
-      <w:pPr>
-        <w:rPr>
-          <w:rFonts w:hint="eastAsia"/>
-        </w:rPr>
-      </w:pPr>
       <w:r>
         <w:tab/>
       </w:r>
@@ -5231,11 +4710,6 @@
       </w:r>
     </w:p>
     <w:p>
-      <w:pPr>
-        <w:rPr>
-          <w:rFonts w:hint="eastAsia"/>
-        </w:rPr>
-      </w:pPr>
       <w:r>
         <w:tab/>
       </w:r>
@@ -5247,11 +4721,6 @@
       </w:r>
     </w:p>
     <w:p>
-      <w:pPr>
-        <w:rPr>
-          <w:rFonts w:hint="eastAsia"/>
-        </w:rPr>
-      </w:pPr>
       <w:r>
         <w:tab/>
       </w:r>
@@ -5262,18 +4731,11 @@
         <w:t>泥沙俱下：泥土沙子一起流下，人和事都可用</w:t>
       </w:r>
     </w:p>
-    <w:p>
-      <w:pPr>
-        <w:rPr>
-          <w:rFonts w:hint="eastAsia"/>
-        </w:rPr>
-      </w:pPr>
-    </w:p>
+    <w:p/>
     <w:p>
       <w:pPr>
         <w:outlineLvl w:val="1"/>
         <w:rPr>
-          <w:rFonts w:hint="eastAsia"/>
           <w:b/>
           <w:bCs/>
         </w:rPr>
@@ -5566,11 +5028,6 @@
       </w:r>
     </w:p>
     <w:p>
-      <w:pPr>
-        <w:rPr>
-          <w:rFonts w:hint="eastAsia"/>
-        </w:rPr>
-      </w:pPr>
       <w:r>
         <w:rPr>
           <w:rFonts w:ascii="Segoe UI" w:hAnsi="Segoe UI" w:cs="Segoe UI"/>
@@ -5659,7 +5116,6 @@
       <w:pPr>
         <w:outlineLvl w:val="1"/>
         <w:rPr>
-          <w:rFonts w:hint="eastAsia"/>
           <w:b/>
           <w:bCs/>
         </w:rPr>
@@ -6126,7 +5582,6 @@
       <w:pPr>
         <w:outlineLvl w:val="1"/>
         <w:rPr>
-          <w:rFonts w:hint="eastAsia"/>
           <w:b/>
           <w:bCs/>
         </w:rPr>
@@ -6189,7 +5644,25 @@
           <w:b/>
           <w:bCs/>
         </w:rPr>
-        <w:t>，只能搭具体事务</w:t>
+        <w:t>，只能</w:t>
+      </w:r>
+      <w:proofErr w:type="gramStart"/>
+      <w:r>
+        <w:rPr>
+          <w:rFonts w:ascii="Arial" w:hAnsi="Arial" w:cs="Arial" w:hint="eastAsia"/>
+          <w:b/>
+          <w:bCs/>
+        </w:rPr>
+        <w:t>搭具体</w:t>
+      </w:r>
+      <w:proofErr w:type="gramEnd"/>
+      <w:r>
+        <w:rPr>
+          <w:rFonts w:ascii="Arial" w:hAnsi="Arial" w:cs="Arial" w:hint="eastAsia"/>
+          <w:b/>
+          <w:bCs/>
+        </w:rPr>
+        <w:t>事务</w:t>
       </w:r>
       <w:r>
         <w:rPr>
@@ -6268,7 +5741,6 @@
       <w:pPr>
         <w:outlineLvl w:val="1"/>
         <w:rPr>
-          <w:rFonts w:hint="eastAsia"/>
           <w:b/>
           <w:bCs/>
         </w:rPr>
@@ -6500,7 +5972,6 @@
       <w:pPr>
         <w:outlineLvl w:val="1"/>
         <w:rPr>
-          <w:rFonts w:hint="eastAsia"/>
           <w:b/>
           <w:bCs/>
         </w:rPr>
@@ -6527,7 +5998,21 @@
         <w:rPr>
           <w:rFonts w:ascii="Arial" w:hAnsi="Arial" w:cs="Arial" w:hint="eastAsia"/>
         </w:rPr>
-        <w:t>不落窠臼：不落入现成的套路、模式里，侧重</w:t>
+        <w:t>不落窠臼：</w:t>
+      </w:r>
+      <w:proofErr w:type="gramStart"/>
+      <w:r>
+        <w:rPr>
+          <w:rFonts w:ascii="Arial" w:hAnsi="Arial" w:cs="Arial" w:hint="eastAsia"/>
+        </w:rPr>
+        <w:t>不</w:t>
+      </w:r>
+      <w:proofErr w:type="gramEnd"/>
+      <w:r>
+        <w:rPr>
+          <w:rFonts w:ascii="Arial" w:hAnsi="Arial" w:cs="Arial" w:hint="eastAsia"/>
+        </w:rPr>
+        <w:t>落入现成的套路、模式里，侧重</w:t>
       </w:r>
       <w:r>
         <w:rPr>
@@ -6689,21 +6174,53 @@
           <w:b/>
           <w:bCs/>
         </w:rPr>
-        <w:t>直击问题关键</w:t>
-      </w:r>
-    </w:p>
-    <w:p>
-      <w:pPr>
-        <w:ind w:firstLine="420"/>
-        <w:rPr>
-          <w:rFonts w:ascii="Arial" w:hAnsi="Arial" w:cs="Arial"/>
-        </w:rPr>
-      </w:pPr>
-      <w:r>
-        <w:rPr>
-          <w:rFonts w:ascii="Arial" w:hAnsi="Arial" w:cs="Arial" w:hint="eastAsia"/>
-        </w:rPr>
-        <w:t>一针见血：在一语中的的基础上加了点</w:t>
+        <w:t>直</w:t>
+      </w:r>
+      <w:proofErr w:type="gramStart"/>
+      <w:r>
+        <w:rPr>
+          <w:rFonts w:ascii="Arial" w:hAnsi="Arial" w:cs="Arial" w:hint="eastAsia"/>
+          <w:b/>
+          <w:bCs/>
+        </w:rPr>
+        <w:t>击问题</w:t>
+      </w:r>
+      <w:proofErr w:type="gramEnd"/>
+      <w:r>
+        <w:rPr>
+          <w:rFonts w:ascii="Arial" w:hAnsi="Arial" w:cs="Arial" w:hint="eastAsia"/>
+          <w:b/>
+          <w:bCs/>
+        </w:rPr>
+        <w:t>关键</w:t>
+      </w:r>
+    </w:p>
+    <w:p>
+      <w:pPr>
+        <w:ind w:firstLine="420"/>
+        <w:rPr>
+          <w:rFonts w:ascii="Arial" w:hAnsi="Arial" w:cs="Arial"/>
+        </w:rPr>
+      </w:pPr>
+      <w:r>
+        <w:rPr>
+          <w:rFonts w:ascii="Arial" w:hAnsi="Arial" w:cs="Arial" w:hint="eastAsia"/>
+        </w:rPr>
+        <w:t>一针见血：在一语中的</w:t>
+      </w:r>
+      <w:proofErr w:type="gramStart"/>
+      <w:r>
+        <w:rPr>
+          <w:rFonts w:ascii="Arial" w:hAnsi="Arial" w:cs="Arial" w:hint="eastAsia"/>
+        </w:rPr>
+        <w:t>的</w:t>
+      </w:r>
+      <w:proofErr w:type="gramEnd"/>
+      <w:r>
+        <w:rPr>
+          <w:rFonts w:ascii="Arial" w:hAnsi="Arial" w:cs="Arial" w:hint="eastAsia"/>
+        </w:rPr>
+        <w:t>基础上加了点</w:t>
       </w:r>
       <w:r>
         <w:rPr>
@@ -6809,12 +6326,14 @@
           <w:rFonts w:ascii="Arial" w:hAnsi="Arial" w:cs="Arial"/>
         </w:rPr>
       </w:pPr>
+      <w:proofErr w:type="gramStart"/>
       <w:r>
         <w:rPr>
           <w:rFonts w:ascii="Arial" w:hAnsi="Arial" w:cs="Arial" w:hint="eastAsia"/>
         </w:rPr>
         <w:t>‘</w:t>
       </w:r>
+      <w:proofErr w:type="gramEnd"/>
       <w:r>
         <w:rPr>
           <w:rFonts w:ascii="Arial" w:hAnsi="Arial" w:cs="Arial"/>
@@ -6869,7 +6388,6 @@
       <w:pPr>
         <w:outlineLvl w:val="1"/>
         <w:rPr>
-          <w:rFonts w:hint="eastAsia"/>
           <w:b/>
           <w:bCs/>
         </w:rPr>
@@ -6993,7 +6511,21 @@
         <w:rPr>
           <w:rFonts w:ascii="Arial" w:hAnsi="Arial" w:cs="Arial" w:hint="eastAsia"/>
         </w:rPr>
-        <w:t>和衷共济：衷：内心、真心。内心和睦，共同度过。</w:t>
+        <w:t>和衷共济：</w:t>
+      </w:r>
+      <w:proofErr w:type="gramStart"/>
+      <w:r>
+        <w:rPr>
+          <w:rFonts w:ascii="Arial" w:hAnsi="Arial" w:cs="Arial" w:hint="eastAsia"/>
+        </w:rPr>
+        <w:t>衷</w:t>
+      </w:r>
+      <w:proofErr w:type="gramEnd"/>
+      <w:r>
+        <w:rPr>
+          <w:rFonts w:ascii="Arial" w:hAnsi="Arial" w:cs="Arial" w:hint="eastAsia"/>
+        </w:rPr>
+        <w:t>：内心、真心。内心和睦，共同度过。</w:t>
       </w:r>
       <w:r>
         <w:rPr>
@@ -7016,7 +6548,6 @@
       <w:pPr>
         <w:outlineLvl w:val="1"/>
         <w:rPr>
-          <w:rFonts w:hint="eastAsia"/>
           <w:b/>
           <w:bCs/>
         </w:rPr>
@@ -7324,7 +6855,6 @@
       <w:pPr>
         <w:outlineLvl w:val="1"/>
         <w:rPr>
-          <w:rFonts w:hint="eastAsia"/>
           <w:b/>
           <w:bCs/>
         </w:rPr>
@@ -7508,22 +7038,83 @@
     </w:p>
     <w:p>
       <w:pPr>
-        <w:ind w:firstLine="420"/>
-        <w:rPr>
-          <w:rFonts w:ascii="Arial" w:hAnsi="Arial" w:cs="Arial"/>
-        </w:rPr>
-      </w:pPr>
-      <w:r>
-        <w:rPr>
-          <w:rFonts w:ascii="Arial" w:hAnsi="Arial" w:cs="Arial" w:hint="eastAsia"/>
+        <w:outlineLvl w:val="1"/>
+        <w:rPr>
+          <w:b/>
+          <w:bCs/>
+        </w:rPr>
+      </w:pPr>
+      <w:r>
+        <w:rPr>
+          <w:rFonts w:hint="eastAsia"/>
+          <w:b/>
+          <w:bCs/>
         </w:rPr>
         <w:t>43.</w:t>
       </w:r>
       <w:r>
         <w:rPr>
-          <w:rFonts w:ascii="Arial" w:hAnsi="Arial" w:cs="Arial" w:hint="eastAsia"/>
-        </w:rPr>
-        <w:t>心领神会</w:t>
+          <w:rFonts w:hint="eastAsia"/>
+          <w:b/>
+          <w:bCs/>
+        </w:rPr>
+        <w:t>心领神会 心心相印 融会贯通</w:t>
+      </w:r>
+    </w:p>
+    <w:p>
+      <w:pPr>
+        <w:ind w:firstLine="420"/>
+        <w:rPr>
+          <w:rFonts w:ascii="Arial" w:hAnsi="Arial" w:cs="Arial"/>
+        </w:rPr>
+      </w:pPr>
+      <w:r>
+        <w:rPr>
+          <w:rFonts w:ascii="Arial" w:hAnsi="Arial" w:cs="Arial" w:hint="eastAsia"/>
+        </w:rPr>
+        <w:t>不用明说就能领会对方意思</w:t>
+      </w:r>
+      <w:r>
+        <w:rPr>
+          <w:rFonts w:ascii="Arial" w:hAnsi="Arial" w:cs="Arial" w:hint="eastAsia"/>
+        </w:rPr>
+        <w:t>，</w:t>
+      </w:r>
+      <w:r>
+        <w:rPr>
+          <w:rFonts w:ascii="Arial" w:hAnsi="Arial" w:cs="Arial" w:hint="eastAsia"/>
+          <w:b/>
+          <w:bCs/>
+        </w:rPr>
+        <w:t>侧重默契的理解</w:t>
+      </w:r>
+    </w:p>
+    <w:p>
+      <w:pPr>
+        <w:ind w:firstLine="420"/>
+        <w:rPr>
+          <w:rFonts w:ascii="Arial" w:hAnsi="Arial" w:cs="Arial"/>
+        </w:rPr>
+      </w:pPr>
+      <w:r>
+        <w:rPr>
+          <w:rFonts w:ascii="Arial" w:hAnsi="Arial" w:cs="Arial" w:hint="eastAsia"/>
+        </w:rPr>
+        <w:t>彼此心意完全契合，比心灵神会程度更深</w:t>
+      </w:r>
+    </w:p>
+    <w:p>
+      <w:pPr>
+        <w:ind w:firstLine="420"/>
+        <w:rPr>
+          <w:rFonts w:ascii="Arial" w:hAnsi="Arial" w:cs="Arial"/>
+        </w:rPr>
+      </w:pPr>
+      <w:r>
+        <w:rPr>
+          <w:rFonts w:ascii="Arial" w:hAnsi="Arial" w:cs="Arial" w:hint="eastAsia"/>
+        </w:rPr>
+        <w:t>零散的知识融合贯穿</w:t>
       </w:r>
       <w:r>
         <w:rPr>
@@ -7534,8 +7125,91 @@
       <w:r>
         <w:rPr>
           <w:rFonts w:ascii="Arial" w:hAnsi="Arial" w:cs="Arial" w:hint="eastAsia"/>
-        </w:rPr>
-        <w:t>心心相印</w:t>
+          <w:b/>
+          <w:bCs/>
+        </w:rPr>
+        <w:t>侧重知识的整合理解</w:t>
+      </w:r>
+    </w:p>
+    <w:p>
+      <w:pPr>
+        <w:ind w:firstLine="420"/>
+        <w:rPr>
+          <w:rFonts w:ascii="Arial" w:hAnsi="Arial" w:cs="Arial"/>
+        </w:rPr>
+      </w:pPr>
+    </w:p>
+    <w:p>
+      <w:pPr>
+        <w:outlineLvl w:val="1"/>
+        <w:rPr>
+          <w:b/>
+          <w:bCs/>
+        </w:rPr>
+      </w:pPr>
+      <w:r>
+        <w:rPr>
+          <w:rFonts w:hint="eastAsia"/>
+          <w:b/>
+          <w:bCs/>
+        </w:rPr>
+        <w:t>44.壮丽 华丽 宏伟 绮丽</w:t>
+      </w:r>
+    </w:p>
+    <w:p>
+      <w:pPr>
+        <w:ind w:firstLine="420"/>
+        <w:rPr>
+          <w:rFonts w:ascii="Arial" w:hAnsi="Arial" w:cs="Arial"/>
+        </w:rPr>
+      </w:pPr>
+      <w:r>
+        <w:rPr>
+          <w:rFonts w:ascii="Arial" w:hAnsi="Arial" w:cs="Arial" w:hint="eastAsia"/>
+        </w:rPr>
+        <w:t>壮丽：雄壮而美丽，形容大场面美丽</w:t>
+      </w:r>
+    </w:p>
+    <w:p>
+      <w:pPr>
+        <w:ind w:firstLine="420"/>
+        <w:rPr>
+          <w:rFonts w:ascii="Arial" w:hAnsi="Arial" w:cs="Arial"/>
+        </w:rPr>
+      </w:pPr>
+      <w:r>
+        <w:rPr>
+          <w:rFonts w:ascii="Arial" w:hAnsi="Arial" w:cs="Arial" w:hint="eastAsia"/>
+        </w:rPr>
+        <w:t>华丽：形容衣服，装饰，辞藻等人工修饰的东西</w:t>
+      </w:r>
+    </w:p>
+    <w:p>
+      <w:pPr>
+        <w:ind w:firstLine="420"/>
+        <w:rPr>
+          <w:rFonts w:ascii="Arial" w:hAnsi="Arial" w:cs="Arial"/>
+        </w:rPr>
+      </w:pPr>
+      <w:r>
+        <w:rPr>
+          <w:rFonts w:ascii="Arial" w:hAnsi="Arial" w:cs="Arial" w:hint="eastAsia"/>
+        </w:rPr>
+        <w:t>宏伟：规模宏大，缺少美丽</w:t>
+      </w:r>
+    </w:p>
+    <w:p>
+      <w:pPr>
+        <w:ind w:firstLine="420"/>
+        <w:rPr>
+          <w:rFonts w:ascii="Arial" w:hAnsi="Arial" w:cs="Arial"/>
+        </w:rPr>
+      </w:pPr>
+      <w:r>
+        <w:rPr>
+          <w:rFonts w:ascii="Arial" w:hAnsi="Arial" w:cs="Arial" w:hint="eastAsia"/>
+        </w:rPr>
+        <w:t>绮丽：鲜艳秀丽，形容小而精致的风光</w:t>
       </w:r>
       <w:r>
         <w:rPr>
@@ -7547,21 +7221,695 @@
         <w:rPr>
           <w:rFonts w:ascii="Arial" w:hAnsi="Arial" w:cs="Arial" w:hint="eastAsia"/>
         </w:rPr>
-        <w:t>融会贯通</w:t>
-      </w:r>
-    </w:p>
-    <w:p>
-      <w:pPr>
-        <w:ind w:firstLine="420"/>
-        <w:rPr>
-          <w:rFonts w:ascii="Arial" w:hAnsi="Arial" w:cs="Arial"/>
-        </w:rPr>
-      </w:pPr>
-      <w:r>
-        <w:rPr>
-          <w:rFonts w:ascii="Arial" w:hAnsi="Arial" w:cs="Arial" w:hint="eastAsia"/>
-        </w:rPr>
-        <w:t>不用明说就能领会对方意思</w:t>
+        <w:t>如江南春色</w:t>
+      </w:r>
+    </w:p>
+    <w:p>
+      <w:pPr>
+        <w:ind w:firstLine="420"/>
+        <w:rPr>
+          <w:rFonts w:ascii="Arial" w:hAnsi="Arial" w:cs="Arial"/>
+        </w:rPr>
+      </w:pPr>
+    </w:p>
+    <w:p>
+      <w:pPr>
+        <w:ind w:firstLine="420"/>
+        <w:rPr>
+          <w:rFonts w:ascii="Arial" w:hAnsi="Arial" w:cs="Arial"/>
+        </w:rPr>
+      </w:pPr>
+      <w:r>
+        <w:rPr>
+          <w:rFonts w:ascii="Arial" w:hAnsi="Arial" w:cs="Arial" w:hint="eastAsia"/>
+        </w:rPr>
+        <w:t>订</w:t>
+      </w:r>
+      <w:r>
+        <w:rPr>
+          <w:rFonts w:ascii="Arial" w:hAnsi="Arial" w:cs="Arial"/>
+        </w:rPr>
+        <w:t xml:space="preserve"> </w:t>
+      </w:r>
+      <w:r>
+        <w:rPr>
+          <w:rFonts w:ascii="Arial" w:hAnsi="Arial" w:cs="Arial"/>
+        </w:rPr>
+        <w:t>言字旁，商量着来，可改</w:t>
+      </w:r>
+    </w:p>
+    <w:p>
+      <w:pPr>
+        <w:ind w:firstLine="420"/>
+        <w:rPr>
+          <w:rFonts w:ascii="Arial" w:hAnsi="Arial" w:cs="Arial"/>
+        </w:rPr>
+      </w:pPr>
+      <w:r>
+        <w:rPr>
+          <w:rFonts w:ascii="Arial" w:hAnsi="Arial" w:cs="Arial" w:hint="eastAsia"/>
+        </w:rPr>
+        <w:t>定</w:t>
+      </w:r>
+      <w:r>
+        <w:rPr>
+          <w:rFonts w:ascii="Arial" w:hAnsi="Arial" w:cs="Arial"/>
+        </w:rPr>
+        <w:t xml:space="preserve"> </w:t>
+      </w:r>
+      <w:r>
+        <w:rPr>
+          <w:rFonts w:ascii="Arial" w:hAnsi="Arial" w:cs="Arial"/>
+        </w:rPr>
+        <w:t>宝盖头，板上钉钉，不改</w:t>
+      </w:r>
+    </w:p>
+    <w:p>
+      <w:pPr>
+        <w:ind w:firstLine="420"/>
+        <w:rPr>
+          <w:rFonts w:ascii="Arial" w:hAnsi="Arial" w:cs="Arial"/>
+        </w:rPr>
+      </w:pPr>
+      <w:r>
+        <w:rPr>
+          <w:rFonts w:ascii="Arial" w:hAnsi="Arial" w:cs="Arial" w:hint="eastAsia"/>
+        </w:rPr>
+        <w:t>定金</w:t>
+      </w:r>
+      <w:r>
+        <w:rPr>
+          <w:rFonts w:ascii="Arial" w:hAnsi="Arial" w:cs="Arial"/>
+        </w:rPr>
+        <w:t xml:space="preserve">   </w:t>
+      </w:r>
+      <w:r>
+        <w:rPr>
+          <w:rFonts w:ascii="Arial" w:hAnsi="Arial" w:cs="Arial"/>
+        </w:rPr>
+        <w:t>是保证金的意思，不可退</w:t>
+      </w:r>
+    </w:p>
+    <w:p>
+      <w:pPr>
+        <w:ind w:firstLine="420"/>
+        <w:rPr>
+          <w:rFonts w:ascii="Arial" w:hAnsi="Arial" w:cs="Arial"/>
+        </w:rPr>
+      </w:pPr>
+      <w:r>
+        <w:rPr>
+          <w:rFonts w:ascii="Arial" w:hAnsi="Arial" w:cs="Arial" w:hint="eastAsia"/>
+        </w:rPr>
+        <w:t>订金</w:t>
+      </w:r>
+      <w:r>
+        <w:rPr>
+          <w:rFonts w:ascii="Arial" w:hAnsi="Arial" w:cs="Arial"/>
+        </w:rPr>
+        <w:t xml:space="preserve">   </w:t>
+      </w:r>
+      <w:r>
+        <w:rPr>
+          <w:rFonts w:ascii="Arial" w:hAnsi="Arial" w:cs="Arial"/>
+        </w:rPr>
+        <w:t>是预付款的意思，可退</w:t>
+      </w:r>
+    </w:p>
+    <w:p>
+      <w:pPr>
+        <w:ind w:firstLine="420"/>
+        <w:rPr>
+          <w:rFonts w:ascii="Arial" w:hAnsi="Arial" w:cs="Arial"/>
+        </w:rPr>
+      </w:pPr>
+      <w:r>
+        <w:rPr>
+          <w:rFonts w:ascii="Arial" w:hAnsi="Arial" w:cs="Arial" w:hint="eastAsia"/>
+        </w:rPr>
+        <w:t>预订</w:t>
+      </w:r>
+      <w:r>
+        <w:rPr>
+          <w:rFonts w:ascii="Arial" w:hAnsi="Arial" w:cs="Arial"/>
+        </w:rPr>
+        <w:t xml:space="preserve">  </w:t>
+      </w:r>
+      <w:r>
+        <w:rPr>
+          <w:rFonts w:ascii="Arial" w:hAnsi="Arial" w:cs="Arial"/>
+        </w:rPr>
+        <w:t>预先登记，预留的意思，可以改</w:t>
+      </w:r>
+    </w:p>
+    <w:p>
+      <w:pPr>
+        <w:ind w:firstLine="420"/>
+        <w:rPr>
+          <w:rFonts w:ascii="Arial" w:hAnsi="Arial" w:cs="Arial"/>
+        </w:rPr>
+      </w:pPr>
+      <w:r>
+        <w:rPr>
+          <w:rFonts w:ascii="Arial" w:hAnsi="Arial" w:cs="Arial" w:hint="eastAsia"/>
+        </w:rPr>
+        <w:t>预定</w:t>
+      </w:r>
+      <w:r>
+        <w:rPr>
+          <w:rFonts w:ascii="Arial" w:hAnsi="Arial" w:cs="Arial"/>
+        </w:rPr>
+        <w:t xml:space="preserve">  </w:t>
+      </w:r>
+      <w:r>
+        <w:rPr>
+          <w:rFonts w:ascii="Arial" w:hAnsi="Arial" w:cs="Arial"/>
+        </w:rPr>
+        <w:t>确定了，不能随便改了</w:t>
+      </w:r>
+    </w:p>
+    <w:p>
+      <w:pPr>
+        <w:ind w:firstLine="420"/>
+        <w:rPr>
+          <w:rFonts w:ascii="Arial" w:hAnsi="Arial" w:cs="Arial"/>
+        </w:rPr>
+      </w:pPr>
+    </w:p>
+    <w:p>
+      <w:pPr>
+        <w:ind w:firstLine="420"/>
+        <w:rPr>
+          <w:rFonts w:ascii="Arial" w:hAnsi="Arial" w:cs="Arial"/>
+        </w:rPr>
+      </w:pPr>
+    </w:p>
+    <w:p>
+      <w:pPr>
+        <w:ind w:firstLine="420"/>
+        <w:rPr>
+          <w:rFonts w:ascii="Arial" w:hAnsi="Arial" w:cs="Arial"/>
+        </w:rPr>
+      </w:pPr>
+      <w:r>
+        <w:rPr>
+          <w:rFonts w:ascii="Arial" w:hAnsi="Arial" w:cs="Arial" w:hint="eastAsia"/>
+        </w:rPr>
+        <w:t>既然</w:t>
+      </w:r>
+      <w:r>
+        <w:rPr>
+          <w:rFonts w:ascii="Arial" w:hAnsi="Arial" w:cs="Arial"/>
+        </w:rPr>
+        <w:t xml:space="preserve">  </w:t>
+      </w:r>
+      <w:r>
+        <w:rPr>
+          <w:rFonts w:ascii="Arial" w:hAnsi="Arial" w:cs="Arial"/>
+        </w:rPr>
+        <w:t>居然</w:t>
+      </w:r>
+      <w:r>
+        <w:rPr>
+          <w:rFonts w:ascii="Arial" w:hAnsi="Arial" w:cs="Arial"/>
+        </w:rPr>
+        <w:t xml:space="preserve">     </w:t>
+      </w:r>
+      <w:proofErr w:type="gramStart"/>
+      <w:r>
+        <w:rPr>
+          <w:rFonts w:ascii="Arial" w:hAnsi="Arial" w:cs="Arial"/>
+        </w:rPr>
+        <w:t>即然</w:t>
+      </w:r>
+      <w:proofErr w:type="gramEnd"/>
+      <w:r>
+        <w:rPr>
+          <w:rFonts w:ascii="Arial" w:hAnsi="Arial" w:cs="Arial"/>
+        </w:rPr>
+        <w:t>(</w:t>
+      </w:r>
+      <w:r>
+        <w:rPr>
+          <w:rFonts w:ascii="Arial" w:hAnsi="Arial" w:cs="Arial"/>
+        </w:rPr>
+        <w:t>这</w:t>
+      </w:r>
+      <w:proofErr w:type="gramStart"/>
+      <w:r>
+        <w:rPr>
+          <w:rFonts w:ascii="Arial" w:hAnsi="Arial" w:cs="Arial"/>
+        </w:rPr>
+        <w:t>是错词</w:t>
+      </w:r>
+      <w:proofErr w:type="gramEnd"/>
+      <w:r>
+        <w:rPr>
+          <w:rFonts w:ascii="Arial" w:hAnsi="Arial" w:cs="Arial"/>
+        </w:rPr>
+        <w:t>)</w:t>
+      </w:r>
+    </w:p>
+    <w:p>
+      <w:pPr>
+        <w:ind w:firstLine="420"/>
+        <w:rPr>
+          <w:rFonts w:ascii="Arial" w:hAnsi="Arial" w:cs="Arial"/>
+        </w:rPr>
+      </w:pPr>
+      <w:r>
+        <w:rPr>
+          <w:rFonts w:ascii="Arial" w:hAnsi="Arial" w:cs="Arial" w:hint="eastAsia"/>
+        </w:rPr>
+        <w:t>两个都是副词</w:t>
+      </w:r>
+    </w:p>
+    <w:p>
+      <w:pPr>
+        <w:ind w:firstLine="420"/>
+        <w:rPr>
+          <w:rFonts w:ascii="Arial" w:hAnsi="Arial" w:cs="Arial"/>
+        </w:rPr>
+      </w:pPr>
+      <w:r>
+        <w:rPr>
+          <w:rFonts w:ascii="Arial" w:hAnsi="Arial" w:cs="Arial" w:hint="eastAsia"/>
+        </w:rPr>
+        <w:t>既然表前提，既然</w:t>
+      </w:r>
+      <w:r>
+        <w:rPr>
+          <w:rFonts w:ascii="Arial" w:hAnsi="Arial" w:cs="Arial"/>
+        </w:rPr>
+        <w:t>(</w:t>
+      </w:r>
+      <w:r>
+        <w:rPr>
+          <w:rFonts w:ascii="Arial" w:hAnsi="Arial" w:cs="Arial"/>
+        </w:rPr>
+        <w:t>一件事</w:t>
+      </w:r>
+      <w:r>
+        <w:rPr>
+          <w:rFonts w:ascii="Arial" w:hAnsi="Arial" w:cs="Arial"/>
+        </w:rPr>
+        <w:t>)</w:t>
+      </w:r>
+      <w:r>
+        <w:rPr>
+          <w:rFonts w:ascii="Arial" w:hAnsi="Arial" w:cs="Arial"/>
+        </w:rPr>
+        <w:t>，那</w:t>
+      </w:r>
+      <w:r>
+        <w:rPr>
+          <w:rFonts w:ascii="Arial" w:hAnsi="Arial" w:cs="Arial"/>
+        </w:rPr>
+        <w:t>(</w:t>
+      </w:r>
+      <w:r>
+        <w:rPr>
+          <w:rFonts w:ascii="Arial" w:hAnsi="Arial" w:cs="Arial"/>
+        </w:rPr>
+        <w:t>逻辑推导出一件事</w:t>
+      </w:r>
+      <w:r>
+        <w:rPr>
+          <w:rFonts w:ascii="Arial" w:hAnsi="Arial" w:cs="Arial"/>
+        </w:rPr>
+        <w:t>)</w:t>
+      </w:r>
+    </w:p>
+    <w:p>
+      <w:pPr>
+        <w:ind w:firstLine="420"/>
+        <w:rPr>
+          <w:rFonts w:ascii="Arial" w:hAnsi="Arial" w:cs="Arial"/>
+        </w:rPr>
+      </w:pPr>
+      <w:r>
+        <w:rPr>
+          <w:rFonts w:ascii="Arial" w:hAnsi="Arial" w:cs="Arial" w:hint="eastAsia"/>
+        </w:rPr>
+        <w:lastRenderedPageBreak/>
+        <w:t>如</w:t>
+      </w:r>
+      <w:r>
+        <w:rPr>
+          <w:rFonts w:ascii="Arial" w:hAnsi="Arial" w:cs="Arial"/>
+        </w:rPr>
+        <w:t xml:space="preserve">  </w:t>
+      </w:r>
+      <w:r>
+        <w:rPr>
+          <w:rFonts w:ascii="Arial" w:hAnsi="Arial" w:cs="Arial"/>
+        </w:rPr>
+        <w:t>既然决定了，那就别后悔。</w:t>
+      </w:r>
+    </w:p>
+    <w:p>
+      <w:pPr>
+        <w:ind w:firstLine="420"/>
+        <w:rPr>
+          <w:rFonts w:ascii="Arial" w:hAnsi="Arial" w:cs="Arial"/>
+        </w:rPr>
+      </w:pPr>
+      <w:r>
+        <w:rPr>
+          <w:rFonts w:ascii="Arial" w:hAnsi="Arial" w:cs="Arial" w:hint="eastAsia"/>
+        </w:rPr>
+        <w:t>决定了是已知事实，建议你别后悔</w:t>
+      </w:r>
+      <w:r>
+        <w:rPr>
+          <w:rFonts w:ascii="Arial" w:hAnsi="Arial" w:cs="Arial"/>
+        </w:rPr>
+        <w:t xml:space="preserve"> </w:t>
+      </w:r>
+      <w:r>
+        <w:rPr>
+          <w:rFonts w:ascii="Arial" w:hAnsi="Arial" w:cs="Arial"/>
+        </w:rPr>
+        <w:t>是位置推断</w:t>
+      </w:r>
+    </w:p>
+    <w:p>
+      <w:pPr>
+        <w:ind w:firstLine="420"/>
+        <w:rPr>
+          <w:rFonts w:ascii="Arial" w:hAnsi="Arial" w:cs="Arial"/>
+        </w:rPr>
+      </w:pPr>
+    </w:p>
+    <w:p>
+      <w:pPr>
+        <w:ind w:firstLine="420"/>
+        <w:rPr>
+          <w:rFonts w:ascii="Arial" w:hAnsi="Arial" w:cs="Arial" w:hint="eastAsia"/>
+        </w:rPr>
+      </w:pPr>
+      <w:r>
+        <w:rPr>
+          <w:rFonts w:ascii="Arial" w:hAnsi="Arial" w:cs="Arial" w:hint="eastAsia"/>
+        </w:rPr>
+        <w:t>居然表意外的语境</w:t>
+      </w:r>
+    </w:p>
+    <w:p>
+      <w:pPr>
+        <w:ind w:firstLine="420"/>
+        <w:rPr>
+          <w:rFonts w:ascii="Arial" w:hAnsi="Arial" w:cs="Arial"/>
+        </w:rPr>
+      </w:pPr>
+    </w:p>
+    <w:p>
+      <w:pPr>
+        <w:ind w:firstLine="420"/>
+        <w:rPr>
+          <w:rFonts w:ascii="Arial" w:hAnsi="Arial" w:cs="Arial"/>
+        </w:rPr>
+      </w:pPr>
+    </w:p>
+    <w:p>
+      <w:pPr>
+        <w:outlineLvl w:val="1"/>
+        <w:rPr>
+          <w:b/>
+          <w:bCs/>
+        </w:rPr>
+      </w:pPr>
+      <w:r>
+        <w:rPr>
+          <w:rFonts w:hint="eastAsia"/>
+          <w:b/>
+          <w:bCs/>
+        </w:rPr>
+        <w:t>正确  准确</w:t>
+      </w:r>
+    </w:p>
+    <w:p>
+      <w:pPr>
+        <w:ind w:firstLine="420"/>
+        <w:rPr>
+          <w:rFonts w:ascii="Arial" w:hAnsi="Arial" w:cs="Arial"/>
+        </w:rPr>
+      </w:pPr>
+      <w:r>
+        <w:rPr>
+          <w:rFonts w:ascii="Arial" w:hAnsi="Arial" w:cs="Arial" w:hint="eastAsia"/>
+        </w:rPr>
+        <w:t>正确就是分对错</w:t>
+      </w:r>
+    </w:p>
+    <w:p>
+      <w:pPr>
+        <w:ind w:firstLine="420"/>
+        <w:rPr>
+          <w:rFonts w:ascii="Arial" w:hAnsi="Arial" w:cs="Arial"/>
+        </w:rPr>
+      </w:pPr>
+      <w:r>
+        <w:rPr>
+          <w:rFonts w:ascii="Arial" w:hAnsi="Arial" w:cs="Arial" w:hint="eastAsia"/>
+        </w:rPr>
+        <w:t>准确更细致，要求在正确的基础上要对的</w:t>
+      </w:r>
+      <w:r>
+        <w:rPr>
+          <w:rFonts w:ascii="Arial" w:hAnsi="Arial" w:cs="Arial" w:hint="eastAsia"/>
+        </w:rPr>
+        <w:t>更</w:t>
+      </w:r>
+      <w:r>
+        <w:rPr>
+          <w:rFonts w:ascii="Arial" w:hAnsi="Arial" w:cs="Arial" w:hint="eastAsia"/>
+        </w:rPr>
+        <w:t>标准</w:t>
+      </w:r>
+      <w:r>
+        <w:rPr>
+          <w:rFonts w:ascii="Arial" w:hAnsi="Arial" w:cs="Arial" w:hint="eastAsia"/>
+        </w:rPr>
+        <w:t>更</w:t>
+      </w:r>
+      <w:r>
+        <w:rPr>
+          <w:rFonts w:ascii="Arial" w:hAnsi="Arial" w:cs="Arial" w:hint="eastAsia"/>
+        </w:rPr>
+        <w:t>吻合</w:t>
+      </w:r>
+    </w:p>
+    <w:p>
+      <w:pPr>
+        <w:ind w:firstLine="420"/>
+        <w:rPr>
+          <w:rFonts w:ascii="Arial" w:hAnsi="Arial" w:cs="Arial"/>
+        </w:rPr>
+      </w:pPr>
+      <w:r>
+        <w:rPr>
+          <w:rFonts w:ascii="Arial" w:hAnsi="Arial" w:cs="Arial" w:hint="eastAsia"/>
+        </w:rPr>
+        <w:t>如</w:t>
+      </w:r>
+      <w:proofErr w:type="gramStart"/>
+      <w:r>
+        <w:rPr>
+          <w:rFonts w:ascii="Arial" w:hAnsi="Arial" w:cs="Arial" w:hint="eastAsia"/>
+        </w:rPr>
+        <w:t>申论要求</w:t>
+      </w:r>
+      <w:proofErr w:type="gramEnd"/>
+      <w:r>
+        <w:rPr>
+          <w:rFonts w:ascii="Arial" w:hAnsi="Arial" w:cs="Arial" w:hint="eastAsia"/>
+        </w:rPr>
+        <w:t>的完整准确，则是要我们用词要尽可能</w:t>
+      </w:r>
+      <w:r>
+        <w:rPr>
+          <w:rFonts w:ascii="Arial" w:hAnsi="Arial" w:cs="Arial" w:hint="eastAsia"/>
+        </w:rPr>
+        <w:t>符合以下几点</w:t>
+      </w:r>
+    </w:p>
+    <w:p>
+      <w:pPr>
+        <w:ind w:firstLine="420"/>
+        <w:rPr>
+          <w:rFonts w:ascii="Arial" w:hAnsi="Arial" w:cs="Arial"/>
+        </w:rPr>
+      </w:pPr>
+      <w:r>
+        <w:rPr>
+          <w:rFonts w:ascii="Arial" w:hAnsi="Arial" w:cs="Arial"/>
+        </w:rPr>
+        <w:tab/>
+      </w:r>
+      <w:r>
+        <w:rPr>
+          <w:rFonts w:ascii="Arial" w:hAnsi="Arial" w:cs="Arial"/>
+          <w:b/>
+          <w:bCs/>
+        </w:rPr>
+        <w:t>贴合原文</w:t>
+      </w:r>
+      <w:r>
+        <w:rPr>
+          <w:rFonts w:ascii="Arial" w:hAnsi="Arial" w:cs="Arial"/>
+          <w:b/>
+          <w:bCs/>
+        </w:rPr>
+        <w:t xml:space="preserve"> / </w:t>
+      </w:r>
+      <w:r>
+        <w:rPr>
+          <w:rFonts w:ascii="Arial" w:hAnsi="Arial" w:cs="Arial"/>
+          <w:b/>
+          <w:bCs/>
+        </w:rPr>
+        <w:t>原意</w:t>
+      </w:r>
+      <w:r>
+        <w:rPr>
+          <w:rFonts w:ascii="Arial" w:hAnsi="Arial" w:cs="Arial"/>
+        </w:rPr>
+        <w:t>（不夸大、不缩小、不引申、不过度解读）</w:t>
+      </w:r>
+      <w:r>
+        <w:rPr>
+          <w:rFonts w:ascii="Arial" w:hAnsi="Arial" w:cs="Arial"/>
+        </w:rPr>
+        <w:t xml:space="preserve"> </w:t>
+      </w:r>
+    </w:p>
+    <w:p>
+      <w:pPr>
+        <w:ind w:left="420" w:firstLine="420"/>
+        <w:rPr>
+          <w:rFonts w:ascii="Arial" w:hAnsi="Arial" w:cs="Arial"/>
+        </w:rPr>
+      </w:pPr>
+      <w:r>
+        <w:rPr>
+          <w:rFonts w:ascii="Arial" w:hAnsi="Arial" w:cs="Arial"/>
+          <w:b/>
+          <w:bCs/>
+        </w:rPr>
+        <w:t>用词规范</w:t>
+      </w:r>
+      <w:r>
+        <w:rPr>
+          <w:rFonts w:ascii="Arial" w:hAnsi="Arial" w:cs="Arial"/>
+        </w:rPr>
+        <w:t>（书面、正式、语体匹配）</w:t>
+      </w:r>
+      <w:r>
+        <w:rPr>
+          <w:rFonts w:ascii="Arial" w:hAnsi="Arial" w:cs="Arial"/>
+        </w:rPr>
+        <w:t xml:space="preserve"> </w:t>
+      </w:r>
+    </w:p>
+    <w:p>
+      <w:pPr>
+        <w:ind w:left="420" w:firstLine="420"/>
+        <w:rPr>
+          <w:rFonts w:ascii="Arial" w:hAnsi="Arial" w:cs="Arial"/>
+        </w:rPr>
+      </w:pPr>
+      <w:r>
+        <w:rPr>
+          <w:rFonts w:ascii="Arial" w:hAnsi="Arial" w:cs="Arial"/>
+          <w:b/>
+          <w:bCs/>
+        </w:rPr>
+        <w:t>语义轻重恰当</w:t>
+      </w:r>
+      <w:r>
+        <w:rPr>
+          <w:rFonts w:ascii="Arial" w:hAnsi="Arial" w:cs="Arial"/>
+        </w:rPr>
+        <w:t xml:space="preserve"> </w:t>
+      </w:r>
+    </w:p>
+    <w:p>
+      <w:pPr>
+        <w:ind w:left="420" w:firstLine="420"/>
+        <w:rPr>
+          <w:rFonts w:ascii="Arial" w:hAnsi="Arial" w:cs="Arial"/>
+        </w:rPr>
+      </w:pPr>
+      <w:r>
+        <w:rPr>
+          <w:rFonts w:ascii="Arial" w:hAnsi="Arial" w:cs="Arial"/>
+          <w:b/>
+          <w:bCs/>
+        </w:rPr>
+        <w:t>感情色彩匹配</w:t>
+      </w:r>
+      <w:r>
+        <w:rPr>
+          <w:rFonts w:ascii="Arial" w:hAnsi="Arial" w:cs="Arial"/>
+        </w:rPr>
+        <w:t>（褒</w:t>
+      </w:r>
+      <w:r>
+        <w:rPr>
+          <w:rFonts w:ascii="Arial" w:hAnsi="Arial" w:cs="Arial"/>
+        </w:rPr>
+        <w:t xml:space="preserve"> / </w:t>
+      </w:r>
+      <w:r>
+        <w:rPr>
+          <w:rFonts w:ascii="Arial" w:hAnsi="Arial" w:cs="Arial"/>
+        </w:rPr>
+        <w:t>中</w:t>
+      </w:r>
+      <w:r>
+        <w:rPr>
+          <w:rFonts w:ascii="Arial" w:hAnsi="Arial" w:cs="Arial"/>
+        </w:rPr>
+        <w:t xml:space="preserve"> / </w:t>
+      </w:r>
+      <w:r>
+        <w:rPr>
+          <w:rFonts w:ascii="Arial" w:hAnsi="Arial" w:cs="Arial"/>
+        </w:rPr>
+        <w:t>贬）</w:t>
+      </w:r>
+      <w:r>
+        <w:rPr>
+          <w:rFonts w:ascii="Arial" w:hAnsi="Arial" w:cs="Arial"/>
+        </w:rPr>
+        <w:t xml:space="preserve"> </w:t>
+      </w:r>
+    </w:p>
+    <w:p>
+      <w:pPr>
+        <w:ind w:firstLine="420"/>
+        <w:rPr>
+          <w:rFonts w:ascii="Arial" w:hAnsi="Arial" w:cs="Arial"/>
+        </w:rPr>
+      </w:pPr>
+      <w:r>
+        <w:rPr>
+          <w:rFonts w:ascii="Arial" w:hAnsi="Arial" w:cs="Arial" w:hint="eastAsia"/>
+        </w:rPr>
+        <w:t>（要书面用语，</w:t>
+      </w:r>
+      <w:r>
+        <w:rPr>
+          <w:rFonts w:ascii="Arial" w:hAnsi="Arial" w:cs="Arial" w:hint="eastAsia"/>
+        </w:rPr>
+        <w:t>语义轻重</w:t>
+      </w:r>
+      <w:r>
+        <w:rPr>
+          <w:rFonts w:ascii="Arial" w:hAnsi="Arial" w:cs="Arial" w:hint="eastAsia"/>
+        </w:rPr>
+        <w:t>要合适</w:t>
       </w:r>
       <w:r>
         <w:rPr>
@@ -7572,503 +7920,8 @@
       <w:r>
         <w:rPr>
           <w:rFonts w:ascii="Arial" w:hAnsi="Arial" w:cs="Arial" w:hint="eastAsia"/>
-          <w:b/>
-          <w:bCs/>
-        </w:rPr>
-        <w:t>侧重默契的理解</w:t>
-      </w:r>
-    </w:p>
-    <w:p>
-      <w:pPr>
-        <w:ind w:firstLine="420"/>
-        <w:rPr>
-          <w:rFonts w:ascii="Arial" w:hAnsi="Arial" w:cs="Arial"/>
-        </w:rPr>
-      </w:pPr>
-      <w:r>
-        <w:rPr>
-          <w:rFonts w:ascii="Arial" w:hAnsi="Arial" w:cs="Arial" w:hint="eastAsia"/>
-        </w:rPr>
-        <w:t>彼此心意完全契合，比心灵神会程度更深</w:t>
-      </w:r>
-    </w:p>
-    <w:p>
-      <w:pPr>
-        <w:ind w:firstLine="420"/>
-        <w:rPr>
-          <w:rFonts w:ascii="Arial" w:hAnsi="Arial" w:cs="Arial"/>
-        </w:rPr>
-      </w:pPr>
-      <w:r>
-        <w:rPr>
-          <w:rFonts w:ascii="Arial" w:hAnsi="Arial" w:cs="Arial" w:hint="eastAsia"/>
-        </w:rPr>
-        <w:t>零散的知识融合贯穿</w:t>
-      </w:r>
-      <w:r>
-        <w:rPr>
-          <w:rFonts w:ascii="Arial" w:hAnsi="Arial" w:cs="Arial" w:hint="eastAsia"/>
-        </w:rPr>
-        <w:t xml:space="preserve"> </w:t>
-      </w:r>
-      <w:r>
-        <w:rPr>
-          <w:rFonts w:ascii="Arial" w:hAnsi="Arial" w:cs="Arial" w:hint="eastAsia"/>
-          <w:b/>
-          <w:bCs/>
-        </w:rPr>
-        <w:t>侧重知识的整合理解</w:t>
-      </w:r>
-    </w:p>
-    <w:p>
-      <w:pPr>
-        <w:ind w:firstLine="420"/>
-        <w:rPr>
-          <w:rFonts w:ascii="Arial" w:hAnsi="Arial" w:cs="Arial"/>
-        </w:rPr>
-      </w:pPr>
-    </w:p>
-    <w:p>
-      <w:pPr>
-        <w:ind w:firstLine="420"/>
-        <w:rPr>
-          <w:rFonts w:ascii="Arial" w:hAnsi="Arial" w:cs="Arial"/>
-        </w:rPr>
-      </w:pPr>
-      <w:r>
-        <w:rPr>
-          <w:rFonts w:ascii="Arial" w:hAnsi="Arial" w:cs="Arial" w:hint="eastAsia"/>
-        </w:rPr>
-        <w:t>44.</w:t>
-      </w:r>
-      <w:r>
-        <w:rPr>
-          <w:rFonts w:ascii="Arial" w:hAnsi="Arial" w:cs="Arial" w:hint="eastAsia"/>
-        </w:rPr>
-        <w:t>壮丽</w:t>
-      </w:r>
-      <w:r>
-        <w:rPr>
-          <w:rFonts w:ascii="Arial" w:hAnsi="Arial" w:cs="Arial" w:hint="eastAsia"/>
-        </w:rPr>
-        <w:t xml:space="preserve"> </w:t>
-      </w:r>
-      <w:r>
-        <w:rPr>
-          <w:rFonts w:ascii="Arial" w:hAnsi="Arial" w:cs="Arial" w:hint="eastAsia"/>
-        </w:rPr>
-        <w:t>华丽</w:t>
-      </w:r>
-      <w:r>
-        <w:rPr>
-          <w:rFonts w:ascii="Arial" w:hAnsi="Arial" w:cs="Arial" w:hint="eastAsia"/>
-        </w:rPr>
-        <w:t xml:space="preserve"> </w:t>
-      </w:r>
-      <w:r>
-        <w:rPr>
-          <w:rFonts w:ascii="Arial" w:hAnsi="Arial" w:cs="Arial" w:hint="eastAsia"/>
-        </w:rPr>
-        <w:t>宏伟</w:t>
-      </w:r>
-      <w:r>
-        <w:rPr>
-          <w:rFonts w:ascii="Arial" w:hAnsi="Arial" w:cs="Arial" w:hint="eastAsia"/>
-        </w:rPr>
-        <w:t xml:space="preserve"> </w:t>
-      </w:r>
-      <w:r>
-        <w:rPr>
-          <w:rFonts w:ascii="Arial" w:hAnsi="Arial" w:cs="Arial" w:hint="eastAsia"/>
-        </w:rPr>
-        <w:t>绮丽</w:t>
-      </w:r>
-    </w:p>
-    <w:p>
-      <w:pPr>
-        <w:ind w:firstLine="420"/>
-        <w:rPr>
-          <w:rFonts w:ascii="Arial" w:hAnsi="Arial" w:cs="Arial"/>
-        </w:rPr>
-      </w:pPr>
-      <w:r>
-        <w:rPr>
-          <w:rFonts w:ascii="Arial" w:hAnsi="Arial" w:cs="Arial" w:hint="eastAsia"/>
-        </w:rPr>
-        <w:t>壮丽：雄壮而美丽，形容大场面美丽</w:t>
-      </w:r>
-    </w:p>
-    <w:p>
-      <w:pPr>
-        <w:ind w:firstLine="420"/>
-        <w:rPr>
-          <w:rFonts w:ascii="Arial" w:hAnsi="Arial" w:cs="Arial"/>
-        </w:rPr>
-      </w:pPr>
-      <w:r>
-        <w:rPr>
-          <w:rFonts w:ascii="Arial" w:hAnsi="Arial" w:cs="Arial" w:hint="eastAsia"/>
-        </w:rPr>
-        <w:t>华丽：形容衣服，装饰，辞藻等人工修饰的东西</w:t>
-      </w:r>
-    </w:p>
-    <w:p>
-      <w:pPr>
-        <w:ind w:firstLine="420"/>
-        <w:rPr>
-          <w:rFonts w:ascii="Arial" w:hAnsi="Arial" w:cs="Arial"/>
-        </w:rPr>
-      </w:pPr>
-      <w:r>
-        <w:rPr>
-          <w:rFonts w:ascii="Arial" w:hAnsi="Arial" w:cs="Arial" w:hint="eastAsia"/>
-        </w:rPr>
-        <w:t>宏伟：规模宏大，缺少美丽</w:t>
-      </w:r>
-    </w:p>
-    <w:p>
-      <w:pPr>
-        <w:ind w:firstLine="420"/>
-        <w:rPr>
-          <w:rFonts w:ascii="Arial" w:hAnsi="Arial" w:cs="Arial"/>
-        </w:rPr>
-      </w:pPr>
-      <w:r>
-        <w:rPr>
-          <w:rFonts w:ascii="Arial" w:hAnsi="Arial" w:cs="Arial" w:hint="eastAsia"/>
-        </w:rPr>
-        <w:t>绮丽：鲜艳秀丽，形容小而精致的风光</w:t>
-      </w:r>
-      <w:r>
-        <w:rPr>
-          <w:rFonts w:ascii="Arial" w:hAnsi="Arial" w:cs="Arial" w:hint="eastAsia"/>
-        </w:rPr>
-        <w:t xml:space="preserve"> </w:t>
-      </w:r>
-      <w:r>
-        <w:rPr>
-          <w:rFonts w:ascii="Arial" w:hAnsi="Arial" w:cs="Arial" w:hint="eastAsia"/>
-        </w:rPr>
-        <w:t>如江南春色</w:t>
-      </w:r>
-    </w:p>
-    <w:p>
-      <w:pPr>
-        <w:ind w:firstLine="420"/>
-        <w:rPr>
-          <w:rFonts w:ascii="Arial" w:hAnsi="Arial" w:cs="Arial"/>
-        </w:rPr>
-      </w:pPr>
-    </w:p>
-    <w:p>
-      <w:pPr>
-        <w:ind w:firstLine="420"/>
-        <w:rPr>
-          <w:rFonts w:ascii="Arial" w:hAnsi="Arial" w:cs="Arial"/>
-        </w:rPr>
-      </w:pPr>
-    </w:p>
-    <w:p>
-      <w:pPr>
-        <w:ind w:firstLine="420"/>
-        <w:rPr>
-          <w:rFonts w:ascii="Arial" w:hAnsi="Arial" w:cs="Arial"/>
-        </w:rPr>
-      </w:pPr>
-    </w:p>
-    <w:p>
-      <w:pPr>
-        <w:ind w:firstLine="420"/>
-        <w:rPr>
-          <w:rFonts w:ascii="Arial" w:hAnsi="Arial" w:cs="Arial" w:hint="eastAsia"/>
-        </w:rPr>
-      </w:pPr>
-      <w:r>
-        <w:rPr>
-          <w:rFonts w:ascii="Arial" w:hAnsi="Arial" w:cs="Arial" w:hint="eastAsia"/>
-        </w:rPr>
-        <w:t>正确</w:t>
-      </w:r>
-      <w:r>
-        <w:rPr>
-          <w:rFonts w:ascii="Arial" w:hAnsi="Arial" w:cs="Arial" w:hint="eastAsia"/>
-        </w:rPr>
-        <w:t xml:space="preserve">  </w:t>
-      </w:r>
-      <w:r>
-        <w:rPr>
-          <w:rFonts w:ascii="Arial" w:hAnsi="Arial" w:cs="Arial" w:hint="eastAsia"/>
-        </w:rPr>
-        <w:t>准确</w:t>
-      </w:r>
-    </w:p>
-    <w:p>
-      <w:pPr>
-        <w:ind w:firstLine="420"/>
-        <w:rPr>
-          <w:rFonts w:ascii="Arial" w:hAnsi="Arial" w:cs="Arial"/>
-        </w:rPr>
-      </w:pPr>
-      <w:r>
-        <w:rPr>
-          <w:rFonts w:ascii="Arial" w:hAnsi="Arial" w:cs="Arial" w:hint="eastAsia"/>
-        </w:rPr>
-        <w:t>正确就是分对错</w:t>
-      </w:r>
-    </w:p>
-    <w:p>
-      <w:pPr>
-        <w:ind w:firstLine="420"/>
-        <w:rPr>
-          <w:rFonts w:ascii="Arial" w:hAnsi="Arial" w:cs="Arial"/>
-        </w:rPr>
-      </w:pPr>
-      <w:r>
-        <w:rPr>
-          <w:rFonts w:ascii="Arial" w:hAnsi="Arial" w:cs="Arial" w:hint="eastAsia"/>
-        </w:rPr>
-        <w:t>准确更细致，要求在正确的基础上要对的</w:t>
-      </w:r>
-      <w:r>
-        <w:rPr>
-          <w:rFonts w:ascii="Arial" w:hAnsi="Arial" w:cs="Arial" w:hint="eastAsia"/>
-        </w:rPr>
-        <w:t>更</w:t>
-      </w:r>
-      <w:r>
-        <w:rPr>
-          <w:rFonts w:ascii="Arial" w:hAnsi="Arial" w:cs="Arial" w:hint="eastAsia"/>
-        </w:rPr>
-        <w:t>标准</w:t>
-      </w:r>
-      <w:r>
-        <w:rPr>
-          <w:rFonts w:ascii="Arial" w:hAnsi="Arial" w:cs="Arial" w:hint="eastAsia"/>
-        </w:rPr>
-        <w:t>更</w:t>
-      </w:r>
-      <w:r>
-        <w:rPr>
-          <w:rFonts w:ascii="Arial" w:hAnsi="Arial" w:cs="Arial" w:hint="eastAsia"/>
-        </w:rPr>
-        <w:t>吻合</w:t>
-      </w:r>
-    </w:p>
-    <w:p>
-      <w:pPr>
-        <w:ind w:firstLine="420"/>
-        <w:rPr>
-          <w:rFonts w:ascii="Arial" w:hAnsi="Arial" w:cs="Arial"/>
-        </w:rPr>
-      </w:pPr>
-      <w:r>
-        <w:rPr>
-          <w:rFonts w:ascii="Arial" w:hAnsi="Arial" w:cs="Arial" w:hint="eastAsia"/>
-        </w:rPr>
-        <w:t>如申论要求的完整准确，则是要我们用词要尽可能</w:t>
-      </w:r>
-      <w:r>
-        <w:rPr>
-          <w:rFonts w:ascii="Arial" w:hAnsi="Arial" w:cs="Arial" w:hint="eastAsia"/>
-        </w:rPr>
-        <w:t>符合以下几点</w:t>
-      </w:r>
-    </w:p>
-    <w:p>
-      <w:pPr>
-        <w:ind w:firstLine="420"/>
-        <w:rPr>
-          <w:rFonts w:ascii="Arial" w:hAnsi="Arial" w:cs="Arial"/>
-        </w:rPr>
-      </w:pPr>
-      <w:r>
-        <w:rPr>
-          <w:rFonts w:ascii="Arial" w:hAnsi="Arial" w:cs="Arial"/>
-        </w:rPr>
-        <w:tab/>
-      </w:r>
-      <w:r>
-        <w:rPr>
-          <w:rFonts w:ascii="Arial" w:hAnsi="Arial" w:cs="Arial"/>
-          <w:b/>
-          <w:bCs/>
-        </w:rPr>
-        <w:t>贴合原文</w:t>
-      </w:r>
-      <w:r>
-        <w:rPr>
-          <w:rFonts w:ascii="Arial" w:hAnsi="Arial" w:cs="Arial"/>
-          <w:b/>
-          <w:bCs/>
-        </w:rPr>
-        <w:t xml:space="preserve"> / </w:t>
-      </w:r>
-      <w:r>
-        <w:rPr>
-          <w:rFonts w:ascii="Arial" w:hAnsi="Arial" w:cs="Arial"/>
-          <w:b/>
-          <w:bCs/>
-        </w:rPr>
-        <w:t>原意</w:t>
-      </w:r>
-      <w:r>
-        <w:rPr>
-          <w:rFonts w:ascii="Arial" w:hAnsi="Arial" w:cs="Arial"/>
-        </w:rPr>
-        <w:t>（不夸大、不缩小、不引申、不过度解读）</w:t>
-      </w:r>
-      <w:r>
-        <w:rPr>
-          <w:rFonts w:ascii="Arial" w:hAnsi="Arial" w:cs="Arial"/>
-        </w:rPr>
-        <w:t xml:space="preserve"> </w:t>
-      </w:r>
-    </w:p>
-    <w:p>
-      <w:pPr>
-        <w:ind w:left="420" w:firstLine="420"/>
-        <w:rPr>
-          <w:rFonts w:ascii="Arial" w:hAnsi="Arial" w:cs="Arial"/>
-        </w:rPr>
-      </w:pPr>
-      <w:r>
-        <w:rPr>
-          <w:rFonts w:ascii="Arial" w:hAnsi="Arial" w:cs="Arial"/>
-          <w:b/>
-          <w:bCs/>
-        </w:rPr>
-        <w:t>用词规范</w:t>
-      </w:r>
-      <w:r>
-        <w:rPr>
-          <w:rFonts w:ascii="Arial" w:hAnsi="Arial" w:cs="Arial"/>
-        </w:rPr>
-        <w:t>（书面、正式、语体匹配）</w:t>
-      </w:r>
-      <w:r>
-        <w:rPr>
-          <w:rFonts w:ascii="Arial" w:hAnsi="Arial" w:cs="Arial"/>
-        </w:rPr>
-        <w:t xml:space="preserve"> </w:t>
-      </w:r>
-    </w:p>
-    <w:p>
-      <w:pPr>
-        <w:ind w:left="420" w:firstLine="420"/>
-        <w:rPr>
-          <w:rFonts w:ascii="Arial" w:hAnsi="Arial" w:cs="Arial"/>
-        </w:rPr>
-      </w:pPr>
-      <w:r>
-        <w:rPr>
-          <w:rFonts w:ascii="Arial" w:hAnsi="Arial" w:cs="Arial"/>
-          <w:b/>
-          <w:bCs/>
-        </w:rPr>
-        <w:t>语义轻重恰当</w:t>
-      </w:r>
-      <w:r>
-        <w:rPr>
-          <w:rFonts w:ascii="Arial" w:hAnsi="Arial" w:cs="Arial"/>
-        </w:rPr>
-        <w:t xml:space="preserve"> </w:t>
-      </w:r>
-    </w:p>
-    <w:p>
-      <w:pPr>
-        <w:ind w:left="420" w:firstLine="420"/>
-        <w:rPr>
-          <w:rFonts w:ascii="Arial" w:hAnsi="Arial" w:cs="Arial"/>
-        </w:rPr>
-      </w:pPr>
-      <w:r>
-        <w:rPr>
-          <w:rFonts w:ascii="Arial" w:hAnsi="Arial" w:cs="Arial"/>
-          <w:b/>
-          <w:bCs/>
-        </w:rPr>
-        <w:t>感情色彩匹配</w:t>
-      </w:r>
-      <w:r>
-        <w:rPr>
-          <w:rFonts w:ascii="Arial" w:hAnsi="Arial" w:cs="Arial"/>
-        </w:rPr>
-        <w:t>（褒</w:t>
-      </w:r>
-      <w:r>
-        <w:rPr>
-          <w:rFonts w:ascii="Arial" w:hAnsi="Arial" w:cs="Arial"/>
-        </w:rPr>
-        <w:t xml:space="preserve"> / </w:t>
-      </w:r>
-      <w:r>
-        <w:rPr>
-          <w:rFonts w:ascii="Arial" w:hAnsi="Arial" w:cs="Arial"/>
-        </w:rPr>
-        <w:t>中</w:t>
-      </w:r>
-      <w:r>
-        <w:rPr>
-          <w:rFonts w:ascii="Arial" w:hAnsi="Arial" w:cs="Arial"/>
-        </w:rPr>
-        <w:t xml:space="preserve"> / </w:t>
-      </w:r>
-      <w:r>
-        <w:rPr>
-          <w:rFonts w:ascii="Arial" w:hAnsi="Arial" w:cs="Arial"/>
-        </w:rPr>
-        <w:t>贬）</w:t>
-      </w:r>
-      <w:r>
-        <w:rPr>
-          <w:rFonts w:ascii="Arial" w:hAnsi="Arial" w:cs="Arial"/>
-        </w:rPr>
-        <w:t xml:space="preserve"> </w:t>
-      </w:r>
-    </w:p>
-    <w:p>
-      <w:pPr>
-        <w:ind w:firstLine="420"/>
-        <w:rPr>
-          <w:rFonts w:ascii="Arial" w:hAnsi="Arial" w:cs="Arial" w:hint="eastAsia"/>
-        </w:rPr>
-      </w:pPr>
-      <w:r>
-        <w:rPr>
-          <w:rFonts w:ascii="Arial" w:hAnsi="Arial" w:cs="Arial" w:hint="eastAsia"/>
-        </w:rPr>
-        <w:t>（要书面用语，</w:t>
-      </w:r>
-      <w:r>
-        <w:rPr>
-          <w:rFonts w:ascii="Arial" w:hAnsi="Arial" w:cs="Arial" w:hint="eastAsia"/>
-        </w:rPr>
-        <w:t>语义轻重</w:t>
-      </w:r>
-      <w:r>
-        <w:rPr>
-          <w:rFonts w:ascii="Arial" w:hAnsi="Arial" w:cs="Arial" w:hint="eastAsia"/>
-        </w:rPr>
-        <w:t>要合适</w:t>
-      </w:r>
-      <w:r>
-        <w:rPr>
-          <w:rFonts w:ascii="Arial" w:hAnsi="Arial" w:cs="Arial" w:hint="eastAsia"/>
-        </w:rPr>
-        <w:t>，</w:t>
-      </w:r>
-      <w:r>
-        <w:rPr>
-          <w:rFonts w:ascii="Arial" w:hAnsi="Arial" w:cs="Arial" w:hint="eastAsia"/>
-        </w:rPr>
-        <w:t>情感要符合，用褒义词还是中性词，如该用褒义词时</w:t>
-      </w:r>
-      <w:r>
-        <w:rPr>
-          <w:rFonts w:ascii="Arial" w:hAnsi="Arial" w:cs="Arial" w:hint="eastAsia"/>
-        </w:rPr>
-        <w:lastRenderedPageBreak/>
-        <w:t>用了中性词，也正确，但不够准确）</w:t>
+        </w:rPr>
+        <w:t>情感要符合，用褒义词还是中性词，如该用褒义词时用了中性词，也正确，但不够准确）</w:t>
       </w:r>
     </w:p>
     <w:p>
@@ -8234,7 +8087,21 @@
         <w:rPr>
           <w:rFonts w:ascii="Arial" w:hAnsi="Arial" w:cs="Arial"/>
         </w:rPr>
-        <w:t>网络上很多人说申论小题要尽量使用原词原句，</w:t>
+        <w:t>网络上很多人</w:t>
+      </w:r>
+      <w:proofErr w:type="gramStart"/>
+      <w:r>
+        <w:rPr>
+          <w:rFonts w:ascii="Arial" w:hAnsi="Arial" w:cs="Arial"/>
+        </w:rPr>
+        <w:t>说申论小题</w:t>
+      </w:r>
+      <w:proofErr w:type="gramEnd"/>
+      <w:r>
+        <w:rPr>
+          <w:rFonts w:ascii="Arial" w:hAnsi="Arial" w:cs="Arial"/>
+        </w:rPr>
+        <w:t>要尽量使用原词原句，</w:t>
       </w:r>
       <w:r>
         <w:rPr>
@@ -8278,8 +8145,16 @@
         <w:rPr>
           <w:rFonts w:ascii="Arial" w:hAnsi="Arial" w:cs="Arial"/>
         </w:rPr>
-        <w:t>可能偏、可能浅、可能重、可能扩、可能缩</w:t>
-      </w:r>
+        <w:t>可能偏、可能浅、可能重、可能扩、可能</w:t>
+      </w:r>
+      <w:proofErr w:type="gramStart"/>
+      <w:r>
+        <w:rPr>
+          <w:rFonts w:ascii="Arial" w:hAnsi="Arial" w:cs="Arial"/>
+        </w:rPr>
+        <w:t>缩</w:t>
+      </w:r>
+      <w:proofErr w:type="gramEnd"/>
     </w:p>
     <w:p>
       <w:pPr>
@@ -8343,7 +8218,7 @@
       <w:pPr>
         <w:ind w:firstLine="420"/>
         <w:rPr>
-          <w:rFonts w:ascii="Arial" w:hAnsi="Arial" w:cs="Arial" w:hint="eastAsia"/>
+          <w:rFonts w:ascii="Arial" w:hAnsi="Arial" w:cs="Arial"/>
         </w:rPr>
       </w:pPr>
       <w:r>
@@ -8419,29 +8294,43 @@
       <w:pPr>
         <w:ind w:firstLine="420"/>
         <w:rPr>
-          <w:rFonts w:ascii="Arial" w:hAnsi="Arial" w:cs="Arial" w:hint="eastAsia"/>
-        </w:rPr>
-      </w:pPr>
-      <w:r>
-        <w:rPr>
-          <w:rFonts w:ascii="Arial" w:hAnsi="Arial" w:cs="Arial" w:hint="eastAsia"/>
-        </w:rPr>
-        <w:t>言语理解什么情况下考的是中心思想，什么情况下考的是作者意图，目前是先看中心思想，如漏了则看作者意图。这样解题速度快，基本不会错，但是从段落结构来看，是不是有其他思路，如分分结构要点多且分散，不适合考中心思想，因为很难将主干浓缩为一句话，所以这中结构大多考作者意图，此时直接看作者意图可以加快速度。</w:t>
-      </w:r>
-    </w:p>
-    <w:p>
-      <w:pPr>
-        <w:ind w:firstLine="420"/>
-        <w:rPr>
-          <w:rFonts w:ascii="Arial" w:hAnsi="Arial" w:cs="Arial" w:hint="eastAsia"/>
-        </w:rPr>
-      </w:pPr>
-    </w:p>
-    <w:p>
-      <w:pPr>
-        <w:ind w:firstLine="420"/>
-        <w:rPr>
-          <w:rFonts w:ascii="Arial" w:hAnsi="Arial" w:cs="Arial" w:hint="eastAsia"/>
+          <w:rFonts w:ascii="Arial" w:hAnsi="Arial" w:cs="Arial"/>
+        </w:rPr>
+      </w:pPr>
+      <w:r>
+        <w:rPr>
+          <w:rFonts w:ascii="Arial" w:hAnsi="Arial" w:cs="Arial" w:hint="eastAsia"/>
+        </w:rPr>
+        <w:t>言语理解什么情况下考的是中心思想，什么情况下考的是作者意图，目前是先看中心思想，如漏了则看作者意图。这样解题速度快，基本不会错，但是从段落结构来看，是不是有其他思路，如分分结构要点多且分散，不适合考中心思想，因为很难将主干浓缩为一句话，所以这中结构大多</w:t>
+      </w:r>
+      <w:proofErr w:type="gramStart"/>
+      <w:r>
+        <w:rPr>
+          <w:rFonts w:ascii="Arial" w:hAnsi="Arial" w:cs="Arial" w:hint="eastAsia"/>
+        </w:rPr>
+        <w:t>考作者</w:t>
+      </w:r>
+      <w:proofErr w:type="gramEnd"/>
+      <w:r>
+        <w:rPr>
+          <w:rFonts w:ascii="Arial" w:hAnsi="Arial" w:cs="Arial" w:hint="eastAsia"/>
+        </w:rPr>
+        <w:t>意图，此时直接看作者意图可以加快速度。</w:t>
+      </w:r>
+    </w:p>
+    <w:p>
+      <w:pPr>
+        <w:ind w:firstLine="420"/>
+        <w:rPr>
+          <w:rFonts w:ascii="Arial" w:hAnsi="Arial" w:cs="Arial"/>
+        </w:rPr>
+      </w:pPr>
+    </w:p>
+    <w:p>
+      <w:pPr>
+        <w:ind w:firstLine="420"/>
+        <w:rPr>
+          <w:rFonts w:ascii="Arial" w:hAnsi="Arial" w:cs="Arial"/>
         </w:rPr>
       </w:pPr>
     </w:p>
@@ -8584,7 +8473,21 @@
         <w:rPr>
           <w:rFonts w:ascii="Arial" w:hAnsi="Arial" w:cs="Arial"/>
         </w:rPr>
-        <w:t>城市更新，一头连着民生福祉，一头连着城市发展。城市管理者要以绣花功夫</w:t>
+        <w:t>城市更新，一头连着民生福祉，一头</w:t>
+      </w:r>
+      <w:proofErr w:type="gramStart"/>
+      <w:r>
+        <w:rPr>
+          <w:rFonts w:ascii="Arial" w:hAnsi="Arial" w:cs="Arial"/>
+        </w:rPr>
+        <w:t>连着城市</w:t>
+      </w:r>
+      <w:proofErr w:type="gramEnd"/>
+      <w:r>
+        <w:rPr>
+          <w:rFonts w:ascii="Arial" w:hAnsi="Arial" w:cs="Arial"/>
+        </w:rPr>
+        <w:t>发展。城市管理者要以绣花功夫</w:t>
       </w:r>
       <w:r>
         <w:rPr>
@@ -8661,7 +8564,21 @@
         <w:rPr>
           <w:rFonts w:ascii="Arial" w:hAnsi="Arial" w:cs="Arial"/>
         </w:rPr>
-        <w:t>依次填入画横线部分最恰当的一项是：</w:t>
+        <w:t>依次</w:t>
+      </w:r>
+      <w:proofErr w:type="gramStart"/>
+      <w:r>
+        <w:rPr>
+          <w:rFonts w:ascii="Arial" w:hAnsi="Arial" w:cs="Arial"/>
+        </w:rPr>
+        <w:t>填入画</w:t>
+      </w:r>
+      <w:proofErr w:type="gramEnd"/>
+      <w:r>
+        <w:rPr>
+          <w:rFonts w:ascii="Arial" w:hAnsi="Arial" w:cs="Arial"/>
+        </w:rPr>
+        <w:t>横线部分最恰当的一项是：</w:t>
       </w:r>
     </w:p>
     <w:p>
@@ -8859,16 +8776,12 @@
     <w:p>
       <w:pPr>
         <w:ind w:firstLine="420"/>
-        <w:rPr>
-          <w:rFonts w:hint="eastAsia"/>
-        </w:rPr>
       </w:pPr>
     </w:p>
     <w:p>
       <w:pPr>
         <w:outlineLvl w:val="0"/>
         <w:rPr>
-          <w:rFonts w:hint="eastAsia"/>
           <w:sz w:val="24"/>
           <w:szCs w:val="28"/>
         </w:rPr>
@@ -8893,11 +8806,6 @@
       </w:r>
     </w:p>
     <w:p>
-      <w:pPr>
-        <w:rPr>
-          <w:rFonts w:hint="eastAsia"/>
-        </w:rPr>
-      </w:pPr>
       <w:r>
         <w:rPr>
           <w:rFonts w:hint="eastAsia"/>
@@ -8906,11 +8814,6 @@
       </w:r>
     </w:p>
     <w:p>
-      <w:pPr>
-        <w:rPr>
-          <w:rFonts w:hint="eastAsia"/>
-        </w:rPr>
-      </w:pPr>
       <w:r>
         <w:rPr>
           <w:rFonts w:hint="eastAsia"/>
@@ -8919,11 +8822,6 @@
       </w:r>
     </w:p>
     <w:p>
-      <w:pPr>
-        <w:rPr>
-          <w:rFonts w:hint="eastAsia"/>
-        </w:rPr>
-      </w:pPr>
       <w:r>
         <w:rPr>
           <w:rFonts w:hint="eastAsia"/>
@@ -8931,33 +8829,10 @@
         <w:t>零售业是产业。零售业下有很多种业态，如超市，便利店，电商等</w:t>
       </w:r>
     </w:p>
-    <w:p>
-      <w:pPr>
-        <w:rPr>
-          <w:rFonts w:hint="eastAsia"/>
-        </w:rPr>
-      </w:pPr>
-    </w:p>
-    <w:p>
-      <w:pPr>
-        <w:rPr>
-          <w:rFonts w:hint="eastAsia"/>
-        </w:rPr>
-      </w:pPr>
-    </w:p>
-    <w:p>
-      <w:pPr>
-        <w:rPr>
-          <w:rFonts w:hint="eastAsia"/>
-        </w:rPr>
-      </w:pPr>
-    </w:p>
-    <w:p>
-      <w:pPr>
-        <w:rPr>
-          <w:rFonts w:hint="eastAsia"/>
-        </w:rPr>
-      </w:pPr>
+    <w:p/>
+    <w:p/>
+    <w:p/>
+    <w:p>
       <w:r>
         <w:rPr>
           <w:rFonts w:hint="eastAsia"/>
@@ -8969,26 +8844,9 @@
         <w:t>以解决问题为出发点和落脚点，所有的思考和行动都是围绕问题展开，最终目的是解决问题</w:t>
       </w:r>
     </w:p>
-    <w:p>
-      <w:pPr>
-        <w:rPr>
-          <w:rFonts w:hint="eastAsia"/>
-        </w:rPr>
-      </w:pPr>
-    </w:p>
-    <w:p>
-      <w:pPr>
-        <w:rPr>
-          <w:rFonts w:hint="eastAsia"/>
-        </w:rPr>
-      </w:pPr>
-    </w:p>
-    <w:p>
-      <w:pPr>
-        <w:rPr>
-          <w:rFonts w:hint="eastAsia"/>
-        </w:rPr>
-      </w:pPr>
+    <w:p/>
+    <w:p/>
+    <w:p>
       <w:r>
         <w:rPr>
           <w:rFonts w:hint="eastAsia"/>
@@ -8999,26 +8857,9 @@
         <w:t xml:space="preserve"> 农业 农民</w:t>
       </w:r>
     </w:p>
-    <w:p>
-      <w:pPr>
-        <w:rPr>
-          <w:rFonts w:hint="eastAsia"/>
-        </w:rPr>
-      </w:pPr>
-    </w:p>
-    <w:p>
-      <w:pPr>
-        <w:rPr>
-          <w:rFonts w:hint="eastAsia"/>
-        </w:rPr>
-      </w:pPr>
-    </w:p>
-    <w:p>
-      <w:pPr>
-        <w:rPr>
-          <w:rFonts w:hint="eastAsia"/>
-        </w:rPr>
-      </w:pPr>
+    <w:p/>
+    <w:p/>
+    <w:p>
       <w:r>
         <w:rPr>
           <w:rFonts w:hint="eastAsia"/>
@@ -9027,11 +8868,6 @@
       </w:r>
     </w:p>
     <w:p>
-      <w:pPr>
-        <w:rPr>
-          <w:rFonts w:hint="eastAsia"/>
-        </w:rPr>
-      </w:pPr>
       <w:r>
         <w:rPr>
           <w:rFonts w:hint="eastAsia"/>
@@ -9040,11 +8876,6 @@
       </w:r>
     </w:p>
     <w:p>
-      <w:pPr>
-        <w:rPr>
-          <w:rFonts w:hint="eastAsia"/>
-        </w:rPr>
-      </w:pPr>
       <w:r>
         <w:rPr>
           <w:rFonts w:hint="eastAsia"/>
@@ -9053,11 +8884,6 @@
       </w:r>
     </w:p>
     <w:p>
-      <w:pPr>
-        <w:rPr>
-          <w:rFonts w:hint="eastAsia"/>
-        </w:rPr>
-      </w:pPr>
       <w:r>
         <w:rPr>
           <w:rFonts w:hint="eastAsia"/>
@@ -9065,26 +8891,9 @@
         <w:t>第三产业指的是除第一第二产业之外的其他产业，主要是服务业</w:t>
       </w:r>
     </w:p>
-    <w:p>
-      <w:pPr>
-        <w:rPr>
-          <w:rFonts w:hint="eastAsia"/>
-        </w:rPr>
-      </w:pPr>
-    </w:p>
-    <w:p>
-      <w:pPr>
-        <w:rPr>
-          <w:rFonts w:hint="eastAsia"/>
-        </w:rPr>
-      </w:pPr>
-    </w:p>
-    <w:p>
-      <w:pPr>
-        <w:rPr>
-          <w:rFonts w:hint="eastAsia"/>
-        </w:rPr>
-      </w:pPr>
+    <w:p/>
+    <w:p/>
+    <w:p>
       <w:r>
         <w:rPr>
           <w:rFonts w:hint="eastAsia"/>
@@ -9093,11 +8902,6 @@
       </w:r>
     </w:p>
     <w:p>
-      <w:pPr>
-        <w:rPr>
-          <w:rFonts w:hint="eastAsia"/>
-        </w:rPr>
-      </w:pPr>
       <w:r>
         <w:rPr>
           <w:rFonts w:hint="eastAsia"/>
@@ -9106,11 +8910,6 @@
       </w:r>
     </w:p>
     <w:p>
-      <w:pPr>
-        <w:rPr>
-          <w:rFonts w:hint="eastAsia"/>
-        </w:rPr>
-      </w:pPr>
       <w:r>
         <w:rPr>
           <w:rFonts w:hint="eastAsia"/>
@@ -9119,11 +8918,6 @@
       </w:r>
     </w:p>
     <w:p>
-      <w:pPr>
-        <w:rPr>
-          <w:rFonts w:hint="eastAsia"/>
-        </w:rPr>
-      </w:pPr>
       <w:r>
         <w:rPr>
           <w:rFonts w:hint="eastAsia"/>
@@ -9132,43 +8926,16 @@
       </w:r>
     </w:p>
     <w:p>
-      <w:pPr>
-        <w:rPr>
-          <w:rFonts w:hint="eastAsia"/>
-        </w:rPr>
-      </w:pPr>
-      <w:r>
+      <w:r>
+        <w:lastRenderedPageBreak/>
         <w:tab/>
         <w:t>（不追求减少农村，让农民进城。而是提高农村的基础设施和公共服务，像城市看齐）</w:t>
       </w:r>
     </w:p>
-    <w:p>
-      <w:pPr>
-        <w:rPr>
-          <w:rFonts w:hint="eastAsia"/>
-        </w:rPr>
-      </w:pPr>
-    </w:p>
-    <w:p>
-      <w:pPr>
-        <w:rPr>
-          <w:rFonts w:hint="eastAsia"/>
-        </w:rPr>
-      </w:pPr>
-    </w:p>
-    <w:p>
-      <w:pPr>
-        <w:rPr>
-          <w:rFonts w:hint="eastAsia"/>
-        </w:rPr>
-      </w:pPr>
-    </w:p>
-    <w:p>
-      <w:pPr>
-        <w:rPr>
-          <w:rFonts w:hint="eastAsia"/>
-        </w:rPr>
-      </w:pPr>
+    <w:p/>
+    <w:p/>
+    <w:p/>
+    <w:p>
       <w:r>
         <w:rPr>
           <w:rFonts w:hint="eastAsia"/>
@@ -9177,11 +8944,6 @@
       </w:r>
     </w:p>
     <w:p>
-      <w:pPr>
-        <w:rPr>
-          <w:rFonts w:hint="eastAsia"/>
-        </w:rPr>
-      </w:pPr>
       <w:r>
         <w:rPr>
           <w:rFonts w:hint="eastAsia"/>
@@ -9193,11 +8955,6 @@
       </w:r>
     </w:p>
     <w:p>
-      <w:pPr>
-        <w:rPr>
-          <w:rFonts w:hint="eastAsia"/>
-        </w:rPr>
-      </w:pPr>
       <w:r>
         <w:rPr>
           <w:rFonts w:hint="eastAsia"/>
@@ -9209,11 +8966,6 @@
       </w:r>
     </w:p>
     <w:p>
-      <w:pPr>
-        <w:rPr>
-          <w:rFonts w:hint="eastAsia"/>
-        </w:rPr>
-      </w:pPr>
       <w:r>
         <w:rPr>
           <w:rFonts w:hint="eastAsia"/>
@@ -9225,11 +8977,6 @@
       </w:r>
     </w:p>
     <w:p>
-      <w:pPr>
-        <w:rPr>
-          <w:rFonts w:hint="eastAsia"/>
-        </w:rPr>
-      </w:pPr>
       <w:r>
         <w:rPr>
           <w:rFonts w:hint="eastAsia"/>
@@ -9241,11 +8988,6 @@
       </w:r>
     </w:p>
     <w:p>
-      <w:pPr>
-        <w:rPr>
-          <w:rFonts w:hint="eastAsia"/>
-        </w:rPr>
-      </w:pPr>
       <w:r>
         <w:rPr>
           <w:rFonts w:hint="eastAsia"/>
@@ -9254,11 +8996,6 @@
       </w:r>
     </w:p>
     <w:p>
-      <w:pPr>
-        <w:rPr>
-          <w:rFonts w:hint="eastAsia"/>
-        </w:rPr>
-      </w:pPr>
       <w:r>
         <w:rPr>
           <w:rFonts w:hint="eastAsia"/>
@@ -9267,32 +9004,15 @@
       </w:r>
     </w:p>
     <w:p>
-      <w:pPr>
-        <w:rPr>
-          <w:rFonts w:hint="eastAsia"/>
-        </w:rPr>
-      </w:pPr>
-      <w:r>
-        <w:rPr>
-          <w:rFonts w:hint="eastAsia"/>
-        </w:rPr>
-        <w:lastRenderedPageBreak/>
+      <w:r>
+        <w:rPr>
+          <w:rFonts w:hint="eastAsia"/>
+        </w:rPr>
         <w:t>而今天，新一轮科技革命则呈多点爆发，新一代信息技术、人工智能、生物技术、新能源、新材料、高端装备、绿色环保等覆盖的产业范围越来越多，科技革命已经渗透到经济和社会生活的方方面面</w:t>
       </w:r>
     </w:p>
-    <w:p>
-      <w:pPr>
-        <w:rPr>
-          <w:rFonts w:hint="eastAsia"/>
-        </w:rPr>
-      </w:pPr>
-    </w:p>
-    <w:p>
-      <w:pPr>
-        <w:rPr>
-          <w:rFonts w:hint="eastAsia"/>
-        </w:rPr>
-      </w:pPr>
+    <w:p/>
+    <w:p>
       <w:r>
         <w:rPr>
           <w:rFonts w:hint="eastAsia"/>
@@ -9303,26 +9023,9 @@
         <w:t xml:space="preserve"> 新产业 新模式 新动能</w:t>
       </w:r>
     </w:p>
-    <w:p>
-      <w:pPr>
-        <w:rPr>
-          <w:rFonts w:hint="eastAsia"/>
-        </w:rPr>
-      </w:pPr>
-    </w:p>
-    <w:p>
-      <w:pPr>
-        <w:rPr>
-          <w:rFonts w:hint="eastAsia"/>
-        </w:rPr>
-      </w:pPr>
-    </w:p>
-    <w:p>
-      <w:pPr>
-        <w:rPr>
-          <w:rFonts w:hint="eastAsia"/>
-        </w:rPr>
-      </w:pPr>
+    <w:p/>
+    <w:p/>
+    <w:p>
       <w:r>
         <w:rPr>
           <w:rFonts w:hint="eastAsia"/>
@@ -9331,11 +9034,6 @@
       </w:r>
     </w:p>
     <w:p>
-      <w:pPr>
-        <w:rPr>
-          <w:rFonts w:hint="eastAsia"/>
-        </w:rPr>
-      </w:pPr>
       <w:r>
         <w:rPr>
           <w:rFonts w:hint="eastAsia"/>
@@ -9344,11 +9042,6 @@
       </w:r>
     </w:p>
     <w:p>
-      <w:pPr>
-        <w:rPr>
-          <w:rFonts w:hint="eastAsia"/>
-        </w:rPr>
-      </w:pPr>
       <w:r>
         <w:rPr>
           <w:rFonts w:hint="eastAsia"/>
@@ -9359,19 +9052,8 @@
         <w:t xml:space="preserve"> 运行情况是让xxx的嘴变红了。</w:t>
       </w:r>
     </w:p>
-    <w:p>
-      <w:pPr>
-        <w:rPr>
-          <w:rFonts w:hint="eastAsia"/>
-        </w:rPr>
-      </w:pPr>
-    </w:p>
-    <w:p>
-      <w:pPr>
-        <w:rPr>
-          <w:rFonts w:hint="eastAsia"/>
-        </w:rPr>
-      </w:pPr>
+    <w:p/>
+    <w:p>
       <w:r>
         <w:rPr>
           <w:rFonts w:hint="eastAsia"/>
@@ -9389,11 +9071,6 @@
       </w:r>
     </w:p>
     <w:p>
-      <w:pPr>
-        <w:rPr>
-          <w:rFonts w:hint="eastAsia"/>
-        </w:rPr>
-      </w:pPr>
       <w:r>
         <w:rPr>
           <w:rFonts w:hint="eastAsia"/>
@@ -9421,14 +9098,9 @@
 </file>
 
 <file path=word/endnotes.xml><?xml version="1.0" encoding="utf-8"?>
-<w:endnotes xmlns:wpc="http://schemas.microsoft.com/office/word/2010/wordprocessingCanvas" xmlns:cx="http://schemas.microsoft.com/office/drawing/2014/chartex" xmlns:cx1="http://schemas.microsoft.com/office/drawing/2015/9/8/chartex" xmlns:cx2="http://schemas.microsoft.com/office/drawing/2015/10/21/chartex" xmlns:cx3="http://schemas.microsoft.com/office/drawing/2016/5/9/chartex" xmlns:cx4="http://schemas.microsoft.com/office/drawing/2016/5/10/chartex" xmlns:cx5="http://schemas.microsoft.com/office/drawing/2016/5/11/chartex" xmlns:cx6="http://schemas.microsoft.com/office/drawing/2016/5/12/chartex" xmlns:cx7="http://schemas.microsoft.com/office/drawing/2016/5/13/chartex" xmlns:cx8="http://schemas.microsoft.com/office/drawing/2016/5/14/chartex" xmlns:mc="http://schemas.openxmlformats.org/markup-compatibility/2006" xmlns:aink="http://schemas.microsoft.com/office/drawing/2016/ink" xmlns:am3d="http://schemas.microsoft.com/office/drawing/2017/model3d" xmlns:o="urn:schemas-microsoft-com:office:office" xmlns:oel="http://schemas.microsoft.com/office/2019/extlst" xmlns:r="http://schemas.openxmlformats.org/officeDocument/2006/relationships" xmlns:m="http://schemas.openxmlformats.org/officeDocument/2006/math" xmlns:v="urn:schemas-microsoft-com:vml" xmlns:wp14="http://schemas.microsoft.com/office/word/2010/wordprocessingDrawing" xmlns:wp="http://schemas.openxmlformats.org/drawingml/2006/wordprocessingDrawing" xmlns:w10="urn:schemas-microsoft-com:office:word" xmlns:w="http://schemas.openxmlformats.org/wordprocessingml/2006/main" xmlns:w14="http://schemas.microsoft.com/office/word/2010/wordml" xmlns:w15="http://schemas.microsoft.com/office/word/2012/wordml" xmlns:w16cex="http://schemas.microsoft.com/office/word/2018/wordml/cex" xmlns:w16cid="http://schemas.microsoft.com/office/word/2016/wordml/cid" xmlns:w16="http://schemas.microsoft.com/office/word/2018/wordml" xmlns:w16du="http://schemas.microsoft.com/office/word/2023/wordml/word16du" xmlns:w16sdtdh="http://schemas.microsoft.com/office/word/2020/wordml/sdtdatahash" xmlns:w16sdtfl="http://schemas.microsoft.com/office/word/2024/wordml/sdtformatlock" xmlns:w16se="http://schemas.microsoft.com/office/word/2015/wordml/symex" xmlns:wpg="http://schemas.microsoft.com/office/word/2010/wordprocessingGroup" xmlns:wpi="http://schemas.microsoft.com/office/word/2010/wordprocessingInk" xmlns:wne="http://schemas.microsoft.com/office/word/2006/wordml" xmlns:wps="http://schemas.microsoft.com/office/word/2010/wordprocessingShape" mc:Ignorable="w14 w15 w16se w16cid w16 w16cex w16sdtdh w16sdtfl w16du wp14">
+<w:endnotes xmlns:wpc="http://schemas.microsoft.com/office/word/2010/wordprocessingCanvas" xmlns:cx="http://schemas.microsoft.com/office/drawing/2014/chartex" xmlns:cx1="http://schemas.microsoft.com/office/drawing/2015/9/8/chartex" xmlns:cx2="http://schemas.microsoft.com/office/drawing/2015/10/21/chartex" xmlns:cx3="http://schemas.microsoft.com/office/drawing/2016/5/9/chartex" xmlns:cx4="http://schemas.microsoft.com/office/drawing/2016/5/10/chartex" xmlns:cx5="http://schemas.microsoft.com/office/drawing/2016/5/11/chartex" xmlns:cx6="http://schemas.microsoft.com/office/drawing/2016/5/12/chartex" xmlns:cx7="http://schemas.microsoft.com/office/drawing/2016/5/13/chartex" xmlns:cx8="http://schemas.microsoft.com/office/drawing/2016/5/14/chartex" xmlns:mc="http://schemas.openxmlformats.org/markup-compatibility/2006" xmlns:aink="http://schemas.microsoft.com/office/drawing/2016/ink" xmlns:am3d="http://schemas.microsoft.com/office/drawing/2017/model3d" xmlns:o="urn:schemas-microsoft-com:office:office" xmlns:r="http://schemas.openxmlformats.org/officeDocument/2006/relationships" xmlns:m="http://schemas.openxmlformats.org/officeDocument/2006/math" xmlns:v="urn:schemas-microsoft-com:vml" xmlns:wp14="http://schemas.microsoft.com/office/word/2010/wordprocessingDrawing" xmlns:wp="http://schemas.openxmlformats.org/drawingml/2006/wordprocessingDrawing" xmlns:w10="urn:schemas-microsoft-com:office:word" xmlns:w="http://schemas.openxmlformats.org/wordprocessingml/2006/main" xmlns:w14="http://schemas.microsoft.com/office/word/2010/wordml" xmlns:w15="http://schemas.microsoft.com/office/word/2012/wordml" xmlns:w16cex="http://schemas.microsoft.com/office/word/2018/wordml/cex" xmlns:w16cid="http://schemas.microsoft.com/office/word/2016/wordml/cid" xmlns:w16="http://schemas.microsoft.com/office/word/2018/wordml" xmlns:w16sdtdh="http://schemas.microsoft.com/office/word/2020/wordml/sdtdatahash" xmlns:w16se="http://schemas.microsoft.com/office/word/2015/wordml/symex" xmlns:wpg="http://schemas.microsoft.com/office/word/2010/wordprocessingGroup" xmlns:wpi="http://schemas.microsoft.com/office/word/2010/wordprocessingInk" xmlns:wne="http://schemas.microsoft.com/office/word/2006/wordml" xmlns:wps="http://schemas.microsoft.com/office/word/2010/wordprocessingShape" mc:Ignorable="w14 w15 w16se w16cid w16 w16cex w16sdtdh wp14">
   <w:endnote w:type="separator" w:id="-1">
     <w:p>
-      <w:pPr>
-        <w:rPr>
-          <w:rFonts w:hint="eastAsia"/>
-        </w:rPr>
-      </w:pPr>
       <w:r>
         <w:separator/>
       </w:r>
@@ -9436,11 +9108,6 @@
   </w:endnote>
   <w:endnote w:type="continuationSeparator" w:id="0">
     <w:p>
-      <w:pPr>
-        <w:rPr>
-          <w:rFonts w:hint="eastAsia"/>
-        </w:rPr>
-      </w:pPr>
       <w:r>
         <w:continuationSeparator/>
       </w:r>
@@ -9450,14 +9117,9 @@
 </file>
 
 <file path=word/footnotes.xml><?xml version="1.0" encoding="utf-8"?>
-<w:footnotes xmlns:wpc="http://schemas.microsoft.com/office/word/2010/wordprocessingCanvas" xmlns:cx="http://schemas.microsoft.com/office/drawing/2014/chartex" xmlns:cx1="http://schemas.microsoft.com/office/drawing/2015/9/8/chartex" xmlns:cx2="http://schemas.microsoft.com/office/drawing/2015/10/21/chartex" xmlns:cx3="http://schemas.microsoft.com/office/drawing/2016/5/9/chartex" xmlns:cx4="http://schemas.microsoft.com/office/drawing/2016/5/10/chartex" xmlns:cx5="http://schemas.microsoft.com/office/drawing/2016/5/11/chartex" xmlns:cx6="http://schemas.microsoft.com/office/drawing/2016/5/12/chartex" xmlns:cx7="http://schemas.microsoft.com/office/drawing/2016/5/13/chartex" xmlns:cx8="http://schemas.microsoft.com/office/drawing/2016/5/14/chartex" xmlns:mc="http://schemas.openxmlformats.org/markup-compatibility/2006" xmlns:aink="http://schemas.microsoft.com/office/drawing/2016/ink" xmlns:am3d="http://schemas.microsoft.com/office/drawing/2017/model3d" xmlns:o="urn:schemas-microsoft-com:office:office" xmlns:oel="http://schemas.microsoft.com/office/2019/extlst" xmlns:r="http://schemas.openxmlformats.org/officeDocument/2006/relationships" xmlns:m="http://schemas.openxmlformats.org/officeDocument/2006/math" xmlns:v="urn:schemas-microsoft-com:vml" xmlns:wp14="http://schemas.microsoft.com/office/word/2010/wordprocessingDrawing" xmlns:wp="http://schemas.openxmlformats.org/drawingml/2006/wordprocessingDrawing" xmlns:w10="urn:schemas-microsoft-com:office:word" xmlns:w="http://schemas.openxmlformats.org/wordprocessingml/2006/main" xmlns:w14="http://schemas.microsoft.com/office/word/2010/wordml" xmlns:w15="http://schemas.microsoft.com/office/word/2012/wordml" xmlns:w16cex="http://schemas.microsoft.com/office/word/2018/wordml/cex" xmlns:w16cid="http://schemas.microsoft.com/office/word/2016/wordml/cid" xmlns:w16="http://schemas.microsoft.com/office/word/2018/wordml" xmlns:w16du="http://schemas.microsoft.com/office/word/2023/wordml/word16du" xmlns:w16sdtdh="http://schemas.microsoft.com/office/word/2020/wordml/sdtdatahash" xmlns:w16sdtfl="http://schemas.microsoft.com/office/word/2024/wordml/sdtformatlock" xmlns:w16se="http://schemas.microsoft.com/office/word/2015/wordml/symex" xmlns:wpg="http://schemas.microsoft.com/office/word/2010/wordprocessingGroup" xmlns:wpi="http://schemas.microsoft.com/office/word/2010/wordprocessingInk" xmlns:wne="http://schemas.microsoft.com/office/word/2006/wordml" xmlns:wps="http://schemas.microsoft.com/office/word/2010/wordprocessingShape" mc:Ignorable="w14 w15 w16se w16cid w16 w16cex w16sdtdh w16sdtfl w16du wp14">
+<w:footnotes xmlns:wpc="http://schemas.microsoft.com/office/word/2010/wordprocessingCanvas" xmlns:cx="http://schemas.microsoft.com/office/drawing/2014/chartex" xmlns:cx1="http://schemas.microsoft.com/office/drawing/2015/9/8/chartex" xmlns:cx2="http://schemas.microsoft.com/office/drawing/2015/10/21/chartex" xmlns:cx3="http://schemas.microsoft.com/office/drawing/2016/5/9/chartex" xmlns:cx4="http://schemas.microsoft.com/office/drawing/2016/5/10/chartex" xmlns:cx5="http://schemas.microsoft.com/office/drawing/2016/5/11/chartex" xmlns:cx6="http://schemas.microsoft.com/office/drawing/2016/5/12/chartex" xmlns:cx7="http://schemas.microsoft.com/office/drawing/2016/5/13/chartex" xmlns:cx8="http://schemas.microsoft.com/office/drawing/2016/5/14/chartex" xmlns:mc="http://schemas.openxmlformats.org/markup-compatibility/2006" xmlns:aink="http://schemas.microsoft.com/office/drawing/2016/ink" xmlns:am3d="http://schemas.microsoft.com/office/drawing/2017/model3d" xmlns:o="urn:schemas-microsoft-com:office:office" xmlns:r="http://schemas.openxmlformats.org/officeDocument/2006/relationships" xmlns:m="http://schemas.openxmlformats.org/officeDocument/2006/math" xmlns:v="urn:schemas-microsoft-com:vml" xmlns:wp14="http://schemas.microsoft.com/office/word/2010/wordprocessingDrawing" xmlns:wp="http://schemas.openxmlformats.org/drawingml/2006/wordprocessingDrawing" xmlns:w10="urn:schemas-microsoft-com:office:word" xmlns:w="http://schemas.openxmlformats.org/wordprocessingml/2006/main" xmlns:w14="http://schemas.microsoft.com/office/word/2010/wordml" xmlns:w15="http://schemas.microsoft.com/office/word/2012/wordml" xmlns:w16cex="http://schemas.microsoft.com/office/word/2018/wordml/cex" xmlns:w16cid="http://schemas.microsoft.com/office/word/2016/wordml/cid" xmlns:w16="http://schemas.microsoft.com/office/word/2018/wordml" xmlns:w16sdtdh="http://schemas.microsoft.com/office/word/2020/wordml/sdtdatahash" xmlns:w16se="http://schemas.microsoft.com/office/word/2015/wordml/symex" xmlns:wpg="http://schemas.microsoft.com/office/word/2010/wordprocessingGroup" xmlns:wpi="http://schemas.microsoft.com/office/word/2010/wordprocessingInk" xmlns:wne="http://schemas.microsoft.com/office/word/2006/wordml" xmlns:wps="http://schemas.microsoft.com/office/word/2010/wordprocessingShape" mc:Ignorable="w14 w15 w16se w16cid w16 w16cex w16sdtdh wp14">
   <w:footnote w:type="separator" w:id="-1">
     <w:p>
-      <w:pPr>
-        <w:rPr>
-          <w:rFonts w:hint="eastAsia"/>
-        </w:rPr>
-      </w:pPr>
       <w:r>
         <w:separator/>
       </w:r>
@@ -9465,11 +9127,6 @@
   </w:footnote>
   <w:footnote w:type="continuationSeparator" w:id="0">
     <w:p>
-      <w:pPr>
-        <w:rPr>
-          <w:rFonts w:hint="eastAsia"/>
-        </w:rPr>
-      </w:pPr>
       <w:r>
         <w:continuationSeparator/>
       </w:r>
@@ -9479,7 +9136,7 @@
 </file>
 
 <file path=word/numbering.xml><?xml version="1.0" encoding="utf-8"?>
-<w:numbering xmlns:wpc="http://schemas.microsoft.com/office/word/2010/wordprocessingCanvas" xmlns:cx="http://schemas.microsoft.com/office/drawing/2014/chartex" xmlns:cx1="http://schemas.microsoft.com/office/drawing/2015/9/8/chartex" xmlns:cx2="http://schemas.microsoft.com/office/drawing/2015/10/21/chartex" xmlns:cx3="http://schemas.microsoft.com/office/drawing/2016/5/9/chartex" xmlns:cx4="http://schemas.microsoft.com/office/drawing/2016/5/10/chartex" xmlns:cx5="http://schemas.microsoft.com/office/drawing/2016/5/11/chartex" xmlns:cx6="http://schemas.microsoft.com/office/drawing/2016/5/12/chartex" xmlns:cx7="http://schemas.microsoft.com/office/drawing/2016/5/13/chartex" xmlns:cx8="http://schemas.microsoft.com/office/drawing/2016/5/14/chartex" xmlns:mc="http://schemas.openxmlformats.org/markup-compatibility/2006" xmlns:aink="http://schemas.microsoft.com/office/drawing/2016/ink" xmlns:am3d="http://schemas.microsoft.com/office/drawing/2017/model3d" xmlns:o="urn:schemas-microsoft-com:office:office" xmlns:oel="http://schemas.microsoft.com/office/2019/extlst" xmlns:r="http://schemas.openxmlformats.org/officeDocument/2006/relationships" xmlns:m="http://schemas.openxmlformats.org/officeDocument/2006/math" xmlns:v="urn:schemas-microsoft-com:vml" xmlns:wp14="http://schemas.microsoft.com/office/word/2010/wordprocessingDrawing" xmlns:wp="http://schemas.openxmlformats.org/drawingml/2006/wordprocessingDrawing" xmlns:w10="urn:schemas-microsoft-com:office:word" xmlns:w="http://schemas.openxmlformats.org/wordprocessingml/2006/main" xmlns:w14="http://schemas.microsoft.com/office/word/2010/wordml" xmlns:w15="http://schemas.microsoft.com/office/word/2012/wordml" xmlns:w16cex="http://schemas.microsoft.com/office/word/2018/wordml/cex" xmlns:w16cid="http://schemas.microsoft.com/office/word/2016/wordml/cid" xmlns:w16="http://schemas.microsoft.com/office/word/2018/wordml" xmlns:w16du="http://schemas.microsoft.com/office/word/2023/wordml/word16du" xmlns:w16sdtdh="http://schemas.microsoft.com/office/word/2020/wordml/sdtdatahash" xmlns:w16sdtfl="http://schemas.microsoft.com/office/word/2024/wordml/sdtformatlock" xmlns:w16se="http://schemas.microsoft.com/office/word/2015/wordml/symex" xmlns:wpg="http://schemas.microsoft.com/office/word/2010/wordprocessingGroup" xmlns:wpi="http://schemas.microsoft.com/office/word/2010/wordprocessingInk" xmlns:wne="http://schemas.microsoft.com/office/word/2006/wordml" xmlns:wps="http://schemas.microsoft.com/office/word/2010/wordprocessingShape" mc:Ignorable="w14 w15 w16se w16cid w16 w16cex w16sdtdh w16sdtfl w16du wp14">
+<w:numbering xmlns:wpc="http://schemas.microsoft.com/office/word/2010/wordprocessingCanvas" xmlns:cx="http://schemas.microsoft.com/office/drawing/2014/chartex" xmlns:cx1="http://schemas.microsoft.com/office/drawing/2015/9/8/chartex" xmlns:cx2="http://schemas.microsoft.com/office/drawing/2015/10/21/chartex" xmlns:cx3="http://schemas.microsoft.com/office/drawing/2016/5/9/chartex" xmlns:cx4="http://schemas.microsoft.com/office/drawing/2016/5/10/chartex" xmlns:cx5="http://schemas.microsoft.com/office/drawing/2016/5/11/chartex" xmlns:cx6="http://schemas.microsoft.com/office/drawing/2016/5/12/chartex" xmlns:cx7="http://schemas.microsoft.com/office/drawing/2016/5/13/chartex" xmlns:cx8="http://schemas.microsoft.com/office/drawing/2016/5/14/chartex" xmlns:mc="http://schemas.openxmlformats.org/markup-compatibility/2006" xmlns:aink="http://schemas.microsoft.com/office/drawing/2016/ink" xmlns:am3d="http://schemas.microsoft.com/office/drawing/2017/model3d" xmlns:o="urn:schemas-microsoft-com:office:office" xmlns:r="http://schemas.openxmlformats.org/officeDocument/2006/relationships" xmlns:m="http://schemas.openxmlformats.org/officeDocument/2006/math" xmlns:v="urn:schemas-microsoft-com:vml" xmlns:wp14="http://schemas.microsoft.com/office/word/2010/wordprocessingDrawing" xmlns:wp="http://schemas.openxmlformats.org/drawingml/2006/wordprocessingDrawing" xmlns:w10="urn:schemas-microsoft-com:office:word" xmlns:w="http://schemas.openxmlformats.org/wordprocessingml/2006/main" xmlns:w14="http://schemas.microsoft.com/office/word/2010/wordml" xmlns:w15="http://schemas.microsoft.com/office/word/2012/wordml" xmlns:w16cex="http://schemas.microsoft.com/office/word/2018/wordml/cex" xmlns:w16cid="http://schemas.microsoft.com/office/word/2016/wordml/cid" xmlns:w16="http://schemas.microsoft.com/office/word/2018/wordml" xmlns:w16sdtdh="http://schemas.microsoft.com/office/word/2020/wordml/sdtdatahash" xmlns:w16se="http://schemas.microsoft.com/office/word/2015/wordml/symex" xmlns:wpg="http://schemas.microsoft.com/office/word/2010/wordprocessingGroup" xmlns:wpi="http://schemas.microsoft.com/office/word/2010/wordprocessingInk" xmlns:wne="http://schemas.microsoft.com/office/word/2006/wordml" xmlns:wps="http://schemas.microsoft.com/office/word/2010/wordprocessingShape" mc:Ignorable="w14 w15 w16se w16cid w16 w16cex w16sdtdh wp14">
   <w:abstractNum w:abstractNumId="0" w15:restartNumberingAfterBreak="0">
     <w:nsid w:val="19395850"/>
     <w:multiLevelType w:val="multilevel"/>
@@ -10351,32 +10008,32 @@
       </w:pPr>
     </w:lvl>
   </w:abstractNum>
-  <w:num w:numId="1" w16cid:durableId="335621315">
+  <w:num w:numId="1">
     <w:abstractNumId w:val="4"/>
   </w:num>
-  <w:num w:numId="2" w16cid:durableId="460921215">
+  <w:num w:numId="2">
     <w:abstractNumId w:val="1"/>
   </w:num>
-  <w:num w:numId="3" w16cid:durableId="1321040189">
+  <w:num w:numId="3">
     <w:abstractNumId w:val="5"/>
   </w:num>
-  <w:num w:numId="4" w16cid:durableId="27024487">
+  <w:num w:numId="4">
     <w:abstractNumId w:val="6"/>
   </w:num>
-  <w:num w:numId="5" w16cid:durableId="681204488">
+  <w:num w:numId="5">
     <w:abstractNumId w:val="2"/>
   </w:num>
-  <w:num w:numId="6" w16cid:durableId="2116632296">
+  <w:num w:numId="6">
     <w:abstractNumId w:val="0"/>
   </w:num>
-  <w:num w:numId="7" w16cid:durableId="751706398">
+  <w:num w:numId="7">
     <w:abstractNumId w:val="3"/>
   </w:num>
 </w:numbering>
 </file>
 
 <file path=word/styles.xml><?xml version="1.0" encoding="utf-8"?>
-<w:styles xmlns:mc="http://schemas.openxmlformats.org/markup-compatibility/2006" xmlns:r="http://schemas.openxmlformats.org/officeDocument/2006/relationships" xmlns:w="http://schemas.openxmlformats.org/wordprocessingml/2006/main" xmlns:w14="http://schemas.microsoft.com/office/word/2010/wordml" xmlns:w15="http://schemas.microsoft.com/office/word/2012/wordml" xmlns:w16cex="http://schemas.microsoft.com/office/word/2018/wordml/cex" xmlns:w16cid="http://schemas.microsoft.com/office/word/2016/wordml/cid" xmlns:w16="http://schemas.microsoft.com/office/word/2018/wordml" xmlns:w16du="http://schemas.microsoft.com/office/word/2023/wordml/word16du" xmlns:w16sdtdh="http://schemas.microsoft.com/office/word/2020/wordml/sdtdatahash" xmlns:w16sdtfl="http://schemas.microsoft.com/office/word/2024/wordml/sdtformatlock" xmlns:w16se="http://schemas.microsoft.com/office/word/2015/wordml/symex" mc:Ignorable="w14 w15 w16se w16cid w16 w16cex w16sdtdh w16sdtfl w16du">
+<w:styles xmlns:mc="http://schemas.openxmlformats.org/markup-compatibility/2006" xmlns:r="http://schemas.openxmlformats.org/officeDocument/2006/relationships" xmlns:w="http://schemas.openxmlformats.org/wordprocessingml/2006/main" xmlns:w14="http://schemas.microsoft.com/office/word/2010/wordml" xmlns:w15="http://schemas.microsoft.com/office/word/2012/wordml" xmlns:w16cex="http://schemas.microsoft.com/office/word/2018/wordml/cex" xmlns:w16cid="http://schemas.microsoft.com/office/word/2016/wordml/cid" xmlns:w16="http://schemas.microsoft.com/office/word/2018/wordml" xmlns:w16sdtdh="http://schemas.microsoft.com/office/word/2020/wordml/sdtdatahash" xmlns:w16se="http://schemas.microsoft.com/office/word/2015/wordml/symex" mc:Ignorable="w14 w15 w16se w16cid w16 w16cex w16sdtdh">
   <w:docDefaults>
     <w:rPrDefault>
       <w:rPr>
@@ -10779,6 +10436,7 @@
   <w:style w:type="character" w:default="1" w:styleId="a0">
     <w:name w:val="Default Paragraph Font"/>
     <w:uiPriority w:val="1"/>
+    <w:semiHidden/>
     <w:unhideWhenUsed/>
   </w:style>
   <w:style w:type="table" w:default="1" w:styleId="a1">

--- a/考公/难点词语.docx
+++ b/考公/难点词语.docx
@@ -263,11 +263,19 @@
           <w:rFonts w:hint="eastAsia"/>
         </w:rPr>
       </w:pPr>
-      <w:r>
-        <w:rPr>
-          <w:rFonts w:hint="eastAsia"/>
-        </w:rPr>
-        <w:t>象征指的是用具体事物表现某些抽象意义，如玫瑰花象征着爱情</w:t>
+      <w:proofErr w:type="gramStart"/>
+      <w:r>
+        <w:rPr>
+          <w:rFonts w:hint="eastAsia"/>
+        </w:rPr>
+        <w:t>象征指</w:t>
+      </w:r>
+      <w:proofErr w:type="gramEnd"/>
+      <w:r>
+        <w:rPr>
+          <w:rFonts w:hint="eastAsia"/>
+        </w:rPr>
+        <w:t>的是用具体事物表现某些抽象意义，如玫瑰花象征着爱情</w:t>
       </w:r>
     </w:p>
     <w:p>
@@ -465,7 +473,21 @@
         <w:rPr>
           <w:rFonts w:hint="eastAsia"/>
         </w:rPr>
-        <w:t>改革开放势在必行（改革开放是势在必行听起来就不咋地了）</w:t>
+        <w:t>改革开放势在必行（改革开放是势在必行听起来就</w:t>
+      </w:r>
+      <w:proofErr w:type="gramStart"/>
+      <w:r>
+        <w:rPr>
+          <w:rFonts w:hint="eastAsia"/>
+        </w:rPr>
+        <w:t>不</w:t>
+      </w:r>
+      <w:proofErr w:type="gramEnd"/>
+      <w:r>
+        <w:rPr>
+          <w:rFonts w:hint="eastAsia"/>
+        </w:rPr>
+        <w:t>咋地了）</w:t>
       </w:r>
     </w:p>
     <w:p>
@@ -655,7 +677,21 @@
         <w:rPr>
           <w:rFonts w:hint="eastAsia"/>
         </w:rPr>
-        <w:t>博弈双方必有一赢一输。双方赢得和输的（负数）加起来一定为</w:t>
+        <w:t>博弈双方必有一赢一输</w:t>
+      </w:r>
+      <w:proofErr w:type="gramStart"/>
+      <w:r>
+        <w:rPr>
+          <w:rFonts w:hint="eastAsia"/>
+        </w:rPr>
+        <w:t>。</w:t>
+      </w:r>
+      <w:proofErr w:type="gramEnd"/>
+      <w:r>
+        <w:rPr>
+          <w:rFonts w:hint="eastAsia"/>
+        </w:rPr>
+        <w:t>双方赢得和输的（负数）加起来一定为</w:t>
       </w:r>
       <w:r>
         <w:t>0。比如两个人打九点半</w:t>
@@ -711,7 +747,21 @@
         <w:rPr>
           <w:rFonts w:hint="eastAsia"/>
         </w:rPr>
-        <w:t>凌空蹈虚。在空中走路，比喻做一些不切实际，虚无缥缈的事情</w:t>
+        <w:t>凌空蹈虚。在空中走路，</w:t>
+      </w:r>
+      <w:proofErr w:type="gramStart"/>
+      <w:r>
+        <w:rPr>
+          <w:rFonts w:hint="eastAsia"/>
+        </w:rPr>
+        <w:t>比喻做</w:t>
+      </w:r>
+      <w:proofErr w:type="gramEnd"/>
+      <w:r>
+        <w:rPr>
+          <w:rFonts w:hint="eastAsia"/>
+        </w:rPr>
+        <w:t>一些不切实际，虚无缥缈的事情</w:t>
       </w:r>
     </w:p>
     <w:p>
@@ -792,7 +842,21 @@
           <w:rFonts w:hint="eastAsia"/>
         </w:rPr>
         <w:lastRenderedPageBreak/>
-        <w:t>经久不息。经过了很久时间还不熄灭、停息。</w:t>
+        <w:t>经久不息。经过了很久时间还</w:t>
+      </w:r>
+      <w:proofErr w:type="gramStart"/>
+      <w:r>
+        <w:rPr>
+          <w:rFonts w:hint="eastAsia"/>
+        </w:rPr>
+        <w:t>不</w:t>
+      </w:r>
+      <w:proofErr w:type="gramEnd"/>
+      <w:r>
+        <w:rPr>
+          <w:rFonts w:hint="eastAsia"/>
+        </w:rPr>
+        <w:t>熄灭、停息。</w:t>
       </w:r>
       <w:r>
         <w:rPr>
@@ -950,7 +1014,21 @@
         <w:rPr>
           <w:rFonts w:hint="eastAsia"/>
         </w:rPr>
-        <w:t>大浪冲洗着沙滩，只有最坚韧的沙子才能留下。比喻历尽磨难考研，留下来的都是好的，可用于形容很多东西</w:t>
+        <w:t>大浪</w:t>
+      </w:r>
+      <w:proofErr w:type="gramStart"/>
+      <w:r>
+        <w:rPr>
+          <w:rFonts w:hint="eastAsia"/>
+        </w:rPr>
+        <w:t>冲洗着</w:t>
+      </w:r>
+      <w:proofErr w:type="gramEnd"/>
+      <w:r>
+        <w:rPr>
+          <w:rFonts w:hint="eastAsia"/>
+        </w:rPr>
+        <w:t>沙滩，只有最坚韧的沙子才能留下。比喻历尽磨难考研，留下来的都是好的，可用于形容很多东西</w:t>
       </w:r>
     </w:p>
     <w:p>
@@ -1479,7 +1557,21 @@
         <w:rPr>
           <w:rFonts w:hint="eastAsia"/>
         </w:rPr>
-        <w:t xml:space="preserve">量入为出：计量收入，然后以此作为依据为支出做打算 </w:t>
+        <w:t>量入为出：计量收入，然后以此作为依据为</w:t>
+      </w:r>
+      <w:proofErr w:type="gramStart"/>
+      <w:r>
+        <w:rPr>
+          <w:rFonts w:hint="eastAsia"/>
+        </w:rPr>
+        <w:t>支出做</w:t>
+      </w:r>
+      <w:proofErr w:type="gramEnd"/>
+      <w:r>
+        <w:rPr>
+          <w:rFonts w:hint="eastAsia"/>
+        </w:rPr>
+        <w:t xml:space="preserve">打算 </w:t>
       </w:r>
       <w:r>
         <w:t xml:space="preserve"> </w:t>
@@ -1637,13 +1729,23 @@
           <w:shd w:val="clear" w:color="auto" w:fill="FFFFFF"/>
         </w:rPr>
       </w:pPr>
+      <w:proofErr w:type="gramStart"/>
       <w:r>
         <w:rPr>
           <w:rFonts w:ascii="Segoe UI" w:hAnsi="Segoe UI" w:cs="Segoe UI" w:hint="eastAsia"/>
           <w:color w:val="0F1115"/>
           <w:shd w:val="clear" w:color="auto" w:fill="FFFFFF"/>
         </w:rPr>
-        <w:t>扶正树的根干，清理水的源头</w:t>
+        <w:t>扶正树</w:t>
+      </w:r>
+      <w:proofErr w:type="gramEnd"/>
+      <w:r>
+        <w:rPr>
+          <w:rFonts w:ascii="Segoe UI" w:hAnsi="Segoe UI" w:cs="Segoe UI" w:hint="eastAsia"/>
+          <w:color w:val="0F1115"/>
+          <w:shd w:val="clear" w:color="auto" w:fill="FFFFFF"/>
+        </w:rPr>
+        <w:t>的根干，清理水的源头</w:t>
       </w:r>
     </w:p>
     <w:p>
@@ -2162,13 +2264,23 @@
         </w:rPr>
         <w:t>高屋建瓴：此处建是倾倒的意思，</w:t>
       </w:r>
+      <w:proofErr w:type="gramStart"/>
       <w:r>
         <w:rPr>
           <w:rFonts w:ascii="Segoe UI" w:hAnsi="Segoe UI" w:cs="Segoe UI" w:hint="eastAsia"/>
           <w:color w:val="0F1115"/>
           <w:shd w:val="clear" w:color="auto" w:fill="FFFFFF"/>
         </w:rPr>
-        <w:t>瓴是装水的水壶，在高楼上往下倒水</w:t>
+        <w:t>瓴</w:t>
+      </w:r>
+      <w:proofErr w:type="gramEnd"/>
+      <w:r>
+        <w:rPr>
+          <w:rFonts w:ascii="Segoe UI" w:hAnsi="Segoe UI" w:cs="Segoe UI" w:hint="eastAsia"/>
+          <w:color w:val="0F1115"/>
+          <w:shd w:val="clear" w:color="auto" w:fill="FFFFFF"/>
+        </w:rPr>
+        <w:t>是装水的水壶，在高楼上往下倒水</w:t>
       </w:r>
     </w:p>
     <w:p>
@@ -2617,13 +2729,23 @@
         </w:rPr>
         <w:tab/>
       </w:r>
+      <w:proofErr w:type="gramStart"/>
       <w:r>
         <w:rPr>
           <w:rFonts w:ascii="Segoe UI" w:hAnsi="Segoe UI" w:cs="Segoe UI" w:hint="eastAsia"/>
           <w:color w:val="0F1115"/>
           <w:shd w:val="clear" w:color="auto" w:fill="FFFFFF"/>
         </w:rPr>
-        <w:t>延申：没这个词，错误写法</w:t>
+        <w:t>延申</w:t>
+      </w:r>
+      <w:proofErr w:type="gramEnd"/>
+      <w:r>
+        <w:rPr>
+          <w:rFonts w:ascii="Segoe UI" w:hAnsi="Segoe UI" w:cs="Segoe UI" w:hint="eastAsia"/>
+          <w:color w:val="0F1115"/>
+          <w:shd w:val="clear" w:color="auto" w:fill="FFFFFF"/>
+        </w:rPr>
+        <w:t>：没这个词，错误写法</w:t>
       </w:r>
     </w:p>
     <w:p>
@@ -2945,7 +3067,21 @@
         <w:rPr>
           <w:rFonts w:hint="eastAsia"/>
         </w:rPr>
-        <w:t>两人或两物朝相反方向奔跑，强调</w:t>
+        <w:t>两人或</w:t>
+      </w:r>
+      <w:proofErr w:type="gramStart"/>
+      <w:r>
+        <w:rPr>
+          <w:rFonts w:hint="eastAsia"/>
+        </w:rPr>
+        <w:t>两物朝相反</w:t>
+      </w:r>
+      <w:proofErr w:type="gramEnd"/>
+      <w:r>
+        <w:rPr>
+          <w:rFonts w:hint="eastAsia"/>
+        </w:rPr>
+        <w:t>方向奔跑，强调</w:t>
       </w:r>
       <w:r>
         <w:rPr>
@@ -3915,12 +4051,21 @@
         </w:rPr>
         <w:tab/>
       </w:r>
-      <w:r>
-        <w:rPr>
-          <w:b/>
-          <w:bCs/>
-        </w:rPr>
-        <w:t>郢书燕说</w:t>
+      <w:proofErr w:type="gramStart"/>
+      <w:r>
+        <w:rPr>
+          <w:b/>
+          <w:bCs/>
+        </w:rPr>
+        <w:t>郢</w:t>
+      </w:r>
+      <w:proofErr w:type="gramEnd"/>
+      <w:r>
+        <w:rPr>
+          <w:b/>
+          <w:bCs/>
+        </w:rPr>
+        <w:t>书燕说</w:t>
       </w:r>
     </w:p>
     <w:p>
@@ -3931,8 +4076,12 @@
       </w:pPr>
       <w:r>
         <w:tab/>
+      </w:r>
+      <w:proofErr w:type="gramStart"/>
+      <w:r>
         <w:t>郢</w:t>
       </w:r>
+      <w:proofErr w:type="gramEnd"/>
       <w:r>
         <w:rPr>
           <w:rFonts w:hint="eastAsia"/>
@@ -3951,7 +4100,21 @@
         <w:rPr>
           <w:rFonts w:hint="eastAsia"/>
         </w:rPr>
-        <w:t>形容意思被曲解被误解，引申义是虽然意思被曲解，但是取得了好的结果。</w:t>
+        <w:t>形容意思被曲解被误解，引申义是虽然意思被曲解，</w:t>
+      </w:r>
+      <w:proofErr w:type="gramStart"/>
+      <w:r>
+        <w:rPr>
+          <w:rFonts w:hint="eastAsia"/>
+        </w:rPr>
+        <w:t>但是取得</w:t>
+      </w:r>
+      <w:proofErr w:type="gramEnd"/>
+      <w:r>
+        <w:rPr>
+          <w:rFonts w:hint="eastAsia"/>
+        </w:rPr>
+        <w:t>了好的结果。</w:t>
       </w:r>
     </w:p>
     <w:p>
@@ -4147,7 +4310,21 @@
         <w:rPr>
           <w:rFonts w:hint="eastAsia"/>
         </w:rPr>
-        <w:t>，不持久</w:t>
+        <w:t>，</w:t>
+      </w:r>
+      <w:proofErr w:type="gramStart"/>
+      <w:r>
+        <w:rPr>
+          <w:rFonts w:hint="eastAsia"/>
+        </w:rPr>
+        <w:t>不</w:t>
+      </w:r>
+      <w:proofErr w:type="gramEnd"/>
+      <w:r>
+        <w:rPr>
+          <w:rFonts w:hint="eastAsia"/>
+        </w:rPr>
+        <w:t>持久</w:t>
       </w:r>
     </w:p>
     <w:p>
@@ -4230,7 +4407,35 @@
         <w:rPr>
           <w:rFonts w:hint="eastAsia"/>
         </w:rPr>
-        <w:t>提到了他读了很多书，但缺乏思考，用浮光掠影更好。如果浅尝则止的话，没有浮光掠影更符合没深入思考。如果最后一句是缺乏耐心，那填浅尝则止更好</w:t>
+        <w:t>提到了他读了很多书，但缺乏思考，用浮光掠影更好。如果浅尝则止的话，没有浮光掠影更</w:t>
+      </w:r>
+      <w:proofErr w:type="gramStart"/>
+      <w:r>
+        <w:rPr>
+          <w:rFonts w:hint="eastAsia"/>
+        </w:rPr>
+        <w:t>符合没</w:t>
+      </w:r>
+      <w:proofErr w:type="gramEnd"/>
+      <w:r>
+        <w:rPr>
+          <w:rFonts w:hint="eastAsia"/>
+        </w:rPr>
+        <w:t>深入思考。如果最后一句是缺乏耐心，</w:t>
+      </w:r>
+      <w:proofErr w:type="gramStart"/>
+      <w:r>
+        <w:rPr>
+          <w:rFonts w:hint="eastAsia"/>
+        </w:rPr>
+        <w:t>那填浅尝</w:t>
+      </w:r>
+      <w:proofErr w:type="gramEnd"/>
+      <w:r>
+        <w:rPr>
+          <w:rFonts w:hint="eastAsia"/>
+        </w:rPr>
+        <w:t>则止更好</w:t>
       </w:r>
     </w:p>
     <w:p>
@@ -4630,7 +4835,21 @@
         <w:rPr>
           <w:rFonts w:hint="eastAsia"/>
         </w:rPr>
-        <w:t xml:space="preserve"> 靡：倒下</w:t>
+        <w:t xml:space="preserve"> </w:t>
+      </w:r>
+      <w:proofErr w:type="gramStart"/>
+      <w:r>
+        <w:rPr>
+          <w:rFonts w:hint="eastAsia"/>
+        </w:rPr>
+        <w:t>靡</w:t>
+      </w:r>
+      <w:proofErr w:type="gramEnd"/>
+      <w:r>
+        <w:rPr>
+          <w:rFonts w:hint="eastAsia"/>
+        </w:rPr>
+        <w:t>：倒下</w:t>
       </w:r>
     </w:p>
     <w:p>
@@ -4787,15 +5006,31 @@
         <w:rPr>
           <w:rFonts w:hint="eastAsia"/>
         </w:rPr>
-        <w:t>形容自然环境，社会局势</w:t>
-      </w:r>
-      <w:r>
-        <w:rPr>
-          <w:rFonts w:hint="eastAsia"/>
-          <w:b/>
-          <w:bCs/>
-        </w:rPr>
-        <w:t>突然发生</w:t>
+        <w:t>形容自然环境，社会局</w:t>
+      </w:r>
+      <w:proofErr w:type="gramStart"/>
+      <w:r>
+        <w:rPr>
+          <w:rFonts w:hint="eastAsia"/>
+        </w:rPr>
+        <w:t>势</w:t>
+      </w:r>
+      <w:r>
+        <w:rPr>
+          <w:rFonts w:hint="eastAsia"/>
+          <w:b/>
+          <w:bCs/>
+        </w:rPr>
+        <w:t>突然</w:t>
+      </w:r>
+      <w:proofErr w:type="gramEnd"/>
+      <w:r>
+        <w:rPr>
+          <w:rFonts w:hint="eastAsia"/>
+          <w:b/>
+          <w:bCs/>
+        </w:rPr>
+        <w:t>发生</w:t>
       </w:r>
       <w:r>
         <w:rPr>
@@ -5161,8 +5396,16 @@
         <w:rPr>
           <w:rFonts w:hint="eastAsia"/>
         </w:rPr>
-        <w:t>拾人牙慧：拾取别人说过的慧语</w:t>
-      </w:r>
+        <w:t>拾人牙慧：拾取别人说过</w:t>
+      </w:r>
+      <w:proofErr w:type="gramStart"/>
+      <w:r>
+        <w:rPr>
+          <w:rFonts w:hint="eastAsia"/>
+        </w:rPr>
+        <w:t>的慧语</w:t>
+      </w:r>
+      <w:proofErr w:type="gramEnd"/>
       <w:r>
         <w:tab/>
       </w:r>
@@ -6189,7 +6432,25 @@
           <w:b/>
           <w:bCs/>
         </w:rPr>
-        <w:t>，只能搭具体事务</w:t>
+        <w:t>，只能</w:t>
+      </w:r>
+      <w:proofErr w:type="gramStart"/>
+      <w:r>
+        <w:rPr>
+          <w:rFonts w:ascii="Arial" w:hAnsi="Arial" w:cs="Arial" w:hint="eastAsia"/>
+          <w:b/>
+          <w:bCs/>
+        </w:rPr>
+        <w:t>搭具体</w:t>
+      </w:r>
+      <w:proofErr w:type="gramEnd"/>
+      <w:r>
+        <w:rPr>
+          <w:rFonts w:ascii="Arial" w:hAnsi="Arial" w:cs="Arial" w:hint="eastAsia"/>
+          <w:b/>
+          <w:bCs/>
+        </w:rPr>
+        <w:t>事务</w:t>
       </w:r>
       <w:r>
         <w:rPr>
@@ -6527,7 +6788,21 @@
         <w:rPr>
           <w:rFonts w:ascii="Arial" w:hAnsi="Arial" w:cs="Arial" w:hint="eastAsia"/>
         </w:rPr>
-        <w:t>不落窠臼：不落入现成的套路、模式里，侧重</w:t>
+        <w:t>不落窠臼：</w:t>
+      </w:r>
+      <w:proofErr w:type="gramStart"/>
+      <w:r>
+        <w:rPr>
+          <w:rFonts w:ascii="Arial" w:hAnsi="Arial" w:cs="Arial" w:hint="eastAsia"/>
+        </w:rPr>
+        <w:t>不</w:t>
+      </w:r>
+      <w:proofErr w:type="gramEnd"/>
+      <w:r>
+        <w:rPr>
+          <w:rFonts w:ascii="Arial" w:hAnsi="Arial" w:cs="Arial" w:hint="eastAsia"/>
+        </w:rPr>
+        <w:t>落入现成的套路、模式里，侧重</w:t>
       </w:r>
       <w:r>
         <w:rPr>
@@ -6689,21 +6964,53 @@
           <w:b/>
           <w:bCs/>
         </w:rPr>
-        <w:t>直击问题关键</w:t>
-      </w:r>
-    </w:p>
-    <w:p>
-      <w:pPr>
-        <w:ind w:firstLine="420"/>
-        <w:rPr>
-          <w:rFonts w:ascii="Arial" w:hAnsi="Arial" w:cs="Arial"/>
-        </w:rPr>
-      </w:pPr>
-      <w:r>
-        <w:rPr>
-          <w:rFonts w:ascii="Arial" w:hAnsi="Arial" w:cs="Arial" w:hint="eastAsia"/>
-        </w:rPr>
-        <w:t>一针见血：在一语中的的基础上加了点</w:t>
+        <w:t>直</w:t>
+      </w:r>
+      <w:proofErr w:type="gramStart"/>
+      <w:r>
+        <w:rPr>
+          <w:rFonts w:ascii="Arial" w:hAnsi="Arial" w:cs="Arial" w:hint="eastAsia"/>
+          <w:b/>
+          <w:bCs/>
+        </w:rPr>
+        <w:t>击问题</w:t>
+      </w:r>
+      <w:proofErr w:type="gramEnd"/>
+      <w:r>
+        <w:rPr>
+          <w:rFonts w:ascii="Arial" w:hAnsi="Arial" w:cs="Arial" w:hint="eastAsia"/>
+          <w:b/>
+          <w:bCs/>
+        </w:rPr>
+        <w:t>关键</w:t>
+      </w:r>
+    </w:p>
+    <w:p>
+      <w:pPr>
+        <w:ind w:firstLine="420"/>
+        <w:rPr>
+          <w:rFonts w:ascii="Arial" w:hAnsi="Arial" w:cs="Arial"/>
+        </w:rPr>
+      </w:pPr>
+      <w:r>
+        <w:rPr>
+          <w:rFonts w:ascii="Arial" w:hAnsi="Arial" w:cs="Arial" w:hint="eastAsia"/>
+        </w:rPr>
+        <w:t>一针见血：在一语中的</w:t>
+      </w:r>
+      <w:proofErr w:type="gramStart"/>
+      <w:r>
+        <w:rPr>
+          <w:rFonts w:ascii="Arial" w:hAnsi="Arial" w:cs="Arial" w:hint="eastAsia"/>
+        </w:rPr>
+        <w:t>的</w:t>
+      </w:r>
+      <w:proofErr w:type="gramEnd"/>
+      <w:r>
+        <w:rPr>
+          <w:rFonts w:ascii="Arial" w:hAnsi="Arial" w:cs="Arial" w:hint="eastAsia"/>
+        </w:rPr>
+        <w:t>基础上加了点</w:t>
       </w:r>
       <w:r>
         <w:rPr>
@@ -6809,12 +7116,14 @@
           <w:rFonts w:ascii="Arial" w:hAnsi="Arial" w:cs="Arial"/>
         </w:rPr>
       </w:pPr>
+      <w:proofErr w:type="gramStart"/>
       <w:r>
         <w:rPr>
           <w:rFonts w:ascii="Arial" w:hAnsi="Arial" w:cs="Arial" w:hint="eastAsia"/>
         </w:rPr>
         <w:t>‘</w:t>
       </w:r>
+      <w:proofErr w:type="gramEnd"/>
       <w:r>
         <w:rPr>
           <w:rFonts w:ascii="Arial" w:hAnsi="Arial" w:cs="Arial"/>
@@ -6993,7 +7302,21 @@
         <w:rPr>
           <w:rFonts w:ascii="Arial" w:hAnsi="Arial" w:cs="Arial" w:hint="eastAsia"/>
         </w:rPr>
-        <w:t>和衷共济：衷：内心、真心。内心和睦，共同度过。</w:t>
+        <w:t>和衷共济：</w:t>
+      </w:r>
+      <w:proofErr w:type="gramStart"/>
+      <w:r>
+        <w:rPr>
+          <w:rFonts w:ascii="Arial" w:hAnsi="Arial" w:cs="Arial" w:hint="eastAsia"/>
+        </w:rPr>
+        <w:t>衷</w:t>
+      </w:r>
+      <w:proofErr w:type="gramEnd"/>
+      <w:r>
+        <w:rPr>
+          <w:rFonts w:ascii="Arial" w:hAnsi="Arial" w:cs="Arial" w:hint="eastAsia"/>
+        </w:rPr>
+        <w:t>：内心、真心。内心和睦，共同度过。</w:t>
       </w:r>
       <w:r>
         <w:rPr>
@@ -7767,20 +8090,154 @@
           <w:rFonts w:ascii="Arial" w:hAnsi="Arial" w:cs="Arial"/>
         </w:rPr>
       </w:pPr>
-    </w:p>
-    <w:p>
-      <w:pPr>
-        <w:ind w:firstLine="420"/>
-        <w:rPr>
-          <w:rFonts w:ascii="Arial" w:hAnsi="Arial" w:cs="Arial"/>
-        </w:rPr>
-      </w:pPr>
-    </w:p>
-    <w:p>
-      <w:pPr>
-        <w:ind w:firstLine="420"/>
-        <w:rPr>
-          <w:rFonts w:ascii="Arial" w:hAnsi="Arial" w:cs="Arial" w:hint="eastAsia"/>
+      <w:r>
+        <w:rPr>
+          <w:rFonts w:ascii="Arial" w:hAnsi="Arial" w:cs="Arial" w:hint="eastAsia"/>
+        </w:rPr>
+        <w:t>珠联璧合</w:t>
+      </w:r>
+      <w:r>
+        <w:rPr>
+          <w:rFonts w:ascii="Arial" w:hAnsi="Arial" w:cs="Arial" w:hint="eastAsia"/>
+        </w:rPr>
+        <w:t xml:space="preserve"> </w:t>
+      </w:r>
+      <w:r>
+        <w:rPr>
+          <w:rFonts w:ascii="Arial" w:hAnsi="Arial" w:cs="Arial" w:hint="eastAsia"/>
+        </w:rPr>
+        <w:t>相辅相成</w:t>
+      </w:r>
+      <w:r>
+        <w:rPr>
+          <w:rFonts w:ascii="Arial" w:hAnsi="Arial" w:cs="Arial" w:hint="eastAsia"/>
+        </w:rPr>
+        <w:t xml:space="preserve"> </w:t>
+      </w:r>
+      <w:r>
+        <w:rPr>
+          <w:rFonts w:ascii="Arial" w:hAnsi="Arial" w:cs="Arial" w:hint="eastAsia"/>
+        </w:rPr>
+        <w:t>相得益彰</w:t>
+      </w:r>
+    </w:p>
+    <w:p>
+      <w:pPr>
+        <w:ind w:firstLine="420"/>
+        <w:rPr>
+          <w:rFonts w:ascii="Arial" w:hAnsi="Arial" w:cs="Arial"/>
+        </w:rPr>
+      </w:pPr>
+      <w:r>
+        <w:rPr>
+          <w:rFonts w:ascii="Arial" w:hAnsi="Arial" w:cs="Arial" w:hint="eastAsia"/>
+        </w:rPr>
+        <w:t>珠联璧合</w:t>
+      </w:r>
+      <w:r>
+        <w:rPr>
+          <w:rFonts w:ascii="Arial" w:hAnsi="Arial" w:cs="Arial" w:hint="eastAsia"/>
+        </w:rPr>
+        <w:t>:</w:t>
+      </w:r>
+      <w:r>
+        <w:rPr>
+          <w:rFonts w:ascii="Arial" w:hAnsi="Arial" w:cs="Arial" w:hint="eastAsia"/>
+        </w:rPr>
+        <w:t xml:space="preserve"> </w:t>
+      </w:r>
+      <w:r>
+        <w:rPr>
+          <w:rFonts w:ascii="Arial" w:hAnsi="Arial" w:cs="Arial" w:hint="eastAsia"/>
+          <w:color w:val="EE0000"/>
+        </w:rPr>
+        <w:t>侧重</w:t>
+      </w:r>
+      <w:r>
+        <w:rPr>
+          <w:rFonts w:ascii="Arial" w:hAnsi="Arial" w:cs="Arial" w:hint="eastAsia"/>
+          <w:color w:val="EE0000"/>
+        </w:rPr>
+        <w:t>好的东西凑在一起</w:t>
+      </w:r>
+    </w:p>
+    <w:p>
+      <w:pPr>
+        <w:ind w:firstLine="420"/>
+        <w:rPr>
+          <w:rFonts w:ascii="Arial" w:hAnsi="Arial" w:cs="Arial"/>
+        </w:rPr>
+      </w:pPr>
+      <w:r>
+        <w:rPr>
+          <w:rFonts w:ascii="Arial" w:hAnsi="Arial" w:cs="Arial" w:hint="eastAsia"/>
+        </w:rPr>
+        <w:t>相辅相成：互相辅助互相成就，</w:t>
+      </w:r>
+      <w:r>
+        <w:rPr>
+          <w:rFonts w:ascii="Arial" w:hAnsi="Arial" w:cs="Arial" w:hint="eastAsia"/>
+          <w:color w:val="EE0000"/>
+        </w:rPr>
+        <w:t>侧重</w:t>
+      </w:r>
+      <w:r>
+        <w:rPr>
+          <w:rFonts w:ascii="Arial" w:hAnsi="Arial" w:cs="Arial" w:hint="eastAsia"/>
+          <w:color w:val="EE0000"/>
+        </w:rPr>
+        <w:t>缺一不可</w:t>
+      </w:r>
+    </w:p>
+    <w:p>
+      <w:pPr>
+        <w:ind w:firstLine="420"/>
+        <w:rPr>
+          <w:rFonts w:ascii="Arial" w:hAnsi="Arial" w:cs="Arial" w:hint="eastAsia"/>
+        </w:rPr>
+      </w:pPr>
+      <w:r>
+        <w:rPr>
+          <w:rFonts w:ascii="Arial" w:hAnsi="Arial" w:cs="Arial" w:hint="eastAsia"/>
+        </w:rPr>
+        <w:t>相得益彰：两个东西合起来，比单一的更好，</w:t>
+      </w:r>
+      <w:r>
+        <w:rPr>
+          <w:rFonts w:ascii="Arial" w:hAnsi="Arial" w:cs="Arial" w:hint="eastAsia"/>
+          <w:color w:val="EE0000"/>
+        </w:rPr>
+        <w:t>侧重</w:t>
+      </w:r>
+      <w:r>
+        <w:rPr>
+          <w:rFonts w:ascii="Arial" w:hAnsi="Arial" w:cs="Arial" w:hint="eastAsia"/>
+          <w:color w:val="EE0000"/>
+        </w:rPr>
+        <w:t>一加一大于二</w:t>
+      </w:r>
+    </w:p>
+    <w:p>
+      <w:pPr>
+        <w:ind w:firstLine="420"/>
+        <w:rPr>
+          <w:rFonts w:ascii="Arial" w:hAnsi="Arial" w:cs="Arial"/>
+        </w:rPr>
+      </w:pPr>
+    </w:p>
+    <w:p>
+      <w:pPr>
+        <w:ind w:firstLine="420"/>
+        <w:rPr>
+          <w:rFonts w:ascii="Arial" w:hAnsi="Arial" w:cs="Arial"/>
+        </w:rPr>
+      </w:pPr>
+    </w:p>
+    <w:p>
+      <w:pPr>
+        <w:ind w:firstLine="420"/>
+        <w:rPr>
+          <w:rFonts w:ascii="Arial" w:hAnsi="Arial" w:cs="Arial"/>
         </w:rPr>
       </w:pPr>
       <w:r>
@@ -7865,7 +8322,21 @@
         <w:rPr>
           <w:rFonts w:ascii="Arial" w:hAnsi="Arial" w:cs="Arial" w:hint="eastAsia"/>
         </w:rPr>
-        <w:t>如申论要求的完整准确，则是要我们用词要尽可能</w:t>
+        <w:t>如</w:t>
+      </w:r>
+      <w:proofErr w:type="gramStart"/>
+      <w:r>
+        <w:rPr>
+          <w:rFonts w:ascii="Arial" w:hAnsi="Arial" w:cs="Arial" w:hint="eastAsia"/>
+        </w:rPr>
+        <w:t>申论要求</w:t>
+      </w:r>
+      <w:proofErr w:type="gramEnd"/>
+      <w:r>
+        <w:rPr>
+          <w:rFonts w:ascii="Arial" w:hAnsi="Arial" w:cs="Arial" w:hint="eastAsia"/>
+        </w:rPr>
+        <w:t>的完整准确，则是要我们用词要尽可能</w:t>
       </w:r>
       <w:r>
         <w:rPr>
@@ -7937,6 +8408,7 @@
           <w:b/>
           <w:bCs/>
         </w:rPr>
+        <w:lastRenderedPageBreak/>
         <w:t>用词规范</w:t>
       </w:r>
       <w:r>
@@ -8030,7 +8502,7 @@
       <w:pPr>
         <w:ind w:firstLine="420"/>
         <w:rPr>
-          <w:rFonts w:ascii="Arial" w:hAnsi="Arial" w:cs="Arial" w:hint="eastAsia"/>
+          <w:rFonts w:ascii="Arial" w:hAnsi="Arial" w:cs="Arial"/>
         </w:rPr>
       </w:pPr>
       <w:r>
@@ -8061,14 +8533,7 @@
         <w:rPr>
           <w:rFonts w:ascii="Arial" w:hAnsi="Arial" w:cs="Arial" w:hint="eastAsia"/>
         </w:rPr>
-        <w:t>情感要符合，用褒义词还是中性词，如该用褒义词时</w:t>
-      </w:r>
-      <w:r>
-        <w:rPr>
-          <w:rFonts w:ascii="Arial" w:hAnsi="Arial" w:cs="Arial" w:hint="eastAsia"/>
-        </w:rPr>
-        <w:lastRenderedPageBreak/>
-        <w:t>用了中性词，也正确，但不够准确）</w:t>
+        <w:t>情感要符合，用褒义词还是中性词，如该用褒义词时用了中性词，也正确，但不够准确）</w:t>
       </w:r>
     </w:p>
     <w:p>
@@ -8234,7 +8699,21 @@
         <w:rPr>
           <w:rFonts w:ascii="Arial" w:hAnsi="Arial" w:cs="Arial"/>
         </w:rPr>
-        <w:t>网络上很多人说申论小题要尽量使用原词原句，</w:t>
+        <w:t>网络上很多人</w:t>
+      </w:r>
+      <w:proofErr w:type="gramStart"/>
+      <w:r>
+        <w:rPr>
+          <w:rFonts w:ascii="Arial" w:hAnsi="Arial" w:cs="Arial"/>
+        </w:rPr>
+        <w:t>说申论小题</w:t>
+      </w:r>
+      <w:proofErr w:type="gramEnd"/>
+      <w:r>
+        <w:rPr>
+          <w:rFonts w:ascii="Arial" w:hAnsi="Arial" w:cs="Arial"/>
+        </w:rPr>
+        <w:t>要尽量使用原词原句，</w:t>
       </w:r>
       <w:r>
         <w:rPr>
@@ -8278,8 +8757,16 @@
         <w:rPr>
           <w:rFonts w:ascii="Arial" w:hAnsi="Arial" w:cs="Arial"/>
         </w:rPr>
-        <w:t>可能偏、可能浅、可能重、可能扩、可能缩</w:t>
-      </w:r>
+        <w:t>可能偏、可能浅、可能重、可能扩、可能</w:t>
+      </w:r>
+      <w:proofErr w:type="gramStart"/>
+      <w:r>
+        <w:rPr>
+          <w:rFonts w:ascii="Arial" w:hAnsi="Arial" w:cs="Arial"/>
+        </w:rPr>
+        <w:t>缩</w:t>
+      </w:r>
+      <w:proofErr w:type="gramEnd"/>
     </w:p>
     <w:p>
       <w:pPr>
@@ -8343,7 +8830,7 @@
       <w:pPr>
         <w:ind w:firstLine="420"/>
         <w:rPr>
-          <w:rFonts w:ascii="Arial" w:hAnsi="Arial" w:cs="Arial" w:hint="eastAsia"/>
+          <w:rFonts w:ascii="Arial" w:hAnsi="Arial" w:cs="Arial"/>
         </w:rPr>
       </w:pPr>
       <w:r>
@@ -8419,29 +8906,43 @@
       <w:pPr>
         <w:ind w:firstLine="420"/>
         <w:rPr>
-          <w:rFonts w:ascii="Arial" w:hAnsi="Arial" w:cs="Arial" w:hint="eastAsia"/>
-        </w:rPr>
-      </w:pPr>
-      <w:r>
-        <w:rPr>
-          <w:rFonts w:ascii="Arial" w:hAnsi="Arial" w:cs="Arial" w:hint="eastAsia"/>
-        </w:rPr>
-        <w:t>言语理解什么情况下考的是中心思想，什么情况下考的是作者意图，目前是先看中心思想，如漏了则看作者意图。这样解题速度快，基本不会错，但是从段落结构来看，是不是有其他思路，如分分结构要点多且分散，不适合考中心思想，因为很难将主干浓缩为一句话，所以这中结构大多考作者意图，此时直接看作者意图可以加快速度。</w:t>
-      </w:r>
-    </w:p>
-    <w:p>
-      <w:pPr>
-        <w:ind w:firstLine="420"/>
-        <w:rPr>
-          <w:rFonts w:ascii="Arial" w:hAnsi="Arial" w:cs="Arial" w:hint="eastAsia"/>
-        </w:rPr>
-      </w:pPr>
-    </w:p>
-    <w:p>
-      <w:pPr>
-        <w:ind w:firstLine="420"/>
-        <w:rPr>
-          <w:rFonts w:ascii="Arial" w:hAnsi="Arial" w:cs="Arial" w:hint="eastAsia"/>
+          <w:rFonts w:ascii="Arial" w:hAnsi="Arial" w:cs="Arial"/>
+        </w:rPr>
+      </w:pPr>
+      <w:r>
+        <w:rPr>
+          <w:rFonts w:ascii="Arial" w:hAnsi="Arial" w:cs="Arial" w:hint="eastAsia"/>
+        </w:rPr>
+        <w:t>言语理解什么情况下考的是中心思想，什么情况下考的是作者意图，目前是先看中心思想，如漏了则看作者意图。这样解题速度快，基本不会错，但是从段落结构来看，是不是有其他思路，如分分结构要点多且分散，不适合考中心思想，因为很难将主干浓缩为一句话，所以这中结构大多</w:t>
+      </w:r>
+      <w:proofErr w:type="gramStart"/>
+      <w:r>
+        <w:rPr>
+          <w:rFonts w:ascii="Arial" w:hAnsi="Arial" w:cs="Arial" w:hint="eastAsia"/>
+        </w:rPr>
+        <w:t>考作者</w:t>
+      </w:r>
+      <w:proofErr w:type="gramEnd"/>
+      <w:r>
+        <w:rPr>
+          <w:rFonts w:ascii="Arial" w:hAnsi="Arial" w:cs="Arial" w:hint="eastAsia"/>
+        </w:rPr>
+        <w:t>意图，此时直接看作者意图可以加快速度。</w:t>
+      </w:r>
+    </w:p>
+    <w:p>
+      <w:pPr>
+        <w:ind w:firstLine="420"/>
+        <w:rPr>
+          <w:rFonts w:ascii="Arial" w:hAnsi="Arial" w:cs="Arial"/>
+        </w:rPr>
+      </w:pPr>
+    </w:p>
+    <w:p>
+      <w:pPr>
+        <w:ind w:firstLine="420"/>
+        <w:rPr>
+          <w:rFonts w:ascii="Arial" w:hAnsi="Arial" w:cs="Arial"/>
         </w:rPr>
       </w:pPr>
     </w:p>
@@ -8584,7 +9085,21 @@
         <w:rPr>
           <w:rFonts w:ascii="Arial" w:hAnsi="Arial" w:cs="Arial"/>
         </w:rPr>
-        <w:t>城市更新，一头连着民生福祉，一头连着城市发展。城市管理者要以绣花功夫</w:t>
+        <w:t>城市更新，一头连着民生福祉，一头</w:t>
+      </w:r>
+      <w:proofErr w:type="gramStart"/>
+      <w:r>
+        <w:rPr>
+          <w:rFonts w:ascii="Arial" w:hAnsi="Arial" w:cs="Arial"/>
+        </w:rPr>
+        <w:t>连着城市</w:t>
+      </w:r>
+      <w:proofErr w:type="gramEnd"/>
+      <w:r>
+        <w:rPr>
+          <w:rFonts w:ascii="Arial" w:hAnsi="Arial" w:cs="Arial"/>
+        </w:rPr>
+        <w:t>发展。城市管理者要以绣花功夫</w:t>
       </w:r>
       <w:r>
         <w:rPr>
@@ -8661,20 +9176,35 @@
         <w:rPr>
           <w:rFonts w:ascii="Arial" w:hAnsi="Arial" w:cs="Arial"/>
         </w:rPr>
-        <w:t>依次填入画横线部分最恰当的一项是：</w:t>
-      </w:r>
-    </w:p>
-    <w:p>
-      <w:pPr>
-        <w:ind w:firstLine="420"/>
-        <w:rPr>
-          <w:rFonts w:ascii="Arial" w:hAnsi="Arial" w:cs="Arial"/>
-        </w:rPr>
-      </w:pPr>
-      <w:r>
-        <w:rPr>
-          <w:rFonts w:ascii="Arial" w:hAnsi="Arial" w:cs="Arial"/>
-        </w:rPr>
+        <w:t>依次</w:t>
+      </w:r>
+      <w:proofErr w:type="gramStart"/>
+      <w:r>
+        <w:rPr>
+          <w:rFonts w:ascii="Arial" w:hAnsi="Arial" w:cs="Arial"/>
+        </w:rPr>
+        <w:t>填入画</w:t>
+      </w:r>
+      <w:proofErr w:type="gramEnd"/>
+      <w:r>
+        <w:rPr>
+          <w:rFonts w:ascii="Arial" w:hAnsi="Arial" w:cs="Arial"/>
+        </w:rPr>
+        <w:t>横线部分最恰当的一项是：</w:t>
+      </w:r>
+    </w:p>
+    <w:p>
+      <w:pPr>
+        <w:ind w:firstLine="420"/>
+        <w:rPr>
+          <w:rFonts w:ascii="Arial" w:hAnsi="Arial" w:cs="Arial"/>
+        </w:rPr>
+      </w:pPr>
+      <w:r>
+        <w:rPr>
+          <w:rFonts w:ascii="Arial" w:hAnsi="Arial" w:cs="Arial"/>
+        </w:rPr>
+        <w:lastRenderedPageBreak/>
         <w:t>A</w:t>
       </w:r>
       <w:r>
@@ -8800,7 +9330,7 @@
       <w:pPr>
         <w:ind w:firstLine="420"/>
         <w:rPr>
-          <w:rFonts w:ascii="Arial" w:hAnsi="Arial" w:cs="Arial"/>
+          <w:rFonts w:ascii="Arial" w:hAnsi="Arial" w:cs="Arial" w:hint="eastAsia"/>
         </w:rPr>
       </w:pPr>
       <w:r>
@@ -8839,22 +9369,111 @@
         </w:rPr>
         <w:t>触手可及</w:t>
       </w:r>
-    </w:p>
-    <w:p>
-      <w:pPr>
-        <w:ind w:firstLine="420"/>
-        <w:rPr>
-          <w:rFonts w:ascii="Arial" w:hAnsi="Arial" w:cs="Arial"/>
-        </w:rPr>
-      </w:pPr>
-    </w:p>
-    <w:p>
-      <w:pPr>
-        <w:ind w:firstLine="420"/>
-        <w:rPr>
-          <w:rFonts w:ascii="Arial" w:hAnsi="Arial" w:cs="Arial"/>
-        </w:rPr>
-      </w:pPr>
+      <w:r>
+        <w:rPr>
+          <w:rFonts w:ascii="Arial" w:hAnsi="Arial" w:cs="Arial" w:hint="eastAsia"/>
+        </w:rPr>
+        <w:t xml:space="preserve">  D</w:t>
+      </w:r>
+    </w:p>
+    <w:p>
+      <w:pPr>
+        <w:outlineLvl w:val="0"/>
+        <w:rPr>
+          <w:b/>
+          <w:bCs/>
+          <w:sz w:val="36"/>
+          <w:szCs w:val="40"/>
+        </w:rPr>
+      </w:pPr>
+      <w:r>
+        <w:rPr>
+          <w:rFonts w:hint="eastAsia"/>
+          <w:b/>
+          <w:bCs/>
+          <w:sz w:val="36"/>
+          <w:szCs w:val="40"/>
+        </w:rPr>
+        <w:t>常见固定搭配</w:t>
+      </w:r>
+    </w:p>
+    <w:p>
+      <w:pPr>
+        <w:ind w:firstLine="420"/>
+        <w:rPr>
+          <w:rFonts w:ascii="Arial" w:hAnsi="Arial" w:cs="Arial" w:hint="eastAsia"/>
+        </w:rPr>
+      </w:pPr>
+      <w:r>
+        <w:rPr>
+          <w:rFonts w:ascii="Arial" w:hAnsi="Arial" w:cs="Arial" w:hint="eastAsia"/>
+        </w:rPr>
+        <w:t>承载</w:t>
+      </w:r>
+      <w:r>
+        <w:rPr>
+          <w:rFonts w:ascii="Arial" w:hAnsi="Arial" w:cs="Arial" w:hint="eastAsia"/>
+        </w:rPr>
+        <w:t xml:space="preserve"> </w:t>
+      </w:r>
+      <w:r>
+        <w:rPr>
+          <w:rFonts w:ascii="Arial" w:hAnsi="Arial" w:cs="Arial" w:hint="eastAsia"/>
+        </w:rPr>
+        <w:t>记忆，文化，使命</w:t>
+      </w:r>
+    </w:p>
+    <w:p>
+      <w:pPr>
+        <w:ind w:firstLine="420"/>
+        <w:rPr>
+          <w:rFonts w:ascii="Arial" w:hAnsi="Arial" w:cs="Arial"/>
+        </w:rPr>
+      </w:pPr>
+      <w:r>
+        <w:rPr>
+          <w:rFonts w:ascii="Arial" w:hAnsi="Arial" w:cs="Arial" w:hint="eastAsia"/>
+        </w:rPr>
+        <w:t>延续</w:t>
+      </w:r>
+      <w:r>
+        <w:rPr>
+          <w:rFonts w:ascii="Arial" w:hAnsi="Arial" w:cs="Arial" w:hint="eastAsia"/>
+        </w:rPr>
+        <w:t xml:space="preserve"> </w:t>
+      </w:r>
+      <w:r>
+        <w:rPr>
+          <w:rFonts w:ascii="Arial" w:hAnsi="Arial" w:cs="Arial" w:hint="eastAsia"/>
+        </w:rPr>
+        <w:t>血脉</w:t>
+      </w:r>
+    </w:p>
+    <w:p>
+      <w:pPr>
+        <w:ind w:firstLine="420"/>
+        <w:rPr>
+          <w:rFonts w:ascii="Arial" w:hAnsi="Arial" w:cs="Arial" w:hint="eastAsia"/>
+        </w:rPr>
+      </w:pPr>
+      <w:r>
+        <w:rPr>
+          <w:rFonts w:ascii="Arial" w:hAnsi="Arial" w:cs="Arial" w:hint="eastAsia"/>
+        </w:rPr>
+        <w:t>沿袭</w:t>
+      </w:r>
+      <w:r>
+        <w:rPr>
+          <w:rFonts w:ascii="Arial" w:hAnsi="Arial" w:cs="Arial" w:hint="eastAsia"/>
+        </w:rPr>
+        <w:t xml:space="preserve"> </w:t>
+      </w:r>
+      <w:r>
+        <w:rPr>
+          <w:rFonts w:ascii="Arial" w:hAnsi="Arial" w:cs="Arial" w:hint="eastAsia"/>
+        </w:rPr>
+        <w:t>制度，传统，习俗</w:t>
+      </w:r>
     </w:p>
     <w:p>
       <w:pPr>
@@ -9202,7 +9821,14 @@
         <w:rPr>
           <w:rFonts w:hint="eastAsia"/>
         </w:rPr>
-        <w:t>科技创新能够催生新产业、新模式、新动能，是发展新质生产力的核心要素。必须加强科技创新，特别是原创性、颠覆性科技创新，加快实现高水平科技自立自强，打好关键核心技术攻坚战，使原创性、颠覆性科技创新成果竞相涌现，培育发展新质生产力的新动能</w:t>
+        <w:t>科技创新能够催生新产业、新模式、新动能，是发展新质生产力的核心要素。必须加强科技</w:t>
+      </w:r>
+      <w:r>
+        <w:rPr>
+          <w:rFonts w:hint="eastAsia"/>
+        </w:rPr>
+        <w:lastRenderedPageBreak/>
+        <w:t>创新，特别是原创性、颠覆性科技创新，加快实现高水平科技自立自强，打好关键核心技术攻坚战，使原创性、颠覆性科技创新成果竞相涌现，培育发展新质生产力的新动能</w:t>
       </w:r>
       <w:r>
         <w:t xml:space="preserve"> [14]。</w:t>
@@ -9276,7 +9902,6 @@
         <w:rPr>
           <w:rFonts w:hint="eastAsia"/>
         </w:rPr>
-        <w:lastRenderedPageBreak/>
         <w:t>而今天，新一轮科技革命则呈多点爆发，新一代信息技术、人工智能、生物技术、新能源、新材料、高端装备、绿色环保等覆盖的产业范围越来越多，科技革命已经渗透到经济和社会生活的方方面面</w:t>
       </w:r>
     </w:p>
@@ -10779,6 +11404,7 @@
   <w:style w:type="character" w:default="1" w:styleId="a0">
     <w:name w:val="Default Paragraph Font"/>
     <w:uiPriority w:val="1"/>
+    <w:semiHidden/>
     <w:unhideWhenUsed/>
   </w:style>
   <w:style w:type="table" w:default="1" w:styleId="a1">

--- a/考公/难点词语.docx
+++ b/考公/难点词语.docx
@@ -7956,53 +7956,71 @@
         <w:ind w:firstLine="420"/>
         <w:rPr>
           <w:rFonts w:ascii="Arial" w:hAnsi="Arial" w:cs="Arial"/>
-        </w:rPr>
-      </w:pPr>
-      <w:r>
-        <w:rPr>
-          <w:rFonts w:ascii="Arial" w:hAnsi="Arial" w:cs="Arial" w:hint="eastAsia"/>
+          <w:b/>
+          <w:bCs/>
+        </w:rPr>
+      </w:pPr>
+      <w:r>
+        <w:rPr>
+          <w:rFonts w:ascii="Arial" w:hAnsi="Arial" w:cs="Arial" w:hint="eastAsia"/>
+          <w:b/>
+          <w:bCs/>
         </w:rPr>
         <w:t>44.</w:t>
       </w:r>
       <w:r>
         <w:rPr>
           <w:rFonts w:ascii="Arial" w:hAnsi="Arial" w:cs="Arial" w:hint="eastAsia"/>
+          <w:b/>
+          <w:bCs/>
         </w:rPr>
         <w:t>壮丽</w:t>
       </w:r>
       <w:r>
         <w:rPr>
           <w:rFonts w:ascii="Arial" w:hAnsi="Arial" w:cs="Arial" w:hint="eastAsia"/>
+          <w:b/>
+          <w:bCs/>
         </w:rPr>
         <w:t xml:space="preserve"> </w:t>
       </w:r>
       <w:r>
         <w:rPr>
           <w:rFonts w:ascii="Arial" w:hAnsi="Arial" w:cs="Arial" w:hint="eastAsia"/>
+          <w:b/>
+          <w:bCs/>
         </w:rPr>
         <w:t>华丽</w:t>
       </w:r>
       <w:r>
         <w:rPr>
           <w:rFonts w:ascii="Arial" w:hAnsi="Arial" w:cs="Arial" w:hint="eastAsia"/>
+          <w:b/>
+          <w:bCs/>
         </w:rPr>
         <w:t xml:space="preserve"> </w:t>
       </w:r>
       <w:r>
         <w:rPr>
           <w:rFonts w:ascii="Arial" w:hAnsi="Arial" w:cs="Arial" w:hint="eastAsia"/>
+          <w:b/>
+          <w:bCs/>
         </w:rPr>
         <w:t>宏伟</w:t>
       </w:r>
       <w:r>
         <w:rPr>
           <w:rFonts w:ascii="Arial" w:hAnsi="Arial" w:cs="Arial" w:hint="eastAsia"/>
+          <w:b/>
+          <w:bCs/>
         </w:rPr>
         <w:t xml:space="preserve"> </w:t>
       </w:r>
       <w:r>
         <w:rPr>
           <w:rFonts w:ascii="Arial" w:hAnsi="Arial" w:cs="Arial" w:hint="eastAsia"/>
+          <w:b/>
+          <w:bCs/>
         </w:rPr>
         <w:t>绮丽</w:t>
       </w:r>
@@ -8094,6 +8112,178 @@
         <w:rPr>
           <w:rFonts w:ascii="Arial" w:hAnsi="Arial" w:cs="Arial" w:hint="eastAsia"/>
         </w:rPr>
+        <w:t>订</w:t>
+      </w:r>
+      <w:r>
+        <w:rPr>
+          <w:rFonts w:ascii="Arial" w:hAnsi="Arial" w:cs="Arial"/>
+        </w:rPr>
+        <w:t xml:space="preserve"> </w:t>
+      </w:r>
+      <w:r>
+        <w:rPr>
+          <w:rFonts w:ascii="Arial" w:hAnsi="Arial" w:cs="Arial"/>
+        </w:rPr>
+        <w:t>言字旁，商量着来，可改</w:t>
+      </w:r>
+    </w:p>
+    <w:p>
+      <w:pPr>
+        <w:ind w:firstLine="420"/>
+        <w:rPr>
+          <w:rFonts w:ascii="Arial" w:hAnsi="Arial" w:cs="Arial"/>
+        </w:rPr>
+      </w:pPr>
+      <w:r>
+        <w:rPr>
+          <w:rFonts w:ascii="Arial" w:hAnsi="Arial" w:cs="Arial" w:hint="eastAsia"/>
+        </w:rPr>
+        <w:t>定</w:t>
+      </w:r>
+      <w:r>
+        <w:rPr>
+          <w:rFonts w:ascii="Arial" w:hAnsi="Arial" w:cs="Arial"/>
+        </w:rPr>
+        <w:t xml:space="preserve"> </w:t>
+      </w:r>
+      <w:r>
+        <w:rPr>
+          <w:rFonts w:ascii="Arial" w:hAnsi="Arial" w:cs="Arial"/>
+        </w:rPr>
+        <w:t>宝盖头，板上钉钉，不改</w:t>
+      </w:r>
+    </w:p>
+    <w:p>
+      <w:pPr>
+        <w:ind w:firstLine="420"/>
+        <w:rPr>
+          <w:rFonts w:ascii="Arial" w:hAnsi="Arial" w:cs="Arial"/>
+        </w:rPr>
+      </w:pPr>
+      <w:r>
+        <w:rPr>
+          <w:rFonts w:ascii="Arial" w:hAnsi="Arial" w:cs="Arial" w:hint="eastAsia"/>
+        </w:rPr>
+        <w:t>定金</w:t>
+      </w:r>
+      <w:r>
+        <w:rPr>
+          <w:rFonts w:ascii="Arial" w:hAnsi="Arial" w:cs="Arial"/>
+        </w:rPr>
+        <w:t xml:space="preserve">   </w:t>
+      </w:r>
+      <w:r>
+        <w:rPr>
+          <w:rFonts w:ascii="Arial" w:hAnsi="Arial" w:cs="Arial"/>
+        </w:rPr>
+        <w:t>是保证金的意思，不可退</w:t>
+      </w:r>
+    </w:p>
+    <w:p>
+      <w:pPr>
+        <w:ind w:firstLine="420"/>
+        <w:rPr>
+          <w:rFonts w:ascii="Arial" w:hAnsi="Arial" w:cs="Arial"/>
+        </w:rPr>
+      </w:pPr>
+      <w:r>
+        <w:rPr>
+          <w:rFonts w:ascii="Arial" w:hAnsi="Arial" w:cs="Arial" w:hint="eastAsia"/>
+        </w:rPr>
+        <w:t>订金</w:t>
+      </w:r>
+      <w:r>
+        <w:rPr>
+          <w:rFonts w:ascii="Arial" w:hAnsi="Arial" w:cs="Arial"/>
+        </w:rPr>
+        <w:t xml:space="preserve">   </w:t>
+      </w:r>
+      <w:r>
+        <w:rPr>
+          <w:rFonts w:ascii="Arial" w:hAnsi="Arial" w:cs="Arial"/>
+        </w:rPr>
+        <w:t>是预付款的意思，可退</w:t>
+      </w:r>
+    </w:p>
+    <w:p>
+      <w:pPr>
+        <w:ind w:firstLine="420"/>
+        <w:rPr>
+          <w:rFonts w:ascii="Arial" w:hAnsi="Arial" w:cs="Arial"/>
+        </w:rPr>
+      </w:pPr>
+      <w:r>
+        <w:rPr>
+          <w:rFonts w:ascii="Arial" w:hAnsi="Arial" w:cs="Arial" w:hint="eastAsia"/>
+        </w:rPr>
+        <w:t>预订</w:t>
+      </w:r>
+      <w:r>
+        <w:rPr>
+          <w:rFonts w:ascii="Arial" w:hAnsi="Arial" w:cs="Arial"/>
+        </w:rPr>
+        <w:t xml:space="preserve">  </w:t>
+      </w:r>
+      <w:r>
+        <w:rPr>
+          <w:rFonts w:ascii="Arial" w:hAnsi="Arial" w:cs="Arial"/>
+        </w:rPr>
+        <w:t>预先登记，预留的意思，可以改</w:t>
+      </w:r>
+    </w:p>
+    <w:p>
+      <w:pPr>
+        <w:ind w:firstLine="420"/>
+        <w:rPr>
+          <w:rFonts w:ascii="Arial" w:hAnsi="Arial" w:cs="Arial"/>
+        </w:rPr>
+      </w:pPr>
+      <w:r>
+        <w:rPr>
+          <w:rFonts w:ascii="Arial" w:hAnsi="Arial" w:cs="Arial" w:hint="eastAsia"/>
+        </w:rPr>
+        <w:t>预定</w:t>
+      </w:r>
+      <w:r>
+        <w:rPr>
+          <w:rFonts w:ascii="Arial" w:hAnsi="Arial" w:cs="Arial"/>
+        </w:rPr>
+        <w:t xml:space="preserve">  </w:t>
+      </w:r>
+      <w:r>
+        <w:rPr>
+          <w:rFonts w:ascii="Arial" w:hAnsi="Arial" w:cs="Arial"/>
+        </w:rPr>
+        <w:t>确定了，不能随便改了</w:t>
+      </w:r>
+    </w:p>
+    <w:p>
+      <w:pPr>
+        <w:ind w:firstLine="420"/>
+        <w:rPr>
+          <w:rFonts w:ascii="Arial" w:hAnsi="Arial" w:cs="Arial"/>
+        </w:rPr>
+      </w:pPr>
+    </w:p>
+    <w:p>
+      <w:pPr>
+        <w:ind w:firstLine="420"/>
+        <w:rPr>
+          <w:rFonts w:ascii="Arial" w:hAnsi="Arial" w:cs="Arial" w:hint="eastAsia"/>
+        </w:rPr>
+      </w:pPr>
+    </w:p>
+    <w:p>
+      <w:pPr>
+        <w:ind w:firstLine="420"/>
+        <w:rPr>
+          <w:rFonts w:ascii="Arial" w:hAnsi="Arial" w:cs="Arial"/>
+        </w:rPr>
+      </w:pPr>
+      <w:r>
+        <w:rPr>
+          <w:rFonts w:ascii="Arial" w:hAnsi="Arial" w:cs="Arial" w:hint="eastAsia"/>
+        </w:rPr>
         <w:t>珠联璧合</w:t>
       </w:r>
       <w:r>
@@ -8193,13 +8383,14 @@
       <w:pPr>
         <w:ind w:firstLine="420"/>
         <w:rPr>
-          <w:rFonts w:ascii="Arial" w:hAnsi="Arial" w:cs="Arial" w:hint="eastAsia"/>
-        </w:rPr>
-      </w:pPr>
-      <w:r>
-        <w:rPr>
-          <w:rFonts w:ascii="Arial" w:hAnsi="Arial" w:cs="Arial" w:hint="eastAsia"/>
-        </w:rPr>
+          <w:rFonts w:ascii="Arial" w:hAnsi="Arial" w:cs="Arial"/>
+        </w:rPr>
+      </w:pPr>
+      <w:r>
+        <w:rPr>
+          <w:rFonts w:ascii="Arial" w:hAnsi="Arial" w:cs="Arial" w:hint="eastAsia"/>
+        </w:rPr>
+        <w:lastRenderedPageBreak/>
         <w:t>相得益彰：两个东西合起来，比单一的更好，</w:t>
       </w:r>
       <w:r>
@@ -8232,29 +8423,255 @@
           <w:rFonts w:ascii="Arial" w:hAnsi="Arial" w:cs="Arial"/>
         </w:rPr>
       </w:pPr>
-    </w:p>
-    <w:p>
-      <w:pPr>
-        <w:ind w:firstLine="420"/>
-        <w:rPr>
-          <w:rFonts w:ascii="Arial" w:hAnsi="Arial" w:cs="Arial"/>
-        </w:rPr>
-      </w:pPr>
-      <w:r>
-        <w:rPr>
-          <w:rFonts w:ascii="Arial" w:hAnsi="Arial" w:cs="Arial" w:hint="eastAsia"/>
+      <w:r>
+        <w:rPr>
+          <w:rFonts w:ascii="Arial" w:hAnsi="Arial" w:cs="Arial" w:hint="eastAsia"/>
+        </w:rPr>
+        <w:t>既然</w:t>
+      </w:r>
+      <w:r>
+        <w:rPr>
+          <w:rFonts w:ascii="Arial" w:hAnsi="Arial" w:cs="Arial"/>
+        </w:rPr>
+        <w:t xml:space="preserve">  </w:t>
+      </w:r>
+      <w:r>
+        <w:rPr>
+          <w:rFonts w:ascii="Arial" w:hAnsi="Arial" w:cs="Arial"/>
+        </w:rPr>
+        <w:t>居然</w:t>
+      </w:r>
+      <w:r>
+        <w:rPr>
+          <w:rFonts w:ascii="Arial" w:hAnsi="Arial" w:cs="Arial"/>
+        </w:rPr>
+        <w:t xml:space="preserve">     </w:t>
+      </w:r>
+      <w:proofErr w:type="gramStart"/>
+      <w:r>
+        <w:rPr>
+          <w:rFonts w:ascii="Arial" w:hAnsi="Arial" w:cs="Arial"/>
+        </w:rPr>
+        <w:t>即然</w:t>
+      </w:r>
+      <w:proofErr w:type="gramEnd"/>
+      <w:r>
+        <w:rPr>
+          <w:rFonts w:ascii="Arial" w:hAnsi="Arial" w:cs="Arial"/>
+        </w:rPr>
+        <w:t>(</w:t>
+      </w:r>
+      <w:r>
+        <w:rPr>
+          <w:rFonts w:ascii="Arial" w:hAnsi="Arial" w:cs="Arial"/>
+        </w:rPr>
+        <w:t>这</w:t>
+      </w:r>
+      <w:proofErr w:type="gramStart"/>
+      <w:r>
+        <w:rPr>
+          <w:rFonts w:ascii="Arial" w:hAnsi="Arial" w:cs="Arial"/>
+        </w:rPr>
+        <w:t>是错词</w:t>
+      </w:r>
+      <w:proofErr w:type="gramEnd"/>
+      <w:r>
+        <w:rPr>
+          <w:rFonts w:ascii="Arial" w:hAnsi="Arial" w:cs="Arial"/>
+        </w:rPr>
+        <w:t>)</w:t>
+      </w:r>
+    </w:p>
+    <w:p>
+      <w:pPr>
+        <w:ind w:firstLine="420"/>
+        <w:rPr>
+          <w:rFonts w:ascii="Arial" w:hAnsi="Arial" w:cs="Arial"/>
+        </w:rPr>
+      </w:pPr>
+      <w:r>
+        <w:rPr>
+          <w:rFonts w:ascii="Arial" w:hAnsi="Arial" w:cs="Arial" w:hint="eastAsia"/>
+        </w:rPr>
+        <w:t>两个都是副词</w:t>
+      </w:r>
+    </w:p>
+    <w:p>
+      <w:pPr>
+        <w:ind w:firstLine="420"/>
+        <w:rPr>
+          <w:rFonts w:ascii="Arial" w:hAnsi="Arial" w:cs="Arial"/>
+        </w:rPr>
+      </w:pPr>
+      <w:r>
+        <w:rPr>
+          <w:rFonts w:ascii="Arial" w:hAnsi="Arial" w:cs="Arial" w:hint="eastAsia"/>
+        </w:rPr>
+        <w:t>既然表前提，既然</w:t>
+      </w:r>
+      <w:r>
+        <w:rPr>
+          <w:rFonts w:ascii="Arial" w:hAnsi="Arial" w:cs="Arial"/>
+        </w:rPr>
+        <w:t>(</w:t>
+      </w:r>
+      <w:r>
+        <w:rPr>
+          <w:rFonts w:ascii="Arial" w:hAnsi="Arial" w:cs="Arial"/>
+        </w:rPr>
+        <w:t>一件事</w:t>
+      </w:r>
+      <w:r>
+        <w:rPr>
+          <w:rFonts w:ascii="Arial" w:hAnsi="Arial" w:cs="Arial"/>
+        </w:rPr>
+        <w:t>)</w:t>
+      </w:r>
+      <w:r>
+        <w:rPr>
+          <w:rFonts w:ascii="Arial" w:hAnsi="Arial" w:cs="Arial"/>
+        </w:rPr>
+        <w:t>，那</w:t>
+      </w:r>
+      <w:r>
+        <w:rPr>
+          <w:rFonts w:ascii="Arial" w:hAnsi="Arial" w:cs="Arial"/>
+        </w:rPr>
+        <w:t>(</w:t>
+      </w:r>
+      <w:r>
+        <w:rPr>
+          <w:rFonts w:ascii="Arial" w:hAnsi="Arial" w:cs="Arial"/>
+        </w:rPr>
+        <w:t>逻辑推导出一件事</w:t>
+      </w:r>
+      <w:r>
+        <w:rPr>
+          <w:rFonts w:ascii="Arial" w:hAnsi="Arial" w:cs="Arial"/>
+        </w:rPr>
+        <w:t>)</w:t>
+      </w:r>
+    </w:p>
+    <w:p>
+      <w:pPr>
+        <w:ind w:firstLine="420"/>
+        <w:rPr>
+          <w:rFonts w:ascii="Arial" w:hAnsi="Arial" w:cs="Arial"/>
+        </w:rPr>
+      </w:pPr>
+      <w:r>
+        <w:rPr>
+          <w:rFonts w:ascii="Arial" w:hAnsi="Arial" w:cs="Arial" w:hint="eastAsia"/>
+        </w:rPr>
+        <w:t>如</w:t>
+      </w:r>
+      <w:r>
+        <w:rPr>
+          <w:rFonts w:ascii="Arial" w:hAnsi="Arial" w:cs="Arial"/>
+        </w:rPr>
+        <w:t xml:space="preserve">  </w:t>
+      </w:r>
+      <w:r>
+        <w:rPr>
+          <w:rFonts w:ascii="Arial" w:hAnsi="Arial" w:cs="Arial"/>
+        </w:rPr>
+        <w:t>既然决定了，那就别后悔。</w:t>
+      </w:r>
+    </w:p>
+    <w:p>
+      <w:pPr>
+        <w:ind w:firstLine="420"/>
+        <w:rPr>
+          <w:rFonts w:ascii="Arial" w:hAnsi="Arial" w:cs="Arial"/>
+        </w:rPr>
+      </w:pPr>
+      <w:r>
+        <w:rPr>
+          <w:rFonts w:ascii="Arial" w:hAnsi="Arial" w:cs="Arial" w:hint="eastAsia"/>
+        </w:rPr>
+        <w:t>决定了是已知事实，建议你别后悔</w:t>
+      </w:r>
+      <w:r>
+        <w:rPr>
+          <w:rFonts w:ascii="Arial" w:hAnsi="Arial" w:cs="Arial"/>
+        </w:rPr>
+        <w:t xml:space="preserve"> </w:t>
+      </w:r>
+      <w:r>
+        <w:rPr>
+          <w:rFonts w:ascii="Arial" w:hAnsi="Arial" w:cs="Arial"/>
+        </w:rPr>
+        <w:t>是位置推断</w:t>
+      </w:r>
+    </w:p>
+    <w:p>
+      <w:pPr>
+        <w:ind w:firstLine="420"/>
+        <w:rPr>
+          <w:rFonts w:ascii="Arial" w:hAnsi="Arial" w:cs="Arial"/>
+        </w:rPr>
+      </w:pPr>
+    </w:p>
+    <w:p>
+      <w:pPr>
+        <w:ind w:firstLine="420"/>
+        <w:rPr>
+          <w:rFonts w:ascii="Arial" w:hAnsi="Arial" w:cs="Arial"/>
+        </w:rPr>
+      </w:pPr>
+      <w:r>
+        <w:rPr>
+          <w:rFonts w:ascii="Arial" w:hAnsi="Arial" w:cs="Arial" w:hint="eastAsia"/>
+        </w:rPr>
+        <w:t>居然表意外的语境</w:t>
+      </w:r>
+    </w:p>
+    <w:p>
+      <w:pPr>
+        <w:ind w:firstLine="420"/>
+        <w:rPr>
+          <w:rFonts w:ascii="Arial" w:hAnsi="Arial" w:cs="Arial" w:hint="eastAsia"/>
+        </w:rPr>
+      </w:pPr>
+    </w:p>
+    <w:p>
+      <w:pPr>
+        <w:ind w:firstLine="420"/>
+        <w:rPr>
+          <w:rFonts w:ascii="Arial" w:hAnsi="Arial" w:cs="Arial"/>
+        </w:rPr>
+      </w:pPr>
+    </w:p>
+    <w:p>
+      <w:pPr>
+        <w:ind w:firstLine="420"/>
+        <w:rPr>
+          <w:rFonts w:ascii="Arial" w:hAnsi="Arial" w:cs="Arial"/>
+          <w:b/>
+          <w:bCs/>
+        </w:rPr>
+      </w:pPr>
+      <w:r>
+        <w:rPr>
+          <w:rFonts w:ascii="Arial" w:hAnsi="Arial" w:cs="Arial" w:hint="eastAsia"/>
+          <w:b/>
+          <w:bCs/>
         </w:rPr>
         <w:t>正确</w:t>
       </w:r>
       <w:r>
         <w:rPr>
           <w:rFonts w:ascii="Arial" w:hAnsi="Arial" w:cs="Arial" w:hint="eastAsia"/>
+          <w:b/>
+          <w:bCs/>
         </w:rPr>
         <w:t xml:space="preserve">  </w:t>
       </w:r>
       <w:r>
         <w:rPr>
           <w:rFonts w:ascii="Arial" w:hAnsi="Arial" w:cs="Arial" w:hint="eastAsia"/>
+          <w:b/>
+          <w:bCs/>
         </w:rPr>
         <w:t>准确</w:t>
       </w:r>
@@ -8408,7 +8825,6 @@
           <w:b/>
           <w:bCs/>
         </w:rPr>
-        <w:lastRenderedPageBreak/>
         <w:t>用词规范</w:t>
       </w:r>
       <w:r>
@@ -9204,7 +9620,6 @@
         <w:rPr>
           <w:rFonts w:ascii="Arial" w:hAnsi="Arial" w:cs="Arial"/>
         </w:rPr>
-        <w:lastRenderedPageBreak/>
         <w:t>A</w:t>
       </w:r>
       <w:r>
@@ -9330,7 +9745,7 @@
       <w:pPr>
         <w:ind w:firstLine="420"/>
         <w:rPr>
-          <w:rFonts w:ascii="Arial" w:hAnsi="Arial" w:cs="Arial" w:hint="eastAsia"/>
+          <w:rFonts w:ascii="Arial" w:hAnsi="Arial" w:cs="Arial"/>
         </w:rPr>
       </w:pPr>
       <w:r>
@@ -9380,6 +9795,7 @@
       <w:pPr>
         <w:outlineLvl w:val="0"/>
         <w:rPr>
+          <w:rFonts w:hint="eastAsia"/>
           <w:b/>
           <w:bCs/>
           <w:sz w:val="36"/>
@@ -9401,7 +9817,7 @@
       <w:pPr>
         <w:ind w:firstLine="420"/>
         <w:rPr>
-          <w:rFonts w:ascii="Arial" w:hAnsi="Arial" w:cs="Arial" w:hint="eastAsia"/>
+          <w:rFonts w:ascii="Arial" w:hAnsi="Arial" w:cs="Arial"/>
         </w:rPr>
       </w:pPr>
       <w:r>
@@ -9453,7 +9869,7 @@
       <w:pPr>
         <w:ind w:firstLine="420"/>
         <w:rPr>
-          <w:rFonts w:ascii="Arial" w:hAnsi="Arial" w:cs="Arial" w:hint="eastAsia"/>
+          <w:rFonts w:ascii="Arial" w:hAnsi="Arial" w:cs="Arial"/>
         </w:rPr>
       </w:pPr>
       <w:r>
@@ -9681,6 +10097,7 @@
         <w:rPr>
           <w:rFonts w:hint="eastAsia"/>
         </w:rPr>
+        <w:lastRenderedPageBreak/>
         <w:t>第三产业指的是除第一第二产业之外的其他产业，主要是服务业</w:t>
       </w:r>
     </w:p>
@@ -9821,14 +10238,7 @@
         <w:rPr>
           <w:rFonts w:hint="eastAsia"/>
         </w:rPr>
-        <w:t>科技创新能够催生新产业、新模式、新动能，是发展新质生产力的核心要素。必须加强科技</w:t>
-      </w:r>
-      <w:r>
-        <w:rPr>
-          <w:rFonts w:hint="eastAsia"/>
-        </w:rPr>
-        <w:lastRenderedPageBreak/>
-        <w:t>创新，特别是原创性、颠覆性科技创新，加快实现高水平科技自立自强，打好关键核心技术攻坚战，使原创性、颠覆性科技创新成果竞相涌现，培育发展新质生产力的新动能</w:t>
+        <w:t>科技创新能够催生新产业、新模式、新动能，是发展新质生产力的核心要素。必须加强科技创新，特别是原创性、颠覆性科技创新，加快实现高水平科技自立自强，打好关键核心技术攻坚战，使原创性、颠覆性科技创新成果竞相涌现，培育发展新质生产力的新动能</w:t>
       </w:r>
       <w:r>
         <w:t xml:space="preserve"> [14]。</w:t>

--- a/考公/难点词语.docx
+++ b/考公/难点词语.docx
@@ -8269,7 +8269,7 @@
       <w:pPr>
         <w:ind w:firstLine="420"/>
         <w:rPr>
-          <w:rFonts w:ascii="Arial" w:hAnsi="Arial" w:cs="Arial" w:hint="eastAsia"/>
+          <w:rFonts w:ascii="Arial" w:hAnsi="Arial" w:cs="Arial"/>
         </w:rPr>
       </w:pPr>
     </w:p>
@@ -8630,7 +8630,7 @@
       <w:pPr>
         <w:ind w:firstLine="420"/>
         <w:rPr>
-          <w:rFonts w:ascii="Arial" w:hAnsi="Arial" w:cs="Arial" w:hint="eastAsia"/>
+          <w:rFonts w:ascii="Arial" w:hAnsi="Arial" w:cs="Arial"/>
         </w:rPr>
       </w:pPr>
     </w:p>
@@ -9426,6 +9426,202 @@
     </w:p>
     <w:p>
       <w:pPr>
+        <w:ind w:firstLine="420"/>
+        <w:rPr>
+          <w:rFonts w:ascii="Arial" w:hAnsi="Arial" w:cs="Arial"/>
+        </w:rPr>
+      </w:pPr>
+      <w:r>
+        <w:rPr>
+          <w:rFonts w:ascii="Arial" w:hAnsi="Arial" w:cs="Arial" w:hint="eastAsia"/>
+        </w:rPr>
+        <w:t>肆无忌惮</w:t>
+      </w:r>
+      <w:r>
+        <w:rPr>
+          <w:rFonts w:ascii="Arial" w:hAnsi="Arial" w:cs="Arial" w:hint="eastAsia"/>
+        </w:rPr>
+        <w:t xml:space="preserve"> </w:t>
+      </w:r>
+      <w:r>
+        <w:rPr>
+          <w:rFonts w:ascii="Arial" w:hAnsi="Arial" w:cs="Arial" w:hint="eastAsia"/>
+        </w:rPr>
+        <w:t>泛滥成灾</w:t>
+      </w:r>
+      <w:r>
+        <w:rPr>
+          <w:rFonts w:ascii="Arial" w:hAnsi="Arial" w:cs="Arial" w:hint="eastAsia"/>
+        </w:rPr>
+        <w:t xml:space="preserve"> </w:t>
+      </w:r>
+      <w:r>
+        <w:rPr>
+          <w:rFonts w:ascii="Arial" w:hAnsi="Arial" w:cs="Arial"/>
+        </w:rPr>
+        <w:t>甚嚣尘上</w:t>
+      </w:r>
+      <w:r>
+        <w:rPr>
+          <w:rFonts w:ascii="Arial" w:hAnsi="Arial" w:cs="Arial" w:hint="eastAsia"/>
+        </w:rPr>
+        <w:t xml:space="preserve"> </w:t>
+      </w:r>
+      <w:r>
+        <w:rPr>
+          <w:rFonts w:ascii="Arial" w:hAnsi="Arial" w:cs="Arial"/>
+        </w:rPr>
+        <w:t>有恃无恐</w:t>
+      </w:r>
+    </w:p>
+    <w:p>
+      <w:pPr>
+        <w:ind w:firstLine="420"/>
+        <w:rPr>
+          <w:rFonts w:ascii="Arial" w:hAnsi="Arial" w:cs="Arial"/>
+        </w:rPr>
+      </w:pPr>
+    </w:p>
+    <w:p>
+      <w:pPr>
+        <w:ind w:firstLine="420"/>
+        <w:rPr>
+          <w:rFonts w:ascii="Arial" w:hAnsi="Arial" w:cs="Arial"/>
+        </w:rPr>
+      </w:pPr>
+      <w:r>
+        <w:rPr>
+          <w:rFonts w:ascii="Arial" w:hAnsi="Arial" w:cs="Arial" w:hint="eastAsia"/>
+        </w:rPr>
+        <w:t>心声</w:t>
+      </w:r>
+      <w:r>
+        <w:rPr>
+          <w:rFonts w:ascii="Arial" w:hAnsi="Arial" w:cs="Arial" w:hint="eastAsia"/>
+        </w:rPr>
+        <w:t xml:space="preserve"> </w:t>
+      </w:r>
+      <w:r>
+        <w:rPr>
+          <w:rFonts w:ascii="Arial" w:hAnsi="Arial" w:cs="Arial" w:hint="eastAsia"/>
+        </w:rPr>
+        <w:t>愿望</w:t>
+      </w:r>
+    </w:p>
+    <w:p>
+      <w:pPr>
+        <w:ind w:firstLine="420"/>
+        <w:rPr>
+          <w:rFonts w:ascii="Arial" w:hAnsi="Arial" w:cs="Arial"/>
+        </w:rPr>
+      </w:pPr>
+    </w:p>
+    <w:p>
+      <w:pPr>
+        <w:ind w:firstLine="420"/>
+        <w:rPr>
+          <w:rFonts w:ascii="Arial" w:hAnsi="Arial" w:cs="Arial"/>
+        </w:rPr>
+      </w:pPr>
+      <w:r>
+        <w:rPr>
+          <w:rFonts w:ascii="Arial" w:hAnsi="Arial" w:cs="Arial"/>
+        </w:rPr>
+        <w:t>娓娓道来</w:t>
+      </w:r>
+      <w:r>
+        <w:rPr>
+          <w:rFonts w:ascii="Arial" w:hAnsi="Arial" w:cs="Arial" w:hint="eastAsia"/>
+        </w:rPr>
+        <w:t xml:space="preserve"> </w:t>
+      </w:r>
+      <w:r>
+        <w:rPr>
+          <w:rFonts w:ascii="Arial" w:hAnsi="Arial" w:cs="Arial"/>
+        </w:rPr>
+        <w:t>和盘托出</w:t>
+      </w:r>
+      <w:r>
+        <w:rPr>
+          <w:rFonts w:ascii="Arial" w:hAnsi="Arial" w:cs="Arial" w:hint="eastAsia"/>
+        </w:rPr>
+        <w:t xml:space="preserve"> </w:t>
+      </w:r>
+      <w:r>
+        <w:rPr>
+          <w:rFonts w:ascii="Arial" w:hAnsi="Arial" w:cs="Arial"/>
+        </w:rPr>
+        <w:t>平铺直叙</w:t>
+      </w:r>
+    </w:p>
+    <w:p>
+      <w:pPr>
+        <w:ind w:firstLine="420"/>
+        <w:rPr>
+          <w:rFonts w:ascii="Arial" w:hAnsi="Arial" w:cs="Arial"/>
+        </w:rPr>
+      </w:pPr>
+    </w:p>
+    <w:p>
+      <w:pPr>
+        <w:ind w:firstLine="420"/>
+        <w:rPr>
+          <w:rFonts w:ascii="Arial" w:hAnsi="Arial" w:cs="Arial" w:hint="eastAsia"/>
+        </w:rPr>
+      </w:pPr>
+      <w:r>
+        <w:rPr>
+          <w:rFonts w:ascii="Arial" w:hAnsi="Arial" w:cs="Arial" w:hint="eastAsia"/>
+        </w:rPr>
+        <w:t>并驾齐驱</w:t>
+      </w:r>
+      <w:r>
+        <w:rPr>
+          <w:rFonts w:ascii="Arial" w:hAnsi="Arial" w:cs="Arial" w:hint="eastAsia"/>
+        </w:rPr>
+        <w:t xml:space="preserve"> </w:t>
+      </w:r>
+      <w:r>
+        <w:rPr>
+          <w:rFonts w:ascii="Arial" w:hAnsi="Arial" w:cs="Arial" w:hint="eastAsia"/>
+        </w:rPr>
+        <w:t>并行不悖</w:t>
+      </w:r>
+      <w:r>
+        <w:rPr>
+          <w:rFonts w:ascii="Arial" w:hAnsi="Arial" w:cs="Arial" w:hint="eastAsia"/>
+        </w:rPr>
+        <w:t xml:space="preserve"> </w:t>
+      </w:r>
+      <w:r>
+        <w:rPr>
+          <w:rFonts w:ascii="Arial" w:hAnsi="Arial" w:cs="Arial" w:hint="eastAsia"/>
+        </w:rPr>
+        <w:t>不分伯仲</w:t>
+      </w:r>
+      <w:r>
+        <w:rPr>
+          <w:rFonts w:ascii="Arial" w:hAnsi="Arial" w:cs="Arial" w:hint="eastAsia"/>
+        </w:rPr>
+        <w:t xml:space="preserve"> </w:t>
+      </w:r>
+      <w:r>
+        <w:rPr>
+          <w:rFonts w:ascii="Arial" w:hAnsi="Arial" w:cs="Arial" w:hint="eastAsia"/>
+        </w:rPr>
+        <w:t>不期而遇</w:t>
+      </w:r>
+    </w:p>
+    <w:p>
+      <w:pPr>
+        <w:ind w:firstLine="420"/>
+        <w:rPr>
+          <w:rFonts w:ascii="Arial" w:hAnsi="Arial" w:cs="Arial"/>
+        </w:rPr>
+      </w:pPr>
+    </w:p>
+    <w:p>
+      <w:pPr>
         <w:outlineLvl w:val="0"/>
         <w:rPr>
           <w:rFonts w:ascii="Arial" w:hAnsi="Arial" w:cs="Arial"/>
@@ -10097,7 +10293,6 @@
         <w:rPr>
           <w:rFonts w:hint="eastAsia"/>
         </w:rPr>
-        <w:lastRenderedPageBreak/>
         <w:t>第三产业指的是除第一第二产业之外的其他产业，主要是服务业</w:t>
       </w:r>
     </w:p>
@@ -10433,6 +10628,7 @@
         <w:rPr>
           <w:rFonts w:hint="eastAsia"/>
         </w:rPr>
+        <w:lastRenderedPageBreak/>
         <w:t>2</w:t>
       </w:r>
       <w:r>
@@ -11814,7 +12010,6 @@
   <w:style w:type="character" w:default="1" w:styleId="a0">
     <w:name w:val="Default Paragraph Font"/>
     <w:uiPriority w:val="1"/>
-    <w:semiHidden/>
     <w:unhideWhenUsed/>
   </w:style>
   <w:style w:type="table" w:default="1" w:styleId="a1">
